--- a/dokumentumok/FelhasznaloiDokumentacio.docx
+++ b/dokumentumok/FelhasznaloiDokumentacio.docx
@@ -1,6 +1,6 @@
 
 <file path=word/document.xml><?xml version="1.0" encoding="utf-8"?>
-<w:document xmlns:wpc="http://schemas.microsoft.com/office/word/2010/wordprocessingCanvas" xmlns:cx="http://schemas.microsoft.com/office/drawing/2014/chartex" xmlns:cx1="http://schemas.microsoft.com/office/drawing/2015/9/8/chartex" xmlns:cx2="http://schemas.microsoft.com/office/drawing/2015/10/21/chartex" xmlns:cx3="http://schemas.microsoft.com/office/drawing/2016/5/9/chartex" xmlns:cx4="http://schemas.microsoft.com/office/drawing/2016/5/10/chartex" xmlns:cx5="http://schemas.microsoft.com/office/drawing/2016/5/11/chartex" xmlns:cx6="http://schemas.microsoft.com/office/drawing/2016/5/12/chartex" xmlns:cx7="http://schemas.microsoft.com/office/drawing/2016/5/13/chartex" xmlns:cx8="http://schemas.microsoft.com/office/drawing/2016/5/14/chartex" xmlns:mc="http://schemas.openxmlformats.org/markup-compatibility/2006" xmlns:aink="http://schemas.microsoft.com/office/drawing/2016/ink" xmlns:am3d="http://schemas.microsoft.com/office/drawing/2017/model3d" xmlns:o="urn:schemas-microsoft-com:office:office" xmlns:r="http://schemas.openxmlformats.org/officeDocument/2006/relationships" xmlns:m="http://schemas.openxmlformats.org/officeDocument/2006/math" xmlns:v="urn:schemas-microsoft-com:vml" xmlns:wp14="http://schemas.microsoft.com/office/word/2010/wordprocessingDrawing" xmlns:wp="http://schemas.openxmlformats.org/drawingml/2006/wordprocessingDrawing" xmlns:w10="urn:schemas-microsoft-com:office:word" xmlns:w="http://schemas.openxmlformats.org/wordprocessingml/2006/main" xmlns:w14="http://schemas.microsoft.com/office/word/2010/wordml" xmlns:w15="http://schemas.microsoft.com/office/word/2012/wordml" xmlns:w16cex="http://schemas.microsoft.com/office/word/2018/wordml/cex" xmlns:w16cid="http://schemas.microsoft.com/office/word/2016/wordml/cid" xmlns:w16="http://schemas.microsoft.com/office/word/2018/wordml" xmlns:w16sdtdh="http://schemas.microsoft.com/office/word/2020/wordml/sdtdatahash" xmlns:w16se="http://schemas.microsoft.com/office/word/2015/wordml/symex" xmlns:wpg="http://schemas.microsoft.com/office/word/2010/wordprocessingGroup" xmlns:wpi="http://schemas.microsoft.com/office/word/2010/wordprocessingInk" xmlns:wne="http://schemas.microsoft.com/office/word/2006/wordml" xmlns:wps="http://schemas.microsoft.com/office/word/2010/wordprocessingShape" mc:Ignorable="w14 w15 w16se w16cid w16 w16cex w16sdtdh wp14">
+<w:document xmlns:wpc="http://schemas.microsoft.com/office/word/2010/wordprocessingCanvas" xmlns:cx="http://schemas.microsoft.com/office/drawing/2014/chartex" xmlns:cx1="http://schemas.microsoft.com/office/drawing/2015/9/8/chartex" xmlns:cx2="http://schemas.microsoft.com/office/drawing/2015/10/21/chartex" xmlns:cx3="http://schemas.microsoft.com/office/drawing/2016/5/9/chartex" xmlns:cx4="http://schemas.microsoft.com/office/drawing/2016/5/10/chartex" xmlns:cx5="http://schemas.microsoft.com/office/drawing/2016/5/11/chartex" xmlns:cx6="http://schemas.microsoft.com/office/drawing/2016/5/12/chartex" xmlns:cx7="http://schemas.microsoft.com/office/drawing/2016/5/13/chartex" xmlns:cx8="http://schemas.microsoft.com/office/drawing/2016/5/14/chartex" xmlns:mc="http://schemas.openxmlformats.org/markup-compatibility/2006" xmlns:aink="http://schemas.microsoft.com/office/drawing/2016/ink" xmlns:am3d="http://schemas.microsoft.com/office/drawing/2017/model3d" xmlns:o="urn:schemas-microsoft-com:office:office" xmlns:oel="http://schemas.microsoft.com/office/2019/extlst" xmlns:r="http://schemas.openxmlformats.org/officeDocument/2006/relationships" xmlns:m="http://schemas.openxmlformats.org/officeDocument/2006/math" xmlns:v="urn:schemas-microsoft-com:vml" xmlns:wp14="http://schemas.microsoft.com/office/word/2010/wordprocessingDrawing" xmlns:wp="http://schemas.openxmlformats.org/drawingml/2006/wordprocessingDrawing" xmlns:w10="urn:schemas-microsoft-com:office:word" xmlns:w="http://schemas.openxmlformats.org/wordprocessingml/2006/main" xmlns:w14="http://schemas.microsoft.com/office/word/2010/wordml" xmlns:w15="http://schemas.microsoft.com/office/word/2012/wordml" xmlns:w16cex="http://schemas.microsoft.com/office/word/2018/wordml/cex" xmlns:w16cid="http://schemas.microsoft.com/office/word/2016/wordml/cid" xmlns:w16="http://schemas.microsoft.com/office/word/2018/wordml" xmlns:w16du="http://schemas.microsoft.com/office/word/2023/wordml/word16du" xmlns:w16sdtdh="http://schemas.microsoft.com/office/word/2020/wordml/sdtdatahash" xmlns:w16sdtfl="http://schemas.microsoft.com/office/word/2024/wordml/sdtformatlock" xmlns:w16se="http://schemas.microsoft.com/office/word/2015/wordml/symex" xmlns:wpg="http://schemas.microsoft.com/office/word/2010/wordprocessingGroup" xmlns:wpi="http://schemas.microsoft.com/office/word/2010/wordprocessingInk" xmlns:wne="http://schemas.microsoft.com/office/word/2006/wordml" xmlns:wps="http://schemas.microsoft.com/office/word/2010/wordprocessingShape" mc:Ignorable="w14 w15 w16se w16cid w16 w16cex w16sdtdh w16sdtfl w16du wp14">
   <w:body>
     <w:p>
       <w:pPr>
@@ -152,13 +152,23 @@
         <w:ind w:hanging="360"/>
       </w:pPr>
       <w:hyperlink r:id="rId11" w:anchor="admin-fel%C3%BClet">
+        <w:proofErr w:type="spellStart"/>
         <w:r>
           <w:rPr>
             <w:color w:val="467886"/>
             <w:sz w:val="24"/>
             <w:u w:val="single" w:color="467886"/>
           </w:rPr>
-          <w:t>Admin Felület</w:t>
+          <w:t>Admin</w:t>
+        </w:r>
+        <w:proofErr w:type="spellEnd"/>
+        <w:r>
+          <w:rPr>
+            <w:color w:val="467886"/>
+            <w:sz w:val="24"/>
+            <w:u w:val="single" w:color="467886"/>
+          </w:rPr>
+          <w:t xml:space="preserve"> Felület</w:t>
         </w:r>
       </w:hyperlink>
       <w:hyperlink r:id="rId12" w:anchor="admin-fel%C3%BClet">
@@ -202,13 +212,7 @@
         <w:rPr>
           <w:sz w:val="24"/>
         </w:rPr>
-        <w:t>A Minőségbiztosítási Kérdőív egy webes alkalmazás, amely lehetővé teszi a diákoknak, hogy értékeljenek tanárokat egy strukturált kérdőív segítségével. Az adminisztrátorok kezelhetik a kérdéseket, megtekinthetik az eredményeket és</w:t>
-      </w:r>
-      <w:r>
-        <w:rPr>
-          <w:sz w:val="24"/>
-        </w:rPr>
-        <w:t xml:space="preserve"> kontrolálhatják a kérdőívek állapotát. </w:t>
+        <w:t xml:space="preserve">A Minőségbiztosítási Kérdőív egy webes alkalmazás, amely lehetővé teszi a diákoknak, hogy értékeljenek tanárokat egy strukturált kérdőív segítségével. Az adminisztrátorok kezelhetik a kérdéseket, megtekinthetik az eredményeket és kontrolálhatják a kérdőívek állapotát. </w:t>
       </w:r>
     </w:p>
     <w:p>
@@ -258,6 +262,7 @@
         <w:spacing w:after="0" w:line="271" w:lineRule="auto"/>
         <w:ind w:hanging="360"/>
       </w:pPr>
+      <w:proofErr w:type="spellStart"/>
       <w:r>
         <w:rPr>
           <w:b/>
@@ -265,6 +270,7 @@
         </w:rPr>
         <w:t>Admin</w:t>
       </w:r>
+      <w:proofErr w:type="spellEnd"/>
       <w:r>
         <w:rPr>
           <w:sz w:val="24"/>
@@ -425,6 +431,7 @@
       </w:pPr>
       <w:r>
         <w:rPr>
+          <w:noProof/>
           <w:sz w:val="24"/>
         </w:rPr>
         <w:drawing>
@@ -475,9 +482,14 @@
         <w:pStyle w:val="Cmsor2"/>
         <w:ind w:left="-5"/>
       </w:pPr>
+      <w:proofErr w:type="spellStart"/>
       <w:r>
         <w:lastRenderedPageBreak/>
-        <w:t>Admin Bejelentkezés</w:t>
+        <w:t>Admin</w:t>
+      </w:r>
+      <w:proofErr w:type="spellEnd"/>
+      <w:r>
+        <w:t xml:space="preserve"> Bejelentkezés</w:t>
       </w:r>
       <w:r>
         <w:rPr>
@@ -509,7 +521,7 @@
           <w:ilvl w:val="0"/>
           <w:numId w:val="4"/>
         </w:numPr>
-        <w:spacing w:after="24"/>
+        <w:spacing w:after="16" w:line="269" w:lineRule="auto"/>
         <w:ind w:hanging="360"/>
         <w:jc w:val="both"/>
       </w:pPr>
@@ -517,20 +529,7 @@
         <w:rPr>
           <w:sz w:val="24"/>
         </w:rPr>
-        <w:t xml:space="preserve">Kattints az </w:t>
-      </w:r>
-      <w:r>
-        <w:rPr>
-          <w:b/>
-          <w:sz w:val="24"/>
-        </w:rPr>
-        <w:t>"Admin bejelentkezés"</w:t>
-      </w:r>
-      <w:r>
-        <w:rPr>
-          <w:sz w:val="24"/>
-        </w:rPr>
-        <w:t xml:space="preserve"> linkre </w:t>
+        <w:t xml:space="preserve">Add meg az adminisztrátori hitelesítési adatokat </w:t>
       </w:r>
     </w:p>
     <w:p>
@@ -547,23 +546,6 @@
         <w:rPr>
           <w:sz w:val="24"/>
         </w:rPr>
-        <w:t xml:space="preserve">Add meg az adminisztrátori hitelesítési adatokat </w:t>
-      </w:r>
-    </w:p>
-    <w:p>
-      <w:pPr>
-        <w:numPr>
-          <w:ilvl w:val="0"/>
-          <w:numId w:val="4"/>
-        </w:numPr>
-        <w:spacing w:after="16" w:line="269" w:lineRule="auto"/>
-        <w:ind w:hanging="360"/>
-        <w:jc w:val="both"/>
-      </w:pPr>
-      <w:r>
-        <w:rPr>
-          <w:sz w:val="24"/>
-        </w:rPr>
         <w:t xml:space="preserve">Kattints a </w:t>
       </w:r>
       <w:r>
@@ -594,7 +576,21 @@
         <w:rPr>
           <w:sz w:val="24"/>
         </w:rPr>
-        <w:t xml:space="preserve">Az admin panelre kerülsz </w:t>
+        <w:t xml:space="preserve">Az </w:t>
+      </w:r>
+      <w:proofErr w:type="spellStart"/>
+      <w:r>
+        <w:rPr>
+          <w:sz w:val="24"/>
+        </w:rPr>
+        <w:t>admin</w:t>
+      </w:r>
+      <w:proofErr w:type="spellEnd"/>
+      <w:r>
+        <w:rPr>
+          <w:sz w:val="24"/>
+        </w:rPr>
+        <w:t xml:space="preserve"> panelre kerülsz </w:t>
       </w:r>
     </w:p>
     <w:p>
@@ -605,6 +601,7 @@
       <w:r>
         <w:rPr>
           <w:b/>
+          <w:noProof/>
           <w:sz w:val="24"/>
         </w:rPr>
         <w:drawing>
@@ -655,21 +652,7 @@
           <w:rFonts w:ascii="Segoe UI Emoji" w:eastAsia="Segoe UI Emoji" w:hAnsi="Segoe UI Emoji" w:cs="Segoe UI Emoji"/>
           <w:b w:val="0"/>
         </w:rPr>
-        <w:t>👨</w:t>
-      </w:r>
-      <w:r>
-        <w:rPr>
-          <w:rFonts w:ascii="Segoe UI Emoji" w:eastAsia="Segoe UI Emoji" w:hAnsi="Segoe UI Emoji" w:cs="Segoe UI Emoji"/>
-          <w:b w:val="0"/>
-        </w:rPr>
-        <w:t>‍</w:t>
-      </w:r>
-      <w:r>
-        <w:rPr>
-          <w:rFonts w:ascii="Segoe UI Emoji" w:eastAsia="Segoe UI Emoji" w:hAnsi="Segoe UI Emoji" w:cs="Segoe UI Emoji"/>
-          <w:b w:val="0"/>
-        </w:rPr>
-        <w:t>🎓</w:t>
+        <w:t>👨‍🎓</w:t>
       </w:r>
       <w:r>
         <w:t xml:space="preserve"> Diák Felület</w:t>
@@ -688,10 +671,7 @@
         <w:ind w:left="-5"/>
       </w:pPr>
       <w:r>
-        <w:t>1. Hiányzó É</w:t>
-      </w:r>
-      <w:r>
-        <w:t>rtékelések Oldal</w:t>
+        <w:t>1. Hiányzó Értékelések Oldal</w:t>
       </w:r>
       <w:r>
         <w:rPr>
@@ -755,36 +735,6 @@
           <w:ilvl w:val="0"/>
           <w:numId w:val="5"/>
         </w:numPr>
-        <w:spacing w:after="16" w:line="269" w:lineRule="auto"/>
-        <w:ind w:hanging="360"/>
-        <w:jc w:val="both"/>
-      </w:pPr>
-      <w:r>
-        <w:rPr>
-          <w:sz w:val="24"/>
-        </w:rPr>
-        <w:t xml:space="preserve">Minden tanár mellett egy </w:t>
-      </w:r>
-      <w:r>
-        <w:rPr>
-          <w:b/>
-          <w:sz w:val="24"/>
-        </w:rPr>
-        <w:t>"Értékelés"</w:t>
-      </w:r>
-      <w:r>
-        <w:rPr>
-          <w:sz w:val="24"/>
-        </w:rPr>
-        <w:t xml:space="preserve"> gomb van </w:t>
-      </w:r>
-    </w:p>
-    <w:p>
-      <w:pPr>
-        <w:numPr>
-          <w:ilvl w:val="0"/>
-          <w:numId w:val="5"/>
-        </w:numPr>
         <w:spacing w:after="231" w:line="269" w:lineRule="auto"/>
         <w:ind w:hanging="360"/>
         <w:jc w:val="both"/>
@@ -793,7 +743,13 @@
         <w:rPr>
           <w:sz w:val="24"/>
         </w:rPr>
-        <w:t xml:space="preserve">Kattintva az értékelési oldalra kerülsz az adott tanárhoz </w:t>
+        <w:t>A tanár kiválasztása után az értékelés gombra k</w:t>
+      </w:r>
+      <w:r>
+        <w:rPr>
+          <w:sz w:val="24"/>
+        </w:rPr>
+        <w:t>attintva az értékelési oldalra kerülsz</w:t>
       </w:r>
     </w:p>
     <w:p>
@@ -803,6 +759,9 @@
         <w:jc w:val="center"/>
       </w:pPr>
       <w:r>
+        <w:rPr>
+          <w:noProof/>
+        </w:rPr>
         <w:drawing>
           <wp:inline distT="0" distB="0" distL="0" distR="0" wp14:anchorId="087F9A11" wp14:editId="7550D79B">
             <wp:extent cx="4341412" cy="1505505"/>
@@ -877,7 +836,6 @@
           <w:b/>
           <w:sz w:val="24"/>
         </w:rPr>
-        <w:lastRenderedPageBreak/>
         <w:t>Hogyan működik:</w:t>
       </w:r>
       <w:r>
@@ -901,6 +859,7 @@
         <w:rPr>
           <w:sz w:val="24"/>
         </w:rPr>
+        <w:lastRenderedPageBreak/>
         <w:t xml:space="preserve">Több kérdés található </w:t>
       </w:r>
     </w:p>
@@ -998,6 +957,7 @@
       <w:r>
         <w:rPr>
           <w:b/>
+          <w:noProof/>
           <w:sz w:val="24"/>
         </w:rPr>
         <w:drawing>
@@ -1167,10 +1127,7 @@
         <w:ind w:left="-5"/>
       </w:pPr>
       <w:r>
-        <w:t>3. Értékelt T</w:t>
-      </w:r>
-      <w:r>
-        <w:t>anárok</w:t>
+        <w:t>3. Értékelt Tanárok</w:t>
       </w:r>
       <w:r>
         <w:rPr>
@@ -1198,6 +1155,9 @@
         <w:jc w:val="center"/>
       </w:pPr>
       <w:r>
+        <w:rPr>
+          <w:noProof/>
+        </w:rPr>
         <w:drawing>
           <wp:inline distT="0" distB="0" distL="0" distR="0" wp14:anchorId="562652AD" wp14:editId="6872FACA">
             <wp:extent cx="2341313" cy="1025719"/>
@@ -1245,18 +1205,18 @@
           <w:rFonts w:ascii="Segoe UI Emoji" w:eastAsia="Segoe UI Emoji" w:hAnsi="Segoe UI Emoji" w:cs="Segoe UI Emoji"/>
           <w:b w:val="0"/>
         </w:rPr>
-        <w:lastRenderedPageBreak/>
-        <w:t>⚙</w:t>
-      </w:r>
-      <w:r>
-        <w:rPr>
-          <w:rFonts w:ascii="Segoe UI Emoji" w:eastAsia="Segoe UI Emoji" w:hAnsi="Segoe UI Emoji" w:cs="Segoe UI Emoji"/>
-          <w:b w:val="0"/>
-        </w:rPr>
-        <w:t>️</w:t>
-      </w:r>
-      <w:r>
-        <w:t xml:space="preserve"> Admin Felület</w:t>
+        <w:t>⚙️</w:t>
+      </w:r>
+      <w:r>
+        <w:t xml:space="preserve"> </w:t>
+      </w:r>
+      <w:proofErr w:type="spellStart"/>
+      <w:r>
+        <w:t>Admin</w:t>
+      </w:r>
+      <w:proofErr w:type="spellEnd"/>
+      <w:r>
+        <w:t xml:space="preserve"> Felület</w:t>
       </w:r>
       <w:r>
         <w:rPr>
@@ -1275,7 +1235,21 @@
         <w:rPr>
           <w:sz w:val="24"/>
         </w:rPr>
-        <w:t xml:space="preserve">Az admin panel bal oldalon egy </w:t>
+        <w:t xml:space="preserve">Az </w:t>
+      </w:r>
+      <w:proofErr w:type="spellStart"/>
+      <w:r>
+        <w:rPr>
+          <w:sz w:val="24"/>
+        </w:rPr>
+        <w:t>admin</w:t>
+      </w:r>
+      <w:proofErr w:type="spellEnd"/>
+      <w:r>
+        <w:rPr>
+          <w:sz w:val="24"/>
+        </w:rPr>
+        <w:t xml:space="preserve"> panel bal oldalon egy </w:t>
       </w:r>
       <w:r>
         <w:rPr>
@@ -1288,13 +1262,7 @@
         <w:rPr>
           <w:sz w:val="24"/>
         </w:rPr>
-        <w:t xml:space="preserve"> </w:t>
-      </w:r>
-      <w:r>
-        <w:rPr>
-          <w:sz w:val="24"/>
-        </w:rPr>
-        <w:t xml:space="preserve">rendelkezik. A menü a következő lehetőségeket tartalmazza: </w:t>
+        <w:t xml:space="preserve"> rendelkezik. A menü a következő lehetőségeket tartalmazza: </w:t>
       </w:r>
     </w:p>
     <w:p>
@@ -1305,6 +1273,10 @@
         <w:jc w:val="center"/>
       </w:pPr>
       <w:r>
+        <w:rPr>
+          <w:noProof/>
+        </w:rPr>
+        <w:lastRenderedPageBreak/>
         <w:drawing>
           <wp:inline distT="0" distB="0" distL="0" distR="0" wp14:anchorId="66D31F11" wp14:editId="0CD6B184">
             <wp:extent cx="1574828" cy="1773140"/>
@@ -1409,13 +1381,7 @@
         <w:rPr>
           <w:sz w:val="24"/>
         </w:rPr>
-        <w:t>: Az értékelési id</w:t>
-      </w:r>
-      <w:r>
-        <w:rPr>
-          <w:sz w:val="24"/>
-        </w:rPr>
-        <w:t xml:space="preserve">őszak megnyitása (diákok hozzáférnek az értékeléshez) </w:t>
+        <w:t xml:space="preserve">: Az értékelési időszak megnyitása (diákok hozzáférnek az értékeléshez) </w:t>
       </w:r>
     </w:p>
     <w:p>
@@ -1527,6 +1493,7 @@
       <w:r>
         <w:rPr>
           <w:b w:val="0"/>
+          <w:noProof/>
         </w:rPr>
         <w:drawing>
           <wp:inline distT="0" distB="0" distL="0" distR="0" wp14:anchorId="657B48DF" wp14:editId="22AF8EEF">
@@ -1570,6 +1537,7 @@
       <w:r>
         <w:rPr>
           <w:b w:val="0"/>
+          <w:noProof/>
         </w:rPr>
         <w:drawing>
           <wp:inline distT="0" distB="0" distL="0" distR="0" wp14:anchorId="1BCCA13C" wp14:editId="780416FA">
@@ -1624,13 +1592,7 @@
         <w:rPr>
           <w:sz w:val="24"/>
         </w:rPr>
-        <w:t xml:space="preserve"> Csak az egyik gomb aktív egyszerre. Ha a kérdőív nyitva van,</w:t>
-      </w:r>
-      <w:r>
-        <w:rPr>
-          <w:sz w:val="24"/>
-        </w:rPr>
-        <w:t xml:space="preserve"> csak a "LEZÁRÁS" gomb kattintható. </w:t>
+        <w:t xml:space="preserve"> Csak az egyik gomb aktív egyszerre. Ha a kérdőív nyitva van, csak a "LEZÁRÁS" gomb kattintható. </w:t>
       </w:r>
     </w:p>
     <w:p>
@@ -1658,13 +1620,7 @@
         <w:rPr>
           <w:sz w:val="24"/>
         </w:rPr>
-        <w:t>Itt lehet</w:t>
-      </w:r>
-      <w:r>
-        <w:rPr>
-          <w:sz w:val="24"/>
-        </w:rPr>
-        <w:t xml:space="preserve"> szerkeszteni és törölni az értékelési kérdéseket. </w:t>
+        <w:t xml:space="preserve">Itt lehet szerkeszteni és törölni az értékelési kérdéseket. </w:t>
       </w:r>
     </w:p>
     <w:p>
@@ -1679,6 +1635,7 @@
       <w:r>
         <w:rPr>
           <w:b w:val="0"/>
+          <w:noProof/>
         </w:rPr>
         <w:drawing>
           <wp:inline distT="0" distB="0" distL="0" distR="0" wp14:anchorId="5EBCD827" wp14:editId="7010256A">
@@ -1728,15 +1685,7 @@
           <w:b/>
           <w:sz w:val="24"/>
         </w:rPr>
-        <w:lastRenderedPageBreak/>
-        <w:t>Ú</w:t>
-      </w:r>
-      <w:r>
-        <w:rPr>
-          <w:b/>
-          <w:sz w:val="24"/>
-        </w:rPr>
-        <w:t>j kérdés hozzáadása:</w:t>
+        <w:t>Új kérdés hozzáadása:</w:t>
       </w:r>
       <w:r>
         <w:rPr>
@@ -1758,6 +1707,7 @@
         <w:rPr>
           <w:sz w:val="24"/>
         </w:rPr>
+        <w:lastRenderedPageBreak/>
         <w:t xml:space="preserve">Írd be a </w:t>
       </w:r>
       <w:r>
@@ -1830,6 +1780,7 @@
       </w:pPr>
       <w:r>
         <w:rPr>
+          <w:noProof/>
           <w:sz w:val="24"/>
         </w:rPr>
         <w:drawing>
@@ -1894,14 +1845,7 @@
           <w:b/>
           <w:sz w:val="24"/>
         </w:rPr>
-        <w:t>K</w:t>
-      </w:r>
-      <w:r>
-        <w:rPr>
-          <w:b/>
-          <w:sz w:val="24"/>
-        </w:rPr>
-        <w:t>érdés szerkesztése:</w:t>
+        <w:t>Kérdés szerkesztése:</w:t>
       </w:r>
       <w:r>
         <w:rPr>
@@ -1998,6 +1942,9 @@
         <w:jc w:val="center"/>
       </w:pPr>
       <w:r>
+        <w:rPr>
+          <w:noProof/>
+        </w:rPr>
         <w:drawing>
           <wp:inline distT="0" distB="0" distL="0" distR="0" wp14:anchorId="24A346EB" wp14:editId="1BAA91D3">
             <wp:extent cx="4572000" cy="1181100"/>
@@ -2068,13 +2015,7 @@
         <w:rPr>
           <w:sz w:val="24"/>
         </w:rPr>
-        <w:t>Keresd me</w:t>
-      </w:r>
-      <w:r>
-        <w:rPr>
-          <w:sz w:val="24"/>
-        </w:rPr>
-        <w:t xml:space="preserve">g a törölni kívánt kérdést </w:t>
+        <w:t xml:space="preserve">Keresd meg a törölni kívánt kérdést </w:t>
       </w:r>
     </w:p>
     <w:p>
@@ -2173,7 +2114,23 @@
           <w:b/>
           <w:sz w:val="24"/>
         </w:rPr>
-        <w:t>[KÉPERNYŐKÉP: Eredmények oldal - tanár kiválasztó dropdown]</w:t>
+        <w:t xml:space="preserve">[KÉPERNYŐKÉP: Eredmények oldal - tanár kiválasztó </w:t>
+      </w:r>
+      <w:proofErr w:type="spellStart"/>
+      <w:r>
+        <w:rPr>
+          <w:b/>
+          <w:sz w:val="24"/>
+        </w:rPr>
+        <w:t>dropdown</w:t>
+      </w:r>
+      <w:proofErr w:type="spellEnd"/>
+      <w:r>
+        <w:rPr>
+          <w:b/>
+          <w:sz w:val="24"/>
+        </w:rPr>
+        <w:t>]</w:t>
       </w:r>
       <w:r>
         <w:rPr>
@@ -2206,12 +2163,14 @@
         <w:spacing w:after="16" w:line="269" w:lineRule="auto"/>
         <w:ind w:left="356" w:right="1804" w:hanging="10"/>
         <w:jc w:val="both"/>
-      </w:pPr>
-      <w:r>
-        <w:rPr>
-          <w:sz w:val="24"/>
-        </w:rPr>
-        <w:lastRenderedPageBreak/>
+        <w:rPr>
+          <w:sz w:val="24"/>
+        </w:rPr>
+      </w:pPr>
+      <w:r>
+        <w:rPr>
+          <w:sz w:val="24"/>
+        </w:rPr>
         <w:t>1.</w:t>
       </w:r>
       <w:r>
@@ -2238,7 +2197,23 @@
         <w:rPr>
           <w:sz w:val="24"/>
         </w:rPr>
-        <w:t xml:space="preserve"> legördülő menüből 2.</w:t>
+        <w:t xml:space="preserve"> legördülő menüből </w:t>
+      </w:r>
+    </w:p>
+    <w:p>
+      <w:pPr>
+        <w:spacing w:after="16" w:line="269" w:lineRule="auto"/>
+        <w:ind w:left="356" w:right="1804" w:hanging="10"/>
+        <w:jc w:val="both"/>
+        <w:rPr>
+          <w:sz w:val="24"/>
+        </w:rPr>
+      </w:pPr>
+      <w:r>
+        <w:rPr>
+          <w:sz w:val="24"/>
+        </w:rPr>
+        <w:t>2.</w:t>
       </w:r>
       <w:r>
         <w:rPr>
@@ -2251,7 +2226,20 @@
         <w:rPr>
           <w:sz w:val="24"/>
         </w:rPr>
-        <w:t>Az oldalon megjelenik egy táblázat az adott tanár statisztikáival 3.</w:t>
+        <w:t>Az oldalon megjelenik egy táblázat az adott tanár statisztikáival</w:t>
+      </w:r>
+    </w:p>
+    <w:p>
+      <w:pPr>
+        <w:spacing w:after="16" w:line="269" w:lineRule="auto"/>
+        <w:ind w:left="356" w:right="1804" w:hanging="10"/>
+        <w:jc w:val="both"/>
+      </w:pPr>
+      <w:r>
+        <w:rPr>
+          <w:sz w:val="24"/>
+        </w:rPr>
+        <w:t>3.</w:t>
       </w:r>
       <w:r>
         <w:rPr>
@@ -2282,6 +2270,7 @@
           <w:b/>
           <w:sz w:val="24"/>
         </w:rPr>
+        <w:lastRenderedPageBreak/>
         <w:t>Kérdés</w:t>
       </w:r>
       <w:r>
@@ -2330,14 +2319,7 @@
           <w:b/>
           <w:sz w:val="24"/>
         </w:rPr>
-        <w:t xml:space="preserve">Kitöltések </w:t>
-      </w:r>
-      <w:r>
-        <w:rPr>
-          <w:b/>
-          <w:sz w:val="24"/>
-        </w:rPr>
-        <w:t>száma</w:t>
+        <w:t>Kitöltések száma</w:t>
       </w:r>
       <w:r>
         <w:rPr>
@@ -2345,18 +2327,47 @@
         </w:rPr>
         <w:t xml:space="preserve">: Hányan válaszoltak erre a kérdésre </w:t>
       </w:r>
-      <w:r>
-        <w:rPr>
-          <w:b/>
-          <w:sz w:val="24"/>
-        </w:rPr>
-        <w:t>[KÉPERNYŐKÉP: Eredmények oldal - kitöltött statisztikák táblázat]</w:t>
-      </w:r>
-      <w:r>
-        <w:rPr>
-          <w:sz w:val="24"/>
-        </w:rPr>
-        <w:t xml:space="preserve"> </w:t>
+    </w:p>
+    <w:p>
+      <w:pPr>
+        <w:spacing w:after="0" w:line="475" w:lineRule="auto"/>
+      </w:pPr>
+      <w:r>
+        <w:drawing>
+          <wp:inline distT="0" distB="0" distL="0" distR="0" wp14:anchorId="75F7F375" wp14:editId="3B53540D">
+            <wp:extent cx="5715000" cy="1353185"/>
+            <wp:effectExtent l="0" t="0" r="0" b="0"/>
+            <wp:docPr id="539319709" name="Kép 1"/>
+            <wp:cNvGraphicFramePr>
+              <a:graphicFrameLocks xmlns:a="http://schemas.openxmlformats.org/drawingml/2006/main" noChangeAspect="1"/>
+            </wp:cNvGraphicFramePr>
+            <a:graphic xmlns:a="http://schemas.openxmlformats.org/drawingml/2006/main">
+              <a:graphicData uri="http://schemas.openxmlformats.org/drawingml/2006/picture">
+                <pic:pic xmlns:pic="http://schemas.openxmlformats.org/drawingml/2006/picture">
+                  <pic:nvPicPr>
+                    <pic:cNvPr id="539319709" name=""/>
+                    <pic:cNvPicPr/>
+                  </pic:nvPicPr>
+                  <pic:blipFill>
+                    <a:blip r:embed="rId24"/>
+                    <a:stretch>
+                      <a:fillRect/>
+                    </a:stretch>
+                  </pic:blipFill>
+                  <pic:spPr>
+                    <a:xfrm>
+                      <a:off x="0" y="0"/>
+                      <a:ext cx="5715000" cy="1353185"/>
+                    </a:xfrm>
+                    <a:prstGeom prst="rect">
+                      <a:avLst/>
+                    </a:prstGeom>
+                  </pic:spPr>
+                </pic:pic>
+              </a:graphicData>
+            </a:graphic>
+          </wp:inline>
+        </w:drawing>
       </w:r>
     </w:p>
     <w:p>
@@ -2460,13 +2471,7 @@
         <w:rPr>
           <w:sz w:val="24"/>
         </w:rPr>
-        <w:t>1.0-1.4: Komol</w:t>
-      </w:r>
-      <w:r>
-        <w:rPr>
-          <w:sz w:val="24"/>
-        </w:rPr>
-        <w:t xml:space="preserve">y fejlesztésre szorulva </w:t>
+        <w:t xml:space="preserve">1.0-1.4: Komoly fejlesztésre szorulva </w:t>
       </w:r>
     </w:p>
     <w:p>
@@ -2551,7 +2556,7 @@
         <w:rPr>
           <w:sz w:val="24"/>
         </w:rPr>
-        <w:t xml:space="preserve">A kijelentkezéshez zárd be a böngészőt vagy válts másik alkalmazásra </w:t>
+        <w:t>A kijelentkezéshez zárd be a böngészőt</w:t>
       </w:r>
     </w:p>
     <w:p>
@@ -2559,12 +2564,21 @@
         <w:spacing w:after="264"/>
         <w:ind w:left="-5" w:right="107" w:hanging="10"/>
       </w:pPr>
+      <w:proofErr w:type="spellStart"/>
       <w:r>
         <w:rPr>
           <w:b/>
           <w:sz w:val="24"/>
         </w:rPr>
-        <w:t>Admin oldalról:</w:t>
+        <w:t>Admin</w:t>
+      </w:r>
+      <w:proofErr w:type="spellEnd"/>
+      <w:r>
+        <w:rPr>
+          <w:b/>
+          <w:sz w:val="24"/>
+        </w:rPr>
+        <w:t xml:space="preserve"> oldalról:</w:t>
       </w:r>
       <w:r>
         <w:rPr>
@@ -2641,30 +2655,47 @@
       <w:pPr>
         <w:spacing w:after="266"/>
         <w:ind w:left="-5" w:hanging="10"/>
-      </w:pPr>
-      <w:r>
-        <w:rPr>
-          <w:b/>
-          <w:sz w:val="24"/>
-        </w:rPr>
-        <w:t>[KÉPERNYŐKÉP: Admin menü - Kijelentkezés gomb]</w:t>
-      </w:r>
-      <w:r>
-        <w:rPr>
-          <w:sz w:val="24"/>
-        </w:rPr>
-        <w:t xml:space="preserve"> </w:t>
-      </w:r>
-    </w:p>
-    <w:p>
-      <w:pPr>
-        <w:spacing w:after="503"/>
-      </w:pPr>
-      <w:r>
-        <w:rPr>
-          <w:sz w:val="24"/>
-        </w:rPr>
-        <w:t xml:space="preserve"> </w:t>
+        <w:jc w:val="center"/>
+      </w:pPr>
+      <w:r>
+        <w:rPr>
+          <w:sz w:val="24"/>
+        </w:rPr>
+        <w:drawing>
+          <wp:inline distT="0" distB="0" distL="0" distR="0" wp14:anchorId="06E3F586" wp14:editId="6FB95990">
+            <wp:extent cx="2842260" cy="749044"/>
+            <wp:effectExtent l="0" t="0" r="0" b="0"/>
+            <wp:docPr id="926568082" name="Kép 1"/>
+            <wp:cNvGraphicFramePr>
+              <a:graphicFrameLocks xmlns:a="http://schemas.openxmlformats.org/drawingml/2006/main" noChangeAspect="1"/>
+            </wp:cNvGraphicFramePr>
+            <a:graphic xmlns:a="http://schemas.openxmlformats.org/drawingml/2006/main">
+              <a:graphicData uri="http://schemas.openxmlformats.org/drawingml/2006/picture">
+                <pic:pic xmlns:pic="http://schemas.openxmlformats.org/drawingml/2006/picture">
+                  <pic:nvPicPr>
+                    <pic:cNvPr id="926568082" name=""/>
+                    <pic:cNvPicPr/>
+                  </pic:nvPicPr>
+                  <pic:blipFill>
+                    <a:blip r:embed="rId25"/>
+                    <a:stretch>
+                      <a:fillRect/>
+                    </a:stretch>
+                  </pic:blipFill>
+                  <pic:spPr>
+                    <a:xfrm>
+                      <a:off x="0" y="0"/>
+                      <a:ext cx="2870642" cy="756524"/>
+                    </a:xfrm>
+                    <a:prstGeom prst="rect">
+                      <a:avLst/>
+                    </a:prstGeom>
+                  </pic:spPr>
+                </pic:pic>
+              </a:graphicData>
+            </a:graphic>
+          </wp:inline>
+        </w:drawing>
       </w:r>
     </w:p>
     <w:p>
@@ -2680,10 +2711,7 @@
         <w:t>✅</w:t>
       </w:r>
       <w:r>
-        <w:t xml:space="preserve"> </w:t>
-      </w:r>
-      <w:r>
-        <w:t>Összefoglalás</w:t>
+        <w:t xml:space="preserve"> Összefoglalás</w:t>
       </w:r>
       <w:r>
         <w:rPr>
@@ -2732,6 +2760,7 @@
           <w:b/>
           <w:sz w:val="24"/>
         </w:rPr>
+        <w:lastRenderedPageBreak/>
         <w:t>Adminisztrátorok</w:t>
       </w:r>
       <w:r>
@@ -2762,13 +2791,7 @@
         <w:rPr>
           <w:sz w:val="24"/>
         </w:rPr>
-        <w:t>: Anonim, egyszer adható be, nem módosíth</w:t>
-      </w:r>
-      <w:r>
-        <w:rPr>
-          <w:sz w:val="24"/>
-        </w:rPr>
-        <w:t xml:space="preserve">ató </w:t>
+        <w:t xml:space="preserve">: Anonim, egyszer adható be, nem módosítható </w:t>
       </w:r>
     </w:p>
     <w:p>
@@ -2805,7 +2828,7 @@
 </file>
 
 <file path=word/numbering.xml><?xml version="1.0" encoding="utf-8"?>
-<w:numbering xmlns:wpc="http://schemas.microsoft.com/office/word/2010/wordprocessingCanvas" xmlns:cx="http://schemas.microsoft.com/office/drawing/2014/chartex" xmlns:cx1="http://schemas.microsoft.com/office/drawing/2015/9/8/chartex" xmlns:cx2="http://schemas.microsoft.com/office/drawing/2015/10/21/chartex" xmlns:cx3="http://schemas.microsoft.com/office/drawing/2016/5/9/chartex" xmlns:cx4="http://schemas.microsoft.com/office/drawing/2016/5/10/chartex" xmlns:cx5="http://schemas.microsoft.com/office/drawing/2016/5/11/chartex" xmlns:cx6="http://schemas.microsoft.com/office/drawing/2016/5/12/chartex" xmlns:cx7="http://schemas.microsoft.com/office/drawing/2016/5/13/chartex" xmlns:cx8="http://schemas.microsoft.com/office/drawing/2016/5/14/chartex" xmlns:mc="http://schemas.openxmlformats.org/markup-compatibility/2006" xmlns:aink="http://schemas.microsoft.com/office/drawing/2016/ink" xmlns:am3d="http://schemas.microsoft.com/office/drawing/2017/model3d" xmlns:o="urn:schemas-microsoft-com:office:office" xmlns:r="http://schemas.openxmlformats.org/officeDocument/2006/relationships" xmlns:m="http://schemas.openxmlformats.org/officeDocument/2006/math" xmlns:v="urn:schemas-microsoft-com:vml" xmlns:wp14="http://schemas.microsoft.com/office/word/2010/wordprocessingDrawing" xmlns:wp="http://schemas.openxmlformats.org/drawingml/2006/wordprocessingDrawing" xmlns:w10="urn:schemas-microsoft-com:office:word" xmlns:w="http://schemas.openxmlformats.org/wordprocessingml/2006/main" xmlns:w14="http://schemas.microsoft.com/office/word/2010/wordml" xmlns:w15="http://schemas.microsoft.com/office/word/2012/wordml" xmlns:w16cex="http://schemas.microsoft.com/office/word/2018/wordml/cex" xmlns:w16cid="http://schemas.microsoft.com/office/word/2016/wordml/cid" xmlns:w16="http://schemas.microsoft.com/office/word/2018/wordml" xmlns:w16sdtdh="http://schemas.microsoft.com/office/word/2020/wordml/sdtdatahash" xmlns:w16se="http://schemas.microsoft.com/office/word/2015/wordml/symex" xmlns:wpg="http://schemas.microsoft.com/office/word/2010/wordprocessingGroup" xmlns:wpi="http://schemas.microsoft.com/office/word/2010/wordprocessingInk" xmlns:wne="http://schemas.microsoft.com/office/word/2006/wordml" xmlns:wps="http://schemas.microsoft.com/office/word/2010/wordprocessingShape" mc:Ignorable="w14 w15 w16se w16cid w16 w16cex w16sdtdh wp14">
+<w:numbering xmlns:wpc="http://schemas.microsoft.com/office/word/2010/wordprocessingCanvas" xmlns:cx="http://schemas.microsoft.com/office/drawing/2014/chartex" xmlns:cx1="http://schemas.microsoft.com/office/drawing/2015/9/8/chartex" xmlns:cx2="http://schemas.microsoft.com/office/drawing/2015/10/21/chartex" xmlns:cx3="http://schemas.microsoft.com/office/drawing/2016/5/9/chartex" xmlns:cx4="http://schemas.microsoft.com/office/drawing/2016/5/10/chartex" xmlns:cx5="http://schemas.microsoft.com/office/drawing/2016/5/11/chartex" xmlns:cx6="http://schemas.microsoft.com/office/drawing/2016/5/12/chartex" xmlns:cx7="http://schemas.microsoft.com/office/drawing/2016/5/13/chartex" xmlns:cx8="http://schemas.microsoft.com/office/drawing/2016/5/14/chartex" xmlns:mc="http://schemas.openxmlformats.org/markup-compatibility/2006" xmlns:aink="http://schemas.microsoft.com/office/drawing/2016/ink" xmlns:am3d="http://schemas.microsoft.com/office/drawing/2017/model3d" xmlns:o="urn:schemas-microsoft-com:office:office" xmlns:oel="http://schemas.microsoft.com/office/2019/extlst" xmlns:r="http://schemas.openxmlformats.org/officeDocument/2006/relationships" xmlns:m="http://schemas.openxmlformats.org/officeDocument/2006/math" xmlns:v="urn:schemas-microsoft-com:vml" xmlns:wp14="http://schemas.microsoft.com/office/word/2010/wordprocessingDrawing" xmlns:wp="http://schemas.openxmlformats.org/drawingml/2006/wordprocessingDrawing" xmlns:w10="urn:schemas-microsoft-com:office:word" xmlns:w="http://schemas.openxmlformats.org/wordprocessingml/2006/main" xmlns:w14="http://schemas.microsoft.com/office/word/2010/wordml" xmlns:w15="http://schemas.microsoft.com/office/word/2012/wordml" xmlns:w16cex="http://schemas.microsoft.com/office/word/2018/wordml/cex" xmlns:w16cid="http://schemas.microsoft.com/office/word/2016/wordml/cid" xmlns:w16="http://schemas.microsoft.com/office/word/2018/wordml" xmlns:w16du="http://schemas.microsoft.com/office/word/2023/wordml/word16du" xmlns:w16sdtdh="http://schemas.microsoft.com/office/word/2020/wordml/sdtdatahash" xmlns:w16sdtfl="http://schemas.microsoft.com/office/word/2024/wordml/sdtformatlock" xmlns:w16se="http://schemas.microsoft.com/office/word/2015/wordml/symex" xmlns:wpg="http://schemas.microsoft.com/office/word/2010/wordprocessingGroup" xmlns:wpi="http://schemas.microsoft.com/office/word/2010/wordprocessingInk" xmlns:wne="http://schemas.microsoft.com/office/word/2006/wordml" xmlns:wps="http://schemas.microsoft.com/office/word/2010/wordprocessingShape" mc:Ignorable="w14 w15 w16se w16cid w16 w16cex w16sdtdh w16sdtfl w16du wp14">
   <w:abstractNum w:abstractNumId="0" w15:restartNumberingAfterBreak="0">
     <w:nsid w:val="07336A5A"/>
     <w:multiLevelType w:val="hybridMultilevel"/>
@@ -6198,59 +6221,59 @@
       </w:rPr>
     </w:lvl>
   </w:abstractNum>
-  <w:num w:numId="1">
+  <w:num w:numId="1" w16cid:durableId="367023817">
     <w:abstractNumId w:val="1"/>
   </w:num>
-  <w:num w:numId="2">
+  <w:num w:numId="2" w16cid:durableId="1821145558">
     <w:abstractNumId w:val="14"/>
   </w:num>
-  <w:num w:numId="3">
+  <w:num w:numId="3" w16cid:durableId="1036082674">
     <w:abstractNumId w:val="15"/>
   </w:num>
-  <w:num w:numId="4">
+  <w:num w:numId="4" w16cid:durableId="1513715785">
     <w:abstractNumId w:val="11"/>
   </w:num>
-  <w:num w:numId="5">
+  <w:num w:numId="5" w16cid:durableId="1489206915">
     <w:abstractNumId w:val="9"/>
   </w:num>
-  <w:num w:numId="6">
+  <w:num w:numId="6" w16cid:durableId="1586648157">
     <w:abstractNumId w:val="4"/>
   </w:num>
-  <w:num w:numId="7">
+  <w:num w:numId="7" w16cid:durableId="1952125367">
     <w:abstractNumId w:val="12"/>
   </w:num>
-  <w:num w:numId="8">
+  <w:num w:numId="8" w16cid:durableId="536084852">
     <w:abstractNumId w:val="10"/>
   </w:num>
-  <w:num w:numId="9">
+  <w:num w:numId="9" w16cid:durableId="1980114745">
     <w:abstractNumId w:val="2"/>
   </w:num>
-  <w:num w:numId="10">
+  <w:num w:numId="10" w16cid:durableId="1063601640">
     <w:abstractNumId w:val="6"/>
   </w:num>
-  <w:num w:numId="11">
+  <w:num w:numId="11" w16cid:durableId="1149905909">
     <w:abstractNumId w:val="13"/>
   </w:num>
-  <w:num w:numId="12">
+  <w:num w:numId="12" w16cid:durableId="1948153332">
     <w:abstractNumId w:val="8"/>
   </w:num>
-  <w:num w:numId="13">
+  <w:num w:numId="13" w16cid:durableId="1595359228">
     <w:abstractNumId w:val="0"/>
   </w:num>
-  <w:num w:numId="14">
+  <w:num w:numId="14" w16cid:durableId="585500824">
     <w:abstractNumId w:val="5"/>
   </w:num>
-  <w:num w:numId="15">
+  <w:num w:numId="15" w16cid:durableId="1173881830">
     <w:abstractNumId w:val="3"/>
   </w:num>
-  <w:num w:numId="16">
+  <w:num w:numId="16" w16cid:durableId="1829907663">
     <w:abstractNumId w:val="7"/>
   </w:num>
 </w:numbering>
 </file>
 
 <file path=word/styles.xml><?xml version="1.0" encoding="utf-8"?>
-<w:styles xmlns:mc="http://schemas.openxmlformats.org/markup-compatibility/2006" xmlns:r="http://schemas.openxmlformats.org/officeDocument/2006/relationships" xmlns:w="http://schemas.openxmlformats.org/wordprocessingml/2006/main" xmlns:w14="http://schemas.microsoft.com/office/word/2010/wordml" xmlns:w15="http://schemas.microsoft.com/office/word/2012/wordml" xmlns:w16cex="http://schemas.microsoft.com/office/word/2018/wordml/cex" xmlns:w16cid="http://schemas.microsoft.com/office/word/2016/wordml/cid" xmlns:w16="http://schemas.microsoft.com/office/word/2018/wordml" xmlns:w16sdtdh="http://schemas.microsoft.com/office/word/2020/wordml/sdtdatahash" xmlns:w16se="http://schemas.microsoft.com/office/word/2015/wordml/symex" mc:Ignorable="w14 w15 w16se w16cid w16 w16cex w16sdtdh">
+<w:styles xmlns:mc="http://schemas.openxmlformats.org/markup-compatibility/2006" xmlns:r="http://schemas.openxmlformats.org/officeDocument/2006/relationships" xmlns:w="http://schemas.openxmlformats.org/wordprocessingml/2006/main" xmlns:w14="http://schemas.microsoft.com/office/word/2010/wordml" xmlns:w15="http://schemas.microsoft.com/office/word/2012/wordml" xmlns:w16cex="http://schemas.microsoft.com/office/word/2018/wordml/cex" xmlns:w16cid="http://schemas.microsoft.com/office/word/2016/wordml/cid" xmlns:w16="http://schemas.microsoft.com/office/word/2018/wordml" xmlns:w16du="http://schemas.microsoft.com/office/word/2023/wordml/word16du" xmlns:w16sdtdh="http://schemas.microsoft.com/office/word/2020/wordml/sdtdatahash" xmlns:w16sdtfl="http://schemas.microsoft.com/office/word/2024/wordml/sdtformatlock" xmlns:w16se="http://schemas.microsoft.com/office/word/2015/wordml/symex" mc:Ignorable="w14 w15 w16se w16cid w16 w16cex w16sdtdh w16sdtfl w16du">
   <w:docDefaults>
     <w:rPrDefault>
       <w:rPr>

--- a/dokumentumok/FelhasznaloiDokumentacio.docx
+++ b/dokumentumok/FelhasznaloiDokumentacio.docx
@@ -1,6 +1,6 @@
 
 <file path=word/document.xml><?xml version="1.0" encoding="utf-8"?>
-<w:document xmlns:wpc="http://schemas.microsoft.com/office/word/2010/wordprocessingCanvas" xmlns:cx="http://schemas.microsoft.com/office/drawing/2014/chartex" xmlns:cx1="http://schemas.microsoft.com/office/drawing/2015/9/8/chartex" xmlns:cx2="http://schemas.microsoft.com/office/drawing/2015/10/21/chartex" xmlns:cx3="http://schemas.microsoft.com/office/drawing/2016/5/9/chartex" xmlns:cx4="http://schemas.microsoft.com/office/drawing/2016/5/10/chartex" xmlns:cx5="http://schemas.microsoft.com/office/drawing/2016/5/11/chartex" xmlns:cx6="http://schemas.microsoft.com/office/drawing/2016/5/12/chartex" xmlns:cx7="http://schemas.microsoft.com/office/drawing/2016/5/13/chartex" xmlns:cx8="http://schemas.microsoft.com/office/drawing/2016/5/14/chartex" xmlns:mc="http://schemas.openxmlformats.org/markup-compatibility/2006" xmlns:aink="http://schemas.microsoft.com/office/drawing/2016/ink" xmlns:am3d="http://schemas.microsoft.com/office/drawing/2017/model3d" xmlns:o="urn:schemas-microsoft-com:office:office" xmlns:oel="http://schemas.microsoft.com/office/2019/extlst" xmlns:r="http://schemas.openxmlformats.org/officeDocument/2006/relationships" xmlns:m="http://schemas.openxmlformats.org/officeDocument/2006/math" xmlns:v="urn:schemas-microsoft-com:vml" xmlns:wp14="http://schemas.microsoft.com/office/word/2010/wordprocessingDrawing" xmlns:wp="http://schemas.openxmlformats.org/drawingml/2006/wordprocessingDrawing" xmlns:w10="urn:schemas-microsoft-com:office:word" xmlns:w="http://schemas.openxmlformats.org/wordprocessingml/2006/main" xmlns:w14="http://schemas.microsoft.com/office/word/2010/wordml" xmlns:w15="http://schemas.microsoft.com/office/word/2012/wordml" xmlns:w16cex="http://schemas.microsoft.com/office/word/2018/wordml/cex" xmlns:w16cid="http://schemas.microsoft.com/office/word/2016/wordml/cid" xmlns:w16="http://schemas.microsoft.com/office/word/2018/wordml" xmlns:w16du="http://schemas.microsoft.com/office/word/2023/wordml/word16du" xmlns:w16sdtdh="http://schemas.microsoft.com/office/word/2020/wordml/sdtdatahash" xmlns:w16sdtfl="http://schemas.microsoft.com/office/word/2024/wordml/sdtformatlock" xmlns:w16se="http://schemas.microsoft.com/office/word/2015/wordml/symex" xmlns:wpg="http://schemas.microsoft.com/office/word/2010/wordprocessingGroup" xmlns:wpi="http://schemas.microsoft.com/office/word/2010/wordprocessingInk" xmlns:wne="http://schemas.microsoft.com/office/word/2006/wordml" xmlns:wps="http://schemas.microsoft.com/office/word/2010/wordprocessingShape" mc:Ignorable="w14 w15 w16se w16cid w16 w16cex w16sdtdh w16sdtfl w16du wp14">
+<w:document xmlns:wpc="http://schemas.microsoft.com/office/word/2010/wordprocessingCanvas" xmlns:cx="http://schemas.microsoft.com/office/drawing/2014/chartex" xmlns:cx1="http://schemas.microsoft.com/office/drawing/2015/9/8/chartex" xmlns:cx2="http://schemas.microsoft.com/office/drawing/2015/10/21/chartex" xmlns:cx3="http://schemas.microsoft.com/office/drawing/2016/5/9/chartex" xmlns:cx4="http://schemas.microsoft.com/office/drawing/2016/5/10/chartex" xmlns:cx5="http://schemas.microsoft.com/office/drawing/2016/5/11/chartex" xmlns:cx6="http://schemas.microsoft.com/office/drawing/2016/5/12/chartex" xmlns:cx7="http://schemas.microsoft.com/office/drawing/2016/5/13/chartex" xmlns:cx8="http://schemas.microsoft.com/office/drawing/2016/5/14/chartex" xmlns:mc="http://schemas.openxmlformats.org/markup-compatibility/2006" xmlns:aink="http://schemas.microsoft.com/office/drawing/2016/ink" xmlns:am3d="http://schemas.microsoft.com/office/drawing/2017/model3d" xmlns:o="urn:schemas-microsoft-com:office:office" xmlns:r="http://schemas.openxmlformats.org/officeDocument/2006/relationships" xmlns:m="http://schemas.openxmlformats.org/officeDocument/2006/math" xmlns:v="urn:schemas-microsoft-com:vml" xmlns:wp14="http://schemas.microsoft.com/office/word/2010/wordprocessingDrawing" xmlns:wp="http://schemas.openxmlformats.org/drawingml/2006/wordprocessingDrawing" xmlns:w10="urn:schemas-microsoft-com:office:word" xmlns:w="http://schemas.openxmlformats.org/wordprocessingml/2006/main" xmlns:w14="http://schemas.microsoft.com/office/word/2010/wordml" xmlns:w15="http://schemas.microsoft.com/office/word/2012/wordml" xmlns:w16cex="http://schemas.microsoft.com/office/word/2018/wordml/cex" xmlns:w16cid="http://schemas.microsoft.com/office/word/2016/wordml/cid" xmlns:w16="http://schemas.microsoft.com/office/word/2018/wordml" xmlns:w16sdtdh="http://schemas.microsoft.com/office/word/2020/wordml/sdtdatahash" xmlns:w16se="http://schemas.microsoft.com/office/word/2015/wordml/symex" xmlns:wpg="http://schemas.microsoft.com/office/word/2010/wordprocessingGroup" xmlns:wpi="http://schemas.microsoft.com/office/word/2010/wordprocessingInk" xmlns:wne="http://schemas.microsoft.com/office/word/2006/wordml" xmlns:wps="http://schemas.microsoft.com/office/word/2010/wordprocessingShape" mc:Ignorable="w14 w15 w16se w16cid w16 w16cex w16sdtdh wp14">
   <w:body>
     <w:p>
       <w:pPr>
@@ -18,6 +18,10 @@
     <w:p>
       <w:pPr>
         <w:spacing w:after="315"/>
+        <w:rPr>
+          <w:color w:val="0F4761"/>
+          <w:sz w:val="40"/>
+        </w:rPr>
       </w:pPr>
       <w:r>
         <w:rPr>
@@ -35,21 +39,1131 @@
         <w:t xml:space="preserve"> </w:t>
       </w:r>
     </w:p>
+    <w:sdt>
+      <w:sdtPr>
+        <w:id w:val="264661035"/>
+        <w:docPartObj>
+          <w:docPartGallery w:val="Table of Contents"/>
+          <w:docPartUnique/>
+        </w:docPartObj>
+      </w:sdtPr>
+      <w:sdtEndPr>
+        <w:rPr>
+          <w:rFonts w:ascii="Calibri" w:eastAsia="Calibri" w:hAnsi="Calibri" w:cs="Calibri"/>
+          <w:b/>
+          <w:bCs/>
+          <w:color w:val="000000"/>
+          <w:sz w:val="22"/>
+          <w:szCs w:val="22"/>
+        </w:rPr>
+      </w:sdtEndPr>
+      <w:sdtContent>
+        <w:p>
+          <w:pPr>
+            <w:pStyle w:val="Tartalomjegyzkcmsora"/>
+          </w:pPr>
+          <w:r>
+            <w:t>Tartalomjegyzék</w:t>
+          </w:r>
+        </w:p>
+        <w:p>
+          <w:pPr>
+            <w:pStyle w:val="TJ1"/>
+            <w:tabs>
+              <w:tab w:val="right" w:leader="dot" w:pos="8990"/>
+            </w:tabs>
+            <w:rPr>
+              <w:rFonts w:asciiTheme="minorHAnsi" w:eastAsiaTheme="minorEastAsia" w:hAnsiTheme="minorHAnsi" w:cstheme="minorBidi"/>
+              <w:noProof/>
+              <w:color w:val="auto"/>
+            </w:rPr>
+          </w:pPr>
+          <w:r>
+            <w:fldChar w:fldCharType="begin"/>
+          </w:r>
+          <w:r>
+            <w:instrText xml:space="preserve"> TOC \o "1-3" \h \z \u </w:instrText>
+          </w:r>
+          <w:r>
+            <w:fldChar w:fldCharType="separate"/>
+          </w:r>
+          <w:hyperlink w:anchor="_Toc227310906" w:history="1">
+            <w:r>
+              <w:rPr>
+                <w:rStyle w:val="Hiperhivatkozs"/>
+                <w:rFonts w:ascii="Segoe UI Emoji" w:eastAsia="Segoe UI Emoji" w:hAnsi="Segoe UI Emoji" w:cs="Segoe UI Emoji"/>
+                <w:noProof/>
+              </w:rPr>
+              <w:t>🎯</w:t>
+            </w:r>
+            <w:r>
+              <w:rPr>
+                <w:rStyle w:val="Hiperhivatkozs"/>
+                <w:noProof/>
+              </w:rPr>
+              <w:t xml:space="preserve"> Beveze</w:t>
+            </w:r>
+            <w:r>
+              <w:rPr>
+                <w:rStyle w:val="Hiperhivatkozs"/>
+                <w:noProof/>
+              </w:rPr>
+              <w:t>t</w:t>
+            </w:r>
+            <w:r>
+              <w:rPr>
+                <w:rStyle w:val="Hiperhivatkozs"/>
+                <w:noProof/>
+              </w:rPr>
+              <w:t>és</w:t>
+            </w:r>
+            <w:r>
+              <w:rPr>
+                <w:noProof/>
+                <w:webHidden/>
+              </w:rPr>
+              <w:tab/>
+            </w:r>
+            <w:r>
+              <w:rPr>
+                <w:noProof/>
+                <w:webHidden/>
+              </w:rPr>
+              <w:fldChar w:fldCharType="begin"/>
+            </w:r>
+            <w:r>
+              <w:rPr>
+                <w:noProof/>
+                <w:webHidden/>
+              </w:rPr>
+              <w:instrText xml:space="preserve"> PAGEREF _Toc227310906 \h </w:instrText>
+            </w:r>
+            <w:r>
+              <w:rPr>
+                <w:noProof/>
+                <w:webHidden/>
+              </w:rPr>
+            </w:r>
+            <w:r>
+              <w:rPr>
+                <w:noProof/>
+                <w:webHidden/>
+              </w:rPr>
+              <w:fldChar w:fldCharType="separate"/>
+            </w:r>
+            <w:r>
+              <w:rPr>
+                <w:noProof/>
+                <w:webHidden/>
+              </w:rPr>
+              <w:t>1</w:t>
+            </w:r>
+            <w:r>
+              <w:rPr>
+                <w:noProof/>
+                <w:webHidden/>
+              </w:rPr>
+              <w:fldChar w:fldCharType="end"/>
+            </w:r>
+          </w:hyperlink>
+        </w:p>
+        <w:p>
+          <w:pPr>
+            <w:pStyle w:val="TJ1"/>
+            <w:tabs>
+              <w:tab w:val="right" w:leader="dot" w:pos="8990"/>
+            </w:tabs>
+            <w:rPr>
+              <w:rFonts w:asciiTheme="minorHAnsi" w:eastAsiaTheme="minorEastAsia" w:hAnsiTheme="minorHAnsi" w:cstheme="minorBidi"/>
+              <w:noProof/>
+              <w:color w:val="auto"/>
+            </w:rPr>
+          </w:pPr>
+          <w:hyperlink w:anchor="_Toc227310908" w:history="1">
+            <w:r>
+              <w:rPr>
+                <w:rStyle w:val="Hiperhivatkozs"/>
+                <w:rFonts w:ascii="Segoe UI Emoji" w:eastAsia="Segoe UI Emoji" w:hAnsi="Segoe UI Emoji" w:cs="Segoe UI Emoji"/>
+                <w:noProof/>
+              </w:rPr>
+              <w:t>🔐</w:t>
+            </w:r>
+            <w:r>
+              <w:rPr>
+                <w:rStyle w:val="Hiperhivatkozs"/>
+                <w:noProof/>
+              </w:rPr>
+              <w:t xml:space="preserve"> Bejelentkezés</w:t>
+            </w:r>
+            <w:r>
+              <w:rPr>
+                <w:noProof/>
+                <w:webHidden/>
+              </w:rPr>
+              <w:tab/>
+            </w:r>
+            <w:r>
+              <w:rPr>
+                <w:noProof/>
+                <w:webHidden/>
+              </w:rPr>
+              <w:fldChar w:fldCharType="begin"/>
+            </w:r>
+            <w:r>
+              <w:rPr>
+                <w:noProof/>
+                <w:webHidden/>
+              </w:rPr>
+              <w:instrText xml:space="preserve"> PAGEREF _Toc227310908 \h </w:instrText>
+            </w:r>
+            <w:r>
+              <w:rPr>
+                <w:noProof/>
+                <w:webHidden/>
+              </w:rPr>
+            </w:r>
+            <w:r>
+              <w:rPr>
+                <w:noProof/>
+                <w:webHidden/>
+              </w:rPr>
+              <w:fldChar w:fldCharType="separate"/>
+            </w:r>
+            <w:r>
+              <w:rPr>
+                <w:noProof/>
+                <w:webHidden/>
+              </w:rPr>
+              <w:t>2</w:t>
+            </w:r>
+            <w:r>
+              <w:rPr>
+                <w:noProof/>
+                <w:webHidden/>
+              </w:rPr>
+              <w:fldChar w:fldCharType="end"/>
+            </w:r>
+          </w:hyperlink>
+        </w:p>
+        <w:p>
+          <w:pPr>
+            <w:pStyle w:val="TJ2"/>
+            <w:tabs>
+              <w:tab w:val="right" w:leader="dot" w:pos="8990"/>
+            </w:tabs>
+            <w:rPr>
+              <w:rFonts w:asciiTheme="minorHAnsi" w:eastAsiaTheme="minorEastAsia" w:hAnsiTheme="minorHAnsi" w:cstheme="minorBidi"/>
+              <w:noProof/>
+              <w:color w:val="auto"/>
+            </w:rPr>
+          </w:pPr>
+          <w:hyperlink w:anchor="_Toc227310909" w:history="1">
+            <w:r>
+              <w:rPr>
+                <w:rStyle w:val="Hiperhivatkozs"/>
+                <w:noProof/>
+              </w:rPr>
+              <w:t>Diák Bejelentkezés</w:t>
+            </w:r>
+            <w:r>
+              <w:rPr>
+                <w:noProof/>
+                <w:webHidden/>
+              </w:rPr>
+              <w:tab/>
+            </w:r>
+            <w:r>
+              <w:rPr>
+                <w:noProof/>
+                <w:webHidden/>
+              </w:rPr>
+              <w:fldChar w:fldCharType="begin"/>
+            </w:r>
+            <w:r>
+              <w:rPr>
+                <w:noProof/>
+                <w:webHidden/>
+              </w:rPr>
+              <w:instrText xml:space="preserve"> PAGEREF _Toc227310909 \h </w:instrText>
+            </w:r>
+            <w:r>
+              <w:rPr>
+                <w:noProof/>
+                <w:webHidden/>
+              </w:rPr>
+            </w:r>
+            <w:r>
+              <w:rPr>
+                <w:noProof/>
+                <w:webHidden/>
+              </w:rPr>
+              <w:fldChar w:fldCharType="separate"/>
+            </w:r>
+            <w:r>
+              <w:rPr>
+                <w:noProof/>
+                <w:webHidden/>
+              </w:rPr>
+              <w:t>2</w:t>
+            </w:r>
+            <w:r>
+              <w:rPr>
+                <w:noProof/>
+                <w:webHidden/>
+              </w:rPr>
+              <w:fldChar w:fldCharType="end"/>
+            </w:r>
+          </w:hyperlink>
+        </w:p>
+        <w:p>
+          <w:pPr>
+            <w:pStyle w:val="TJ2"/>
+            <w:tabs>
+              <w:tab w:val="right" w:leader="dot" w:pos="8990"/>
+            </w:tabs>
+            <w:rPr>
+              <w:rFonts w:asciiTheme="minorHAnsi" w:eastAsiaTheme="minorEastAsia" w:hAnsiTheme="minorHAnsi" w:cstheme="minorBidi"/>
+              <w:noProof/>
+              <w:color w:val="auto"/>
+            </w:rPr>
+          </w:pPr>
+          <w:hyperlink w:anchor="_Toc227310910" w:history="1">
+            <w:r>
+              <w:rPr>
+                <w:rStyle w:val="Hiperhivatkozs"/>
+                <w:noProof/>
+              </w:rPr>
+              <w:t>Admin Bejelentkezés</w:t>
+            </w:r>
+            <w:r>
+              <w:rPr>
+                <w:noProof/>
+                <w:webHidden/>
+              </w:rPr>
+              <w:tab/>
+            </w:r>
+            <w:r>
+              <w:rPr>
+                <w:noProof/>
+                <w:webHidden/>
+              </w:rPr>
+              <w:fldChar w:fldCharType="begin"/>
+            </w:r>
+            <w:r>
+              <w:rPr>
+                <w:noProof/>
+                <w:webHidden/>
+              </w:rPr>
+              <w:instrText xml:space="preserve"> PAGEREF _Toc227310910 \h </w:instrText>
+            </w:r>
+            <w:r>
+              <w:rPr>
+                <w:noProof/>
+                <w:webHidden/>
+              </w:rPr>
+            </w:r>
+            <w:r>
+              <w:rPr>
+                <w:noProof/>
+                <w:webHidden/>
+              </w:rPr>
+              <w:fldChar w:fldCharType="separate"/>
+            </w:r>
+            <w:r>
+              <w:rPr>
+                <w:noProof/>
+                <w:webHidden/>
+              </w:rPr>
+              <w:t>2</w:t>
+            </w:r>
+            <w:r>
+              <w:rPr>
+                <w:noProof/>
+                <w:webHidden/>
+              </w:rPr>
+              <w:fldChar w:fldCharType="end"/>
+            </w:r>
+          </w:hyperlink>
+        </w:p>
+        <w:p>
+          <w:pPr>
+            <w:pStyle w:val="TJ1"/>
+            <w:tabs>
+              <w:tab w:val="right" w:leader="dot" w:pos="8990"/>
+            </w:tabs>
+            <w:rPr>
+              <w:rFonts w:asciiTheme="minorHAnsi" w:eastAsiaTheme="minorEastAsia" w:hAnsiTheme="minorHAnsi" w:cstheme="minorBidi"/>
+              <w:noProof/>
+              <w:color w:val="auto"/>
+            </w:rPr>
+          </w:pPr>
+          <w:hyperlink w:anchor="_Toc227310911" w:history="1">
+            <w:r>
+              <w:rPr>
+                <w:rStyle w:val="Hiperhivatkozs"/>
+                <w:rFonts w:ascii="Segoe UI Emoji" w:eastAsia="Segoe UI Emoji" w:hAnsi="Segoe UI Emoji" w:cs="Segoe UI Emoji"/>
+                <w:noProof/>
+              </w:rPr>
+              <w:t>👨‍🎓</w:t>
+            </w:r>
+            <w:r>
+              <w:rPr>
+                <w:rStyle w:val="Hiperhivatkozs"/>
+                <w:noProof/>
+              </w:rPr>
+              <w:t xml:space="preserve"> Diák Felület</w:t>
+            </w:r>
+            <w:r>
+              <w:rPr>
+                <w:noProof/>
+                <w:webHidden/>
+              </w:rPr>
+              <w:tab/>
+            </w:r>
+            <w:r>
+              <w:rPr>
+                <w:noProof/>
+                <w:webHidden/>
+              </w:rPr>
+              <w:fldChar w:fldCharType="begin"/>
+            </w:r>
+            <w:r>
+              <w:rPr>
+                <w:noProof/>
+                <w:webHidden/>
+              </w:rPr>
+              <w:instrText xml:space="preserve"> PAGEREF _Toc227310911 \h </w:instrText>
+            </w:r>
+            <w:r>
+              <w:rPr>
+                <w:noProof/>
+                <w:webHidden/>
+              </w:rPr>
+            </w:r>
+            <w:r>
+              <w:rPr>
+                <w:noProof/>
+                <w:webHidden/>
+              </w:rPr>
+              <w:fldChar w:fldCharType="separate"/>
+            </w:r>
+            <w:r>
+              <w:rPr>
+                <w:noProof/>
+                <w:webHidden/>
+              </w:rPr>
+              <w:t>2</w:t>
+            </w:r>
+            <w:r>
+              <w:rPr>
+                <w:noProof/>
+                <w:webHidden/>
+              </w:rPr>
+              <w:fldChar w:fldCharType="end"/>
+            </w:r>
+          </w:hyperlink>
+        </w:p>
+        <w:p>
+          <w:pPr>
+            <w:pStyle w:val="TJ2"/>
+            <w:tabs>
+              <w:tab w:val="right" w:leader="dot" w:pos="8990"/>
+            </w:tabs>
+            <w:rPr>
+              <w:rFonts w:asciiTheme="minorHAnsi" w:eastAsiaTheme="minorEastAsia" w:hAnsiTheme="minorHAnsi" w:cstheme="minorBidi"/>
+              <w:noProof/>
+              <w:color w:val="auto"/>
+            </w:rPr>
+          </w:pPr>
+          <w:hyperlink w:anchor="_Toc227310912" w:history="1">
+            <w:r>
+              <w:rPr>
+                <w:rStyle w:val="Hiperhivatkozs"/>
+                <w:noProof/>
+              </w:rPr>
+              <w:t>1. Hiányzó Értékelések Oldal</w:t>
+            </w:r>
+            <w:r>
+              <w:rPr>
+                <w:noProof/>
+                <w:webHidden/>
+              </w:rPr>
+              <w:tab/>
+            </w:r>
+            <w:r>
+              <w:rPr>
+                <w:noProof/>
+                <w:webHidden/>
+              </w:rPr>
+              <w:fldChar w:fldCharType="begin"/>
+            </w:r>
+            <w:r>
+              <w:rPr>
+                <w:noProof/>
+                <w:webHidden/>
+              </w:rPr>
+              <w:instrText xml:space="preserve"> PAGEREF _Toc227310912 \h </w:instrText>
+            </w:r>
+            <w:r>
+              <w:rPr>
+                <w:noProof/>
+                <w:webHidden/>
+              </w:rPr>
+            </w:r>
+            <w:r>
+              <w:rPr>
+                <w:noProof/>
+                <w:webHidden/>
+              </w:rPr>
+              <w:fldChar w:fldCharType="separate"/>
+            </w:r>
+            <w:r>
+              <w:rPr>
+                <w:noProof/>
+                <w:webHidden/>
+              </w:rPr>
+              <w:t>2</w:t>
+            </w:r>
+            <w:r>
+              <w:rPr>
+                <w:noProof/>
+                <w:webHidden/>
+              </w:rPr>
+              <w:fldChar w:fldCharType="end"/>
+            </w:r>
+          </w:hyperlink>
+        </w:p>
+        <w:p>
+          <w:pPr>
+            <w:pStyle w:val="TJ2"/>
+            <w:tabs>
+              <w:tab w:val="right" w:leader="dot" w:pos="8990"/>
+            </w:tabs>
+            <w:rPr>
+              <w:rFonts w:asciiTheme="minorHAnsi" w:eastAsiaTheme="minorEastAsia" w:hAnsiTheme="minorHAnsi" w:cstheme="minorBidi"/>
+              <w:noProof/>
+              <w:color w:val="auto"/>
+            </w:rPr>
+          </w:pPr>
+          <w:hyperlink w:anchor="_Toc227310913" w:history="1">
+            <w:r>
+              <w:rPr>
+                <w:rStyle w:val="Hiperhivatkozs"/>
+                <w:noProof/>
+              </w:rPr>
+              <w:t>2. Értékelés Kitöltése</w:t>
+            </w:r>
+            <w:r>
+              <w:rPr>
+                <w:noProof/>
+                <w:webHidden/>
+              </w:rPr>
+              <w:tab/>
+            </w:r>
+            <w:r>
+              <w:rPr>
+                <w:noProof/>
+                <w:webHidden/>
+              </w:rPr>
+              <w:fldChar w:fldCharType="begin"/>
+            </w:r>
+            <w:r>
+              <w:rPr>
+                <w:noProof/>
+                <w:webHidden/>
+              </w:rPr>
+              <w:instrText xml:space="preserve"> PAGEREF _Toc227310913 \h </w:instrText>
+            </w:r>
+            <w:r>
+              <w:rPr>
+                <w:noProof/>
+                <w:webHidden/>
+              </w:rPr>
+            </w:r>
+            <w:r>
+              <w:rPr>
+                <w:noProof/>
+                <w:webHidden/>
+              </w:rPr>
+              <w:fldChar w:fldCharType="separate"/>
+            </w:r>
+            <w:r>
+              <w:rPr>
+                <w:noProof/>
+                <w:webHidden/>
+              </w:rPr>
+              <w:t>3</w:t>
+            </w:r>
+            <w:r>
+              <w:rPr>
+                <w:noProof/>
+                <w:webHidden/>
+              </w:rPr>
+              <w:fldChar w:fldCharType="end"/>
+            </w:r>
+          </w:hyperlink>
+        </w:p>
+        <w:p>
+          <w:pPr>
+            <w:pStyle w:val="TJ2"/>
+            <w:tabs>
+              <w:tab w:val="right" w:leader="dot" w:pos="8990"/>
+            </w:tabs>
+            <w:rPr>
+              <w:rFonts w:asciiTheme="minorHAnsi" w:eastAsiaTheme="minorEastAsia" w:hAnsiTheme="minorHAnsi" w:cstheme="minorBidi"/>
+              <w:noProof/>
+              <w:color w:val="auto"/>
+            </w:rPr>
+          </w:pPr>
+          <w:hyperlink w:anchor="_Toc227310914" w:history="1">
+            <w:r>
+              <w:rPr>
+                <w:rStyle w:val="Hiperhivatkozs"/>
+                <w:noProof/>
+              </w:rPr>
+              <w:t>3. Értékelt Tanárok</w:t>
+            </w:r>
+            <w:r>
+              <w:rPr>
+                <w:noProof/>
+                <w:webHidden/>
+              </w:rPr>
+              <w:tab/>
+            </w:r>
+            <w:r>
+              <w:rPr>
+                <w:noProof/>
+                <w:webHidden/>
+              </w:rPr>
+              <w:fldChar w:fldCharType="begin"/>
+            </w:r>
+            <w:r>
+              <w:rPr>
+                <w:noProof/>
+                <w:webHidden/>
+              </w:rPr>
+              <w:instrText xml:space="preserve"> PAGEREF _Toc227310914 \h </w:instrText>
+            </w:r>
+            <w:r>
+              <w:rPr>
+                <w:noProof/>
+                <w:webHidden/>
+              </w:rPr>
+            </w:r>
+            <w:r>
+              <w:rPr>
+                <w:noProof/>
+                <w:webHidden/>
+              </w:rPr>
+              <w:fldChar w:fldCharType="separate"/>
+            </w:r>
+            <w:r>
+              <w:rPr>
+                <w:noProof/>
+                <w:webHidden/>
+              </w:rPr>
+              <w:t>3</w:t>
+            </w:r>
+            <w:r>
+              <w:rPr>
+                <w:noProof/>
+                <w:webHidden/>
+              </w:rPr>
+              <w:fldChar w:fldCharType="end"/>
+            </w:r>
+          </w:hyperlink>
+        </w:p>
+        <w:p>
+          <w:pPr>
+            <w:pStyle w:val="TJ1"/>
+            <w:tabs>
+              <w:tab w:val="right" w:leader="dot" w:pos="8990"/>
+            </w:tabs>
+            <w:rPr>
+              <w:rFonts w:asciiTheme="minorHAnsi" w:eastAsiaTheme="minorEastAsia" w:hAnsiTheme="minorHAnsi" w:cstheme="minorBidi"/>
+              <w:noProof/>
+              <w:color w:val="auto"/>
+            </w:rPr>
+          </w:pPr>
+          <w:hyperlink w:anchor="_Toc227310915" w:history="1">
+            <w:r>
+              <w:rPr>
+                <w:rStyle w:val="Hiperhivatkozs"/>
+                <w:rFonts w:ascii="Segoe UI Emoji" w:eastAsia="Segoe UI Emoji" w:hAnsi="Segoe UI Emoji" w:cs="Segoe UI Emoji"/>
+                <w:noProof/>
+              </w:rPr>
+              <w:t>⚙️</w:t>
+            </w:r>
+            <w:r>
+              <w:rPr>
+                <w:rStyle w:val="Hiperhivatkozs"/>
+                <w:noProof/>
+              </w:rPr>
+              <w:t xml:space="preserve"> Admin Felület</w:t>
+            </w:r>
+            <w:r>
+              <w:rPr>
+                <w:noProof/>
+                <w:webHidden/>
+              </w:rPr>
+              <w:tab/>
+            </w:r>
+            <w:r>
+              <w:rPr>
+                <w:noProof/>
+                <w:webHidden/>
+              </w:rPr>
+              <w:fldChar w:fldCharType="begin"/>
+            </w:r>
+            <w:r>
+              <w:rPr>
+                <w:noProof/>
+                <w:webHidden/>
+              </w:rPr>
+              <w:instrText xml:space="preserve"> PAGEREF _Toc227310915 \h </w:instrText>
+            </w:r>
+            <w:r>
+              <w:rPr>
+                <w:noProof/>
+                <w:webHidden/>
+              </w:rPr>
+            </w:r>
+            <w:r>
+              <w:rPr>
+                <w:noProof/>
+                <w:webHidden/>
+              </w:rPr>
+              <w:fldChar w:fldCharType="separate"/>
+            </w:r>
+            <w:r>
+              <w:rPr>
+                <w:noProof/>
+                <w:webHidden/>
+              </w:rPr>
+              <w:t>4</w:t>
+            </w:r>
+            <w:r>
+              <w:rPr>
+                <w:noProof/>
+                <w:webHidden/>
+              </w:rPr>
+              <w:fldChar w:fldCharType="end"/>
+            </w:r>
+          </w:hyperlink>
+        </w:p>
+        <w:p>
+          <w:pPr>
+            <w:pStyle w:val="TJ2"/>
+            <w:tabs>
+              <w:tab w:val="right" w:leader="dot" w:pos="8990"/>
+            </w:tabs>
+            <w:rPr>
+              <w:rFonts w:asciiTheme="minorHAnsi" w:eastAsiaTheme="minorEastAsia" w:hAnsiTheme="minorHAnsi" w:cstheme="minorBidi"/>
+              <w:noProof/>
+              <w:color w:val="auto"/>
+            </w:rPr>
+          </w:pPr>
+          <w:hyperlink w:anchor="_Toc227310917" w:history="1">
+            <w:r>
+              <w:rPr>
+                <w:rStyle w:val="Hiperhivatkozs"/>
+                <w:noProof/>
+              </w:rPr>
+              <w:t>1. Kérdőívek Kezelése</w:t>
+            </w:r>
+            <w:r>
+              <w:rPr>
+                <w:noProof/>
+                <w:webHidden/>
+              </w:rPr>
+              <w:tab/>
+            </w:r>
+            <w:r>
+              <w:rPr>
+                <w:noProof/>
+                <w:webHidden/>
+              </w:rPr>
+              <w:fldChar w:fldCharType="begin"/>
+            </w:r>
+            <w:r>
+              <w:rPr>
+                <w:noProof/>
+                <w:webHidden/>
+              </w:rPr>
+              <w:instrText xml:space="preserve"> PAGEREF _Toc227310917 \h </w:instrText>
+            </w:r>
+            <w:r>
+              <w:rPr>
+                <w:noProof/>
+                <w:webHidden/>
+              </w:rPr>
+            </w:r>
+            <w:r>
+              <w:rPr>
+                <w:noProof/>
+                <w:webHidden/>
+              </w:rPr>
+              <w:fldChar w:fldCharType="separate"/>
+            </w:r>
+            <w:r>
+              <w:rPr>
+                <w:noProof/>
+                <w:webHidden/>
+              </w:rPr>
+              <w:t>4</w:t>
+            </w:r>
+            <w:r>
+              <w:rPr>
+                <w:noProof/>
+                <w:webHidden/>
+              </w:rPr>
+              <w:fldChar w:fldCharType="end"/>
+            </w:r>
+          </w:hyperlink>
+        </w:p>
+        <w:p>
+          <w:pPr>
+            <w:pStyle w:val="TJ2"/>
+            <w:tabs>
+              <w:tab w:val="right" w:leader="dot" w:pos="8990"/>
+            </w:tabs>
+            <w:rPr>
+              <w:rFonts w:asciiTheme="minorHAnsi" w:eastAsiaTheme="minorEastAsia" w:hAnsiTheme="minorHAnsi" w:cstheme="minorBidi"/>
+              <w:noProof/>
+              <w:color w:val="auto"/>
+            </w:rPr>
+          </w:pPr>
+          <w:hyperlink w:anchor="_Toc227310919" w:history="1">
+            <w:r>
+              <w:rPr>
+                <w:rStyle w:val="Hiperhivatkozs"/>
+                <w:noProof/>
+              </w:rPr>
+              <w:t>2. Kérdések Kezelése</w:t>
+            </w:r>
+            <w:r>
+              <w:rPr>
+                <w:noProof/>
+                <w:webHidden/>
+              </w:rPr>
+              <w:tab/>
+            </w:r>
+            <w:r>
+              <w:rPr>
+                <w:noProof/>
+                <w:webHidden/>
+              </w:rPr>
+              <w:fldChar w:fldCharType="begin"/>
+            </w:r>
+            <w:r>
+              <w:rPr>
+                <w:noProof/>
+                <w:webHidden/>
+              </w:rPr>
+              <w:instrText xml:space="preserve"> PAGEREF _Toc227310919 \h </w:instrText>
+            </w:r>
+            <w:r>
+              <w:rPr>
+                <w:noProof/>
+                <w:webHidden/>
+              </w:rPr>
+            </w:r>
+            <w:r>
+              <w:rPr>
+                <w:noProof/>
+                <w:webHidden/>
+              </w:rPr>
+              <w:fldChar w:fldCharType="separate"/>
+            </w:r>
+            <w:r>
+              <w:rPr>
+                <w:noProof/>
+                <w:webHidden/>
+              </w:rPr>
+              <w:t>5</w:t>
+            </w:r>
+            <w:r>
+              <w:rPr>
+                <w:noProof/>
+                <w:webHidden/>
+              </w:rPr>
+              <w:fldChar w:fldCharType="end"/>
+            </w:r>
+          </w:hyperlink>
+        </w:p>
+        <w:p>
+          <w:pPr>
+            <w:pStyle w:val="TJ2"/>
+            <w:tabs>
+              <w:tab w:val="right" w:leader="dot" w:pos="8990"/>
+            </w:tabs>
+            <w:rPr>
+              <w:rFonts w:asciiTheme="minorHAnsi" w:eastAsiaTheme="minorEastAsia" w:hAnsiTheme="minorHAnsi" w:cstheme="minorBidi"/>
+              <w:noProof/>
+              <w:color w:val="auto"/>
+            </w:rPr>
+          </w:pPr>
+          <w:hyperlink w:anchor="_Toc227310922" w:history="1">
+            <w:r>
+              <w:rPr>
+                <w:rStyle w:val="Hiperhivatkozs"/>
+                <w:noProof/>
+              </w:rPr>
+              <w:t>3. Eredmények Megtekintése</w:t>
+            </w:r>
+            <w:r>
+              <w:rPr>
+                <w:noProof/>
+                <w:webHidden/>
+              </w:rPr>
+              <w:tab/>
+            </w:r>
+            <w:r>
+              <w:rPr>
+                <w:noProof/>
+                <w:webHidden/>
+              </w:rPr>
+              <w:fldChar w:fldCharType="begin"/>
+            </w:r>
+            <w:r>
+              <w:rPr>
+                <w:noProof/>
+                <w:webHidden/>
+              </w:rPr>
+              <w:instrText xml:space="preserve"> PAGEREF _Toc227310922 \h </w:instrText>
+            </w:r>
+            <w:r>
+              <w:rPr>
+                <w:noProof/>
+                <w:webHidden/>
+              </w:rPr>
+            </w:r>
+            <w:r>
+              <w:rPr>
+                <w:noProof/>
+                <w:webHidden/>
+              </w:rPr>
+              <w:fldChar w:fldCharType="separate"/>
+            </w:r>
+            <w:r>
+              <w:rPr>
+                <w:noProof/>
+                <w:webHidden/>
+              </w:rPr>
+              <w:t>6</w:t>
+            </w:r>
+            <w:r>
+              <w:rPr>
+                <w:noProof/>
+                <w:webHidden/>
+              </w:rPr>
+              <w:fldChar w:fldCharType="end"/>
+            </w:r>
+          </w:hyperlink>
+        </w:p>
+        <w:p>
+          <w:pPr>
+            <w:pStyle w:val="TJ1"/>
+            <w:tabs>
+              <w:tab w:val="right" w:leader="dot" w:pos="8990"/>
+            </w:tabs>
+            <w:rPr>
+              <w:rFonts w:asciiTheme="minorHAnsi" w:eastAsiaTheme="minorEastAsia" w:hAnsiTheme="minorHAnsi" w:cstheme="minorBidi"/>
+              <w:noProof/>
+              <w:color w:val="auto"/>
+            </w:rPr>
+          </w:pPr>
+          <w:hyperlink w:anchor="_Toc227310923" w:history="1">
+            <w:r>
+              <w:rPr>
+                <w:rStyle w:val="Hiperhivatkozs"/>
+                <w:rFonts w:ascii="Segoe UI Emoji" w:eastAsia="Segoe UI Emoji" w:hAnsi="Segoe UI Emoji" w:cs="Segoe UI Emoji"/>
+                <w:noProof/>
+              </w:rPr>
+              <w:t>🚪</w:t>
+            </w:r>
+            <w:r>
+              <w:rPr>
+                <w:rStyle w:val="Hiperhivatkozs"/>
+                <w:noProof/>
+              </w:rPr>
+              <w:t xml:space="preserve"> Kijelentkezés</w:t>
+            </w:r>
+            <w:r>
+              <w:rPr>
+                <w:noProof/>
+                <w:webHidden/>
+              </w:rPr>
+              <w:tab/>
+            </w:r>
+            <w:r>
+              <w:rPr>
+                <w:noProof/>
+                <w:webHidden/>
+              </w:rPr>
+              <w:fldChar w:fldCharType="begin"/>
+            </w:r>
+            <w:r>
+              <w:rPr>
+                <w:noProof/>
+                <w:webHidden/>
+              </w:rPr>
+              <w:instrText xml:space="preserve"> PAGEREF _Toc227310923 \h </w:instrText>
+            </w:r>
+            <w:r>
+              <w:rPr>
+                <w:noProof/>
+                <w:webHidden/>
+              </w:rPr>
+            </w:r>
+            <w:r>
+              <w:rPr>
+                <w:noProof/>
+                <w:webHidden/>
+              </w:rPr>
+              <w:fldChar w:fldCharType="separate"/>
+            </w:r>
+            <w:r>
+              <w:rPr>
+                <w:noProof/>
+                <w:webHidden/>
+              </w:rPr>
+              <w:t>6</w:t>
+            </w:r>
+            <w:r>
+              <w:rPr>
+                <w:noProof/>
+                <w:webHidden/>
+              </w:rPr>
+              <w:fldChar w:fldCharType="end"/>
+            </w:r>
+          </w:hyperlink>
+        </w:p>
+        <w:p>
+          <w:pPr>
+            <w:pStyle w:val="TJ1"/>
+            <w:tabs>
+              <w:tab w:val="right" w:leader="dot" w:pos="8990"/>
+            </w:tabs>
+            <w:rPr>
+              <w:rFonts w:asciiTheme="minorHAnsi" w:eastAsiaTheme="minorEastAsia" w:hAnsiTheme="minorHAnsi" w:cstheme="minorBidi"/>
+              <w:noProof/>
+              <w:color w:val="auto"/>
+            </w:rPr>
+          </w:pPr>
+          <w:hyperlink w:anchor="_Toc227310924" w:history="1">
+            <w:r>
+              <w:rPr>
+                <w:rStyle w:val="Hiperhivatkozs"/>
+                <w:rFonts w:ascii="Segoe UI Emoji" w:eastAsia="Segoe UI Emoji" w:hAnsi="Segoe UI Emoji" w:cs="Segoe UI Emoji"/>
+                <w:noProof/>
+              </w:rPr>
+              <w:t>✅</w:t>
+            </w:r>
+            <w:r>
+              <w:rPr>
+                <w:rStyle w:val="Hiperhivatkozs"/>
+                <w:noProof/>
+              </w:rPr>
+              <w:t xml:space="preserve"> Összefo</w:t>
+            </w:r>
+            <w:r>
+              <w:rPr>
+                <w:rStyle w:val="Hiperhivatkozs"/>
+                <w:noProof/>
+              </w:rPr>
+              <w:t>g</w:t>
+            </w:r>
+            <w:r>
+              <w:rPr>
+                <w:rStyle w:val="Hiperhivatkozs"/>
+                <w:noProof/>
+              </w:rPr>
+              <w:t>lalás</w:t>
+            </w:r>
+            <w:r>
+              <w:rPr>
+                <w:noProof/>
+                <w:webHidden/>
+              </w:rPr>
+              <w:tab/>
+            </w:r>
+            <w:r>
+              <w:rPr>
+                <w:noProof/>
+                <w:webHidden/>
+              </w:rPr>
+              <w:fldChar w:fldCharType="begin"/>
+            </w:r>
+            <w:r>
+              <w:rPr>
+                <w:noProof/>
+                <w:webHidden/>
+              </w:rPr>
+              <w:instrText xml:space="preserve"> PAGEREF _Toc227310924 \h </w:instrText>
+            </w:r>
+            <w:r>
+              <w:rPr>
+                <w:noProof/>
+                <w:webHidden/>
+              </w:rPr>
+            </w:r>
+            <w:r>
+              <w:rPr>
+                <w:noProof/>
+                <w:webHidden/>
+              </w:rPr>
+              <w:fldChar w:fldCharType="separate"/>
+            </w:r>
+            <w:r>
+              <w:rPr>
+                <w:noProof/>
+                <w:webHidden/>
+              </w:rPr>
+              <w:t>7</w:t>
+            </w:r>
+            <w:r>
+              <w:rPr>
+                <w:noProof/>
+                <w:webHidden/>
+              </w:rPr>
+              <w:fldChar w:fldCharType="end"/>
+            </w:r>
+          </w:hyperlink>
+        </w:p>
+        <w:p>
+          <w:r>
+            <w:rPr>
+              <w:b/>
+              <w:bCs/>
+            </w:rPr>
+            <w:fldChar w:fldCharType="end"/>
+          </w:r>
+        </w:p>
+      </w:sdtContent>
+    </w:sdt>
+    <w:p>
+      <w:pPr>
+        <w:spacing w:after="315"/>
+      </w:pPr>
+    </w:p>
     <w:p>
       <w:pPr>
         <w:pStyle w:val="Cmsor1"/>
         <w:ind w:left="-5"/>
       </w:pPr>
+      <w:bookmarkStart w:id="0" w:name="_Toc227310906"/>
       <w:r>
         <w:rPr>
           <w:rFonts w:ascii="Segoe UI Emoji" w:eastAsia="Segoe UI Emoji" w:hAnsi="Segoe UI Emoji" w:cs="Segoe UI Emoji"/>
           <w:b w:val="0"/>
         </w:rPr>
-        <w:t>📋</w:t>
-      </w:r>
-      <w:r>
-        <w:t xml:space="preserve"> Tartalomjegyzék</w:t>
-      </w:r>
+        <w:t>🎯</w:t>
+      </w:r>
+      <w:r>
+        <w:t xml:space="preserve"> Bevezetés</w:t>
+      </w:r>
+      <w:bookmarkEnd w:id="0"/>
       <w:r>
         <w:rPr>
           <w:b w:val="0"/>
@@ -60,151 +1174,6 @@
     </w:p>
     <w:p>
       <w:pPr>
-        <w:numPr>
-          <w:ilvl w:val="0"/>
-          <w:numId w:val="1"/>
-        </w:numPr>
-        <w:spacing w:after="26"/>
-        <w:ind w:hanging="360"/>
-      </w:pPr>
-      <w:hyperlink r:id="rId5" w:anchor="bevezet%C3%A9s">
-        <w:r>
-          <w:rPr>
-            <w:color w:val="467886"/>
-            <w:sz w:val="24"/>
-            <w:u w:val="single" w:color="467886"/>
-          </w:rPr>
-          <w:t>Bevezetés</w:t>
-        </w:r>
-      </w:hyperlink>
-      <w:hyperlink r:id="rId6" w:anchor="bevezet%C3%A9s">
-        <w:r>
-          <w:rPr>
-            <w:sz w:val="24"/>
-          </w:rPr>
-          <w:t xml:space="preserve"> </w:t>
-        </w:r>
-      </w:hyperlink>
-    </w:p>
-    <w:p>
-      <w:pPr>
-        <w:numPr>
-          <w:ilvl w:val="0"/>
-          <w:numId w:val="1"/>
-        </w:numPr>
-        <w:spacing w:after="26"/>
-        <w:ind w:hanging="360"/>
-      </w:pPr>
-      <w:hyperlink r:id="rId7" w:anchor="bejelentkez%C3%A9s">
-        <w:r>
-          <w:rPr>
-            <w:color w:val="467886"/>
-            <w:sz w:val="24"/>
-            <w:u w:val="single" w:color="467886"/>
-          </w:rPr>
-          <w:t>Bejelentkezés</w:t>
-        </w:r>
-      </w:hyperlink>
-      <w:hyperlink r:id="rId8" w:anchor="bejelentkez%C3%A9s">
-        <w:r>
-          <w:rPr>
-            <w:sz w:val="24"/>
-          </w:rPr>
-          <w:t xml:space="preserve"> </w:t>
-        </w:r>
-      </w:hyperlink>
-    </w:p>
-    <w:p>
-      <w:pPr>
-        <w:numPr>
-          <w:ilvl w:val="0"/>
-          <w:numId w:val="1"/>
-        </w:numPr>
-        <w:spacing w:after="26"/>
-        <w:ind w:hanging="360"/>
-      </w:pPr>
-      <w:hyperlink r:id="rId9" w:anchor="di%C3%A1k-fel%C3%BClet">
-        <w:r>
-          <w:rPr>
-            <w:color w:val="467886"/>
-            <w:sz w:val="24"/>
-            <w:u w:val="single" w:color="467886"/>
-          </w:rPr>
-          <w:t>Diák Felület</w:t>
-        </w:r>
-      </w:hyperlink>
-      <w:hyperlink r:id="rId10" w:anchor="di%C3%A1k-fel%C3%BClet">
-        <w:r>
-          <w:rPr>
-            <w:sz w:val="24"/>
-          </w:rPr>
-          <w:t xml:space="preserve"> </w:t>
-        </w:r>
-      </w:hyperlink>
-    </w:p>
-    <w:p>
-      <w:pPr>
-        <w:numPr>
-          <w:ilvl w:val="0"/>
-          <w:numId w:val="1"/>
-        </w:numPr>
-        <w:spacing w:after="507"/>
-        <w:ind w:hanging="360"/>
-      </w:pPr>
-      <w:hyperlink r:id="rId11" w:anchor="admin-fel%C3%BClet">
-        <w:proofErr w:type="spellStart"/>
-        <w:r>
-          <w:rPr>
-            <w:color w:val="467886"/>
-            <w:sz w:val="24"/>
-            <w:u w:val="single" w:color="467886"/>
-          </w:rPr>
-          <w:t>Admin</w:t>
-        </w:r>
-        <w:proofErr w:type="spellEnd"/>
-        <w:r>
-          <w:rPr>
-            <w:color w:val="467886"/>
-            <w:sz w:val="24"/>
-            <w:u w:val="single" w:color="467886"/>
-          </w:rPr>
-          <w:t xml:space="preserve"> Felület</w:t>
-        </w:r>
-      </w:hyperlink>
-      <w:hyperlink r:id="rId12" w:anchor="admin-fel%C3%BClet">
-        <w:r>
-          <w:rPr>
-            <w:sz w:val="24"/>
-          </w:rPr>
-          <w:t xml:space="preserve"> </w:t>
-        </w:r>
-      </w:hyperlink>
-    </w:p>
-    <w:p>
-      <w:pPr>
-        <w:pStyle w:val="Cmsor1"/>
-        <w:ind w:left="-5"/>
-      </w:pPr>
-      <w:r>
-        <w:rPr>
-          <w:rFonts w:ascii="Segoe UI Emoji" w:eastAsia="Segoe UI Emoji" w:hAnsi="Segoe UI Emoji" w:cs="Segoe UI Emoji"/>
-          <w:b w:val="0"/>
-        </w:rPr>
-        <w:t>🎯</w:t>
-      </w:r>
-      <w:r>
-        <w:t xml:space="preserve"> Bevezetés</w:t>
-      </w:r>
-      <w:r>
-        <w:rPr>
-          <w:b w:val="0"/>
-          <w:sz w:val="32"/>
-        </w:rPr>
-        <w:t xml:space="preserve"> </w:t>
-      </w:r>
-    </w:p>
-    <w:p>
-      <w:pPr>
         <w:spacing w:after="327" w:line="271" w:lineRule="auto"/>
         <w:ind w:left="10" w:hanging="10"/>
       </w:pPr>
@@ -220,9 +1189,11 @@
         <w:pStyle w:val="Cmsor2"/>
         <w:ind w:left="-5"/>
       </w:pPr>
+      <w:bookmarkStart w:id="1" w:name="_Toc227310907"/>
       <w:r>
         <w:t>Felhasználói Szerepkörök</w:t>
       </w:r>
+      <w:bookmarkEnd w:id="1"/>
       <w:r>
         <w:rPr>
           <w:b w:val="0"/>
@@ -289,16 +1260,19 @@
         <w:spacing w:after="225"/>
         <w:ind w:left="-5"/>
       </w:pPr>
+      <w:bookmarkStart w:id="2" w:name="_Toc227310908"/>
       <w:r>
         <w:rPr>
           <w:rFonts w:ascii="Segoe UI Emoji" w:eastAsia="Segoe UI Emoji" w:hAnsi="Segoe UI Emoji" w:cs="Segoe UI Emoji"/>
           <w:b w:val="0"/>
         </w:rPr>
+        <w:lastRenderedPageBreak/>
         <w:t>🔐</w:t>
       </w:r>
       <w:r>
         <w:t xml:space="preserve"> Bejelentkezés</w:t>
       </w:r>
+      <w:bookmarkEnd w:id="2"/>
       <w:r>
         <w:rPr>
           <w:b w:val="0"/>
@@ -312,9 +1286,11 @@
         <w:pStyle w:val="Cmsor2"/>
         <w:ind w:left="-5"/>
       </w:pPr>
+      <w:bookmarkStart w:id="3" w:name="_Toc227310909"/>
       <w:r>
         <w:t>Diák Bejelentkezés</w:t>
       </w:r>
+      <w:bookmarkEnd w:id="3"/>
       <w:r>
         <w:rPr>
           <w:b w:val="0"/>
@@ -450,7 +1426,7 @@
                     <pic:cNvPicPr/>
                   </pic:nvPicPr>
                   <pic:blipFill>
-                    <a:blip r:embed="rId13" cstate="print">
+                    <a:blip r:embed="rId8" cstate="print">
                       <a:extLst>
                         <a:ext uri="{28A0092B-C50C-407E-A947-70E740481C1C}">
                           <a14:useLocalDpi xmlns:a14="http://schemas.microsoft.com/office/drawing/2010/main" val="0"/>
@@ -482,15 +1458,16 @@
         <w:pStyle w:val="Cmsor2"/>
         <w:ind w:left="-5"/>
       </w:pPr>
+      <w:bookmarkStart w:id="4" w:name="_Toc227310910"/>
       <w:proofErr w:type="spellStart"/>
       <w:r>
-        <w:lastRenderedPageBreak/>
         <w:t>Admin</w:t>
       </w:r>
       <w:proofErr w:type="spellEnd"/>
       <w:r>
         <w:t xml:space="preserve"> Bejelentkezés</w:t>
       </w:r>
+      <w:bookmarkEnd w:id="4"/>
       <w:r>
         <w:rPr>
           <w:b w:val="0"/>
@@ -609,6 +1586,838 @@
             <wp:extent cx="4214192" cy="1951640"/>
             <wp:effectExtent l="0" t="0" r="0" b="0"/>
             <wp:docPr id="2" name="Kép 2"/>
+            <wp:cNvGraphicFramePr>
+              <a:graphicFrameLocks xmlns:a="http://schemas.openxmlformats.org/drawingml/2006/main" noChangeAspect="1"/>
+            </wp:cNvGraphicFramePr>
+            <a:graphic xmlns:a="http://schemas.openxmlformats.org/drawingml/2006/main">
+              <a:graphicData uri="http://schemas.openxmlformats.org/drawingml/2006/picture">
+                <pic:pic xmlns:pic="http://schemas.openxmlformats.org/drawingml/2006/picture">
+                  <pic:nvPicPr>
+                    <pic:cNvPr id="1" name=""/>
+                    <pic:cNvPicPr/>
+                  </pic:nvPicPr>
+                  <pic:blipFill>
+                    <a:blip r:embed="rId9"/>
+                    <a:stretch>
+                      <a:fillRect/>
+                    </a:stretch>
+                  </pic:blipFill>
+                  <pic:spPr>
+                    <a:xfrm>
+                      <a:off x="0" y="0"/>
+                      <a:ext cx="4424099" cy="2048850"/>
+                    </a:xfrm>
+                    <a:prstGeom prst="rect">
+                      <a:avLst/>
+                    </a:prstGeom>
+                  </pic:spPr>
+                </pic:pic>
+              </a:graphicData>
+            </a:graphic>
+          </wp:inline>
+        </w:drawing>
+      </w:r>
+    </w:p>
+    <w:p>
+      <w:pPr>
+        <w:pStyle w:val="Cmsor1"/>
+        <w:spacing w:after="225"/>
+        <w:ind w:left="-5"/>
+        <w:rPr>
+          <w:rFonts w:ascii="Segoe UI Emoji" w:eastAsia="Segoe UI Emoji" w:hAnsi="Segoe UI Emoji" w:cs="Segoe UI Emoji"/>
+          <w:b w:val="0"/>
+        </w:rPr>
+      </w:pPr>
+      <w:bookmarkStart w:id="5" w:name="_Toc227310911"/>
+      <w:r>
+        <w:rPr>
+          <w:rFonts w:ascii="Segoe UI Emoji" w:eastAsia="Segoe UI Emoji" w:hAnsi="Segoe UI Emoji" w:cs="Segoe UI Emoji"/>
+          <w:b w:val="0"/>
+        </w:rPr>
+        <w:br w:type="page"/>
+      </w:r>
+    </w:p>
+    <w:p>
+      <w:pPr>
+        <w:pStyle w:val="Cmsor1"/>
+        <w:spacing w:after="225"/>
+        <w:ind w:left="-5"/>
+      </w:pPr>
+      <w:r>
+        <w:rPr>
+          <w:rFonts w:ascii="Segoe UI Emoji" w:eastAsia="Segoe UI Emoji" w:hAnsi="Segoe UI Emoji" w:cs="Segoe UI Emoji"/>
+          <w:b w:val="0"/>
+        </w:rPr>
+        <w:lastRenderedPageBreak/>
+        <w:t>👨‍🎓</w:t>
+      </w:r>
+      <w:r>
+        <w:t xml:space="preserve"> Diák Felület</w:t>
+      </w:r>
+      <w:bookmarkEnd w:id="5"/>
+      <w:r>
+        <w:rPr>
+          <w:b w:val="0"/>
+          <w:sz w:val="32"/>
+        </w:rPr>
+        <w:t xml:space="preserve"> </w:t>
+      </w:r>
+    </w:p>
+    <w:p>
+      <w:pPr>
+        <w:pStyle w:val="Cmsor2"/>
+        <w:ind w:left="-5"/>
+      </w:pPr>
+      <w:bookmarkStart w:id="6" w:name="_Toc227310912"/>
+      <w:r>
+        <w:t>1. Hiányzó Értékelések Oldal</w:t>
+      </w:r>
+      <w:bookmarkEnd w:id="6"/>
+      <w:r>
+        <w:rPr>
+          <w:b w:val="0"/>
+        </w:rPr>
+        <w:t xml:space="preserve"> </w:t>
+      </w:r>
+    </w:p>
+    <w:p>
+      <w:pPr>
+        <w:spacing w:after="249" w:line="269" w:lineRule="auto"/>
+        <w:ind w:left="10" w:hanging="10"/>
+        <w:jc w:val="both"/>
+      </w:pPr>
+      <w:r>
+        <w:rPr>
+          <w:sz w:val="24"/>
+        </w:rPr>
+        <w:t xml:space="preserve">Az alkalmazás megnyitása után a diák meglátja az összes olyan tanárt, akinek még nem adott értékelést. </w:t>
+      </w:r>
+    </w:p>
+    <w:p>
+      <w:pPr>
+        <w:spacing w:after="264"/>
+        <w:ind w:left="-5" w:right="107" w:hanging="10"/>
+      </w:pPr>
+      <w:r>
+        <w:rPr>
+          <w:b/>
+          <w:sz w:val="24"/>
+        </w:rPr>
+        <w:t>Funkcionalitás:</w:t>
+      </w:r>
+      <w:r>
+        <w:rPr>
+          <w:sz w:val="24"/>
+        </w:rPr>
+        <w:t xml:space="preserve"> </w:t>
+      </w:r>
+    </w:p>
+    <w:p>
+      <w:pPr>
+        <w:numPr>
+          <w:ilvl w:val="0"/>
+          <w:numId w:val="5"/>
+        </w:numPr>
+        <w:spacing w:after="16" w:line="269" w:lineRule="auto"/>
+        <w:ind w:hanging="360"/>
+        <w:jc w:val="both"/>
+      </w:pPr>
+      <w:r>
+        <w:rPr>
+          <w:sz w:val="24"/>
+        </w:rPr>
+        <w:t xml:space="preserve">Tanárok listája látható </w:t>
+      </w:r>
+    </w:p>
+    <w:p>
+      <w:pPr>
+        <w:numPr>
+          <w:ilvl w:val="0"/>
+          <w:numId w:val="5"/>
+        </w:numPr>
+        <w:spacing w:after="231" w:line="269" w:lineRule="auto"/>
+        <w:ind w:hanging="360"/>
+        <w:jc w:val="both"/>
+      </w:pPr>
+      <w:r>
+        <w:rPr>
+          <w:sz w:val="24"/>
+        </w:rPr>
+        <w:t>A tanár kiválasztása után az értékelés gombra k</w:t>
+      </w:r>
+      <w:r>
+        <w:rPr>
+          <w:sz w:val="24"/>
+        </w:rPr>
+        <w:t>attintva az értékelési oldalra kerülsz</w:t>
+      </w:r>
+    </w:p>
+    <w:p>
+      <w:pPr>
+        <w:spacing w:after="231" w:line="269" w:lineRule="auto"/>
+        <w:ind w:left="346"/>
+        <w:jc w:val="center"/>
+      </w:pPr>
+      <w:r>
+        <w:rPr>
+          <w:noProof/>
+        </w:rPr>
+        <w:drawing>
+          <wp:inline distT="0" distB="0" distL="0" distR="0" wp14:anchorId="087F9A11" wp14:editId="7550D79B">
+            <wp:extent cx="4341412" cy="1505505"/>
+            <wp:effectExtent l="0" t="0" r="2540" b="0"/>
+            <wp:docPr id="4" name="Kép 4"/>
+            <wp:cNvGraphicFramePr>
+              <a:graphicFrameLocks xmlns:a="http://schemas.openxmlformats.org/drawingml/2006/main" noChangeAspect="1"/>
+            </wp:cNvGraphicFramePr>
+            <a:graphic xmlns:a="http://schemas.openxmlformats.org/drawingml/2006/main">
+              <a:graphicData uri="http://schemas.openxmlformats.org/drawingml/2006/picture">
+                <pic:pic xmlns:pic="http://schemas.openxmlformats.org/drawingml/2006/picture">
+                  <pic:nvPicPr>
+                    <pic:cNvPr id="1" name=""/>
+                    <pic:cNvPicPr/>
+                  </pic:nvPicPr>
+                  <pic:blipFill>
+                    <a:blip r:embed="rId10"/>
+                    <a:stretch>
+                      <a:fillRect/>
+                    </a:stretch>
+                  </pic:blipFill>
+                  <pic:spPr>
+                    <a:xfrm>
+                      <a:off x="0" y="0"/>
+                      <a:ext cx="4377220" cy="1517923"/>
+                    </a:xfrm>
+                    <a:prstGeom prst="rect">
+                      <a:avLst/>
+                    </a:prstGeom>
+                  </pic:spPr>
+                </pic:pic>
+              </a:graphicData>
+            </a:graphic>
+          </wp:inline>
+        </w:drawing>
+      </w:r>
+    </w:p>
+    <w:p>
+      <w:pPr>
+        <w:pStyle w:val="Cmsor2"/>
+        <w:ind w:left="-5"/>
+      </w:pPr>
+      <w:bookmarkStart w:id="7" w:name="_Toc227310913"/>
+      <w:r>
+        <w:t>2. Értékelés Kitöltése</w:t>
+      </w:r>
+      <w:bookmarkEnd w:id="7"/>
+      <w:r>
+        <w:rPr>
+          <w:b w:val="0"/>
+        </w:rPr>
+        <w:t xml:space="preserve"> </w:t>
+      </w:r>
+    </w:p>
+    <w:p>
+      <w:pPr>
+        <w:spacing w:after="249" w:line="271" w:lineRule="auto"/>
+        <w:ind w:left="10" w:hanging="10"/>
+      </w:pPr>
+      <w:r>
+        <w:rPr>
+          <w:sz w:val="24"/>
+        </w:rPr>
+        <w:t xml:space="preserve">Az értékelési oldalon egy kérdőív található strukturált kérdésekkel. </w:t>
+      </w:r>
+    </w:p>
+    <w:p>
+      <w:pPr>
+        <w:spacing w:after="266"/>
+        <w:ind w:left="-5" w:hanging="10"/>
+      </w:pPr>
+      <w:r>
+        <w:rPr>
+          <w:b/>
+          <w:sz w:val="24"/>
+        </w:rPr>
+        <w:t>Hogyan működik:</w:t>
+      </w:r>
+      <w:r>
+        <w:rPr>
+          <w:sz w:val="24"/>
+        </w:rPr>
+        <w:t xml:space="preserve"> </w:t>
+      </w:r>
+    </w:p>
+    <w:p>
+      <w:pPr>
+        <w:numPr>
+          <w:ilvl w:val="0"/>
+          <w:numId w:val="6"/>
+        </w:numPr>
+        <w:spacing w:after="16" w:line="269" w:lineRule="auto"/>
+        <w:ind w:hanging="360"/>
+        <w:jc w:val="both"/>
+      </w:pPr>
+      <w:r>
+        <w:rPr>
+          <w:sz w:val="24"/>
+        </w:rPr>
+        <w:t xml:space="preserve">Több kérdés található </w:t>
+      </w:r>
+    </w:p>
+    <w:p>
+      <w:pPr>
+        <w:numPr>
+          <w:ilvl w:val="0"/>
+          <w:numId w:val="6"/>
+        </w:numPr>
+        <w:spacing w:after="13" w:line="271" w:lineRule="auto"/>
+        <w:ind w:hanging="360"/>
+        <w:jc w:val="both"/>
+      </w:pPr>
+      <w:r>
+        <w:rPr>
+          <w:sz w:val="24"/>
+        </w:rPr>
+        <w:t xml:space="preserve">Minden kérdéshez 5 lehetőséges válasz van (1-5 közötti skála) </w:t>
+      </w:r>
+    </w:p>
+    <w:p>
+      <w:pPr>
+        <w:numPr>
+          <w:ilvl w:val="0"/>
+          <w:numId w:val="6"/>
+        </w:numPr>
+        <w:spacing w:after="16" w:line="269" w:lineRule="auto"/>
+        <w:ind w:hanging="360"/>
+        <w:jc w:val="both"/>
+      </w:pPr>
+      <w:r>
+        <w:rPr>
+          <w:sz w:val="24"/>
+        </w:rPr>
+        <w:t xml:space="preserve">Válassz egy választ minden kérdéshez </w:t>
+      </w:r>
+    </w:p>
+    <w:p>
+      <w:pPr>
+        <w:numPr>
+          <w:ilvl w:val="0"/>
+          <w:numId w:val="6"/>
+        </w:numPr>
+        <w:spacing w:after="16" w:line="269" w:lineRule="auto"/>
+        <w:ind w:hanging="360"/>
+        <w:jc w:val="both"/>
+      </w:pPr>
+      <w:r>
+        <w:rPr>
+          <w:sz w:val="24"/>
+        </w:rPr>
+        <w:t xml:space="preserve">Kattints a </w:t>
+      </w:r>
+      <w:r>
+        <w:rPr>
+          <w:b/>
+          <w:sz w:val="24"/>
+        </w:rPr>
+        <w:t>"Beküldés"</w:t>
+      </w:r>
+      <w:r>
+        <w:rPr>
+          <w:sz w:val="24"/>
+        </w:rPr>
+        <w:t xml:space="preserve"> gombra </w:t>
+      </w:r>
+    </w:p>
+    <w:p>
+      <w:pPr>
+        <w:numPr>
+          <w:ilvl w:val="0"/>
+          <w:numId w:val="6"/>
+        </w:numPr>
+        <w:spacing w:after="254" w:line="269" w:lineRule="auto"/>
+        <w:ind w:hanging="360"/>
+        <w:jc w:val="both"/>
+      </w:pPr>
+      <w:r>
+        <w:rPr>
+          <w:sz w:val="24"/>
+        </w:rPr>
+        <w:t xml:space="preserve">Az értékelés elmentésre kerül </w:t>
+      </w:r>
+    </w:p>
+    <w:p>
+      <w:pPr>
+        <w:spacing w:after="266"/>
+        <w:ind w:left="-5" w:hanging="10"/>
+        <w:jc w:val="center"/>
+        <w:rPr>
+          <w:b/>
+          <w:sz w:val="24"/>
+        </w:rPr>
+      </w:pPr>
+      <w:r>
+        <w:rPr>
+          <w:b/>
+          <w:noProof/>
+          <w:sz w:val="24"/>
+        </w:rPr>
+        <w:drawing>
+          <wp:inline distT="0" distB="0" distL="0" distR="0" wp14:anchorId="1C2FC554" wp14:editId="30B6E03A">
+            <wp:extent cx="4094921" cy="2208527"/>
+            <wp:effectExtent l="0" t="0" r="1270" b="1905"/>
+            <wp:docPr id="5" name="Kép 5"/>
+            <wp:cNvGraphicFramePr>
+              <a:graphicFrameLocks xmlns:a="http://schemas.openxmlformats.org/drawingml/2006/main" noChangeAspect="1"/>
+            </wp:cNvGraphicFramePr>
+            <a:graphic xmlns:a="http://schemas.openxmlformats.org/drawingml/2006/main">
+              <a:graphicData uri="http://schemas.openxmlformats.org/drawingml/2006/picture">
+                <pic:pic xmlns:pic="http://schemas.openxmlformats.org/drawingml/2006/picture">
+                  <pic:nvPicPr>
+                    <pic:cNvPr id="1" name=""/>
+                    <pic:cNvPicPr/>
+                  </pic:nvPicPr>
+                  <pic:blipFill>
+                    <a:blip r:embed="rId11"/>
+                    <a:stretch>
+                      <a:fillRect/>
+                    </a:stretch>
+                  </pic:blipFill>
+                  <pic:spPr>
+                    <a:xfrm>
+                      <a:off x="0" y="0"/>
+                      <a:ext cx="4127854" cy="2226289"/>
+                    </a:xfrm>
+                    <a:prstGeom prst="rect">
+                      <a:avLst/>
+                    </a:prstGeom>
+                  </pic:spPr>
+                </pic:pic>
+              </a:graphicData>
+            </a:graphic>
+          </wp:inline>
+        </w:drawing>
+      </w:r>
+    </w:p>
+    <w:p>
+      <w:pPr>
+        <w:spacing w:after="329" w:line="269" w:lineRule="auto"/>
+        <w:jc w:val="both"/>
+        <w:rPr>
+          <w:sz w:val="24"/>
+        </w:rPr>
+      </w:pPr>
+      <w:r>
+        <w:rPr>
+          <w:b/>
+          <w:sz w:val="24"/>
+        </w:rPr>
+        <w:lastRenderedPageBreak/>
+        <w:t>Megjegyzés:</w:t>
+      </w:r>
+      <w:r>
+        <w:rPr>
+          <w:sz w:val="24"/>
+        </w:rPr>
+        <w:t xml:space="preserve"> Egy tanárt csak egyszer lehet értékelni. Után az értékelés nem módosítható. </w:t>
+      </w:r>
+    </w:p>
+    <w:p>
+      <w:pPr>
+        <w:spacing w:after="329" w:line="269" w:lineRule="auto"/>
+        <w:jc w:val="both"/>
+        <w:rPr>
+          <w:sz w:val="24"/>
+        </w:rPr>
+      </w:pPr>
+    </w:p>
+    <w:p>
+      <w:pPr>
+        <w:pStyle w:val="Cmsor2"/>
+        <w:ind w:left="-5"/>
+      </w:pPr>
+      <w:bookmarkStart w:id="8" w:name="_Toc227310914"/>
+      <w:r>
+        <w:t>3. Értékelt Tanárok</w:t>
+      </w:r>
+      <w:bookmarkEnd w:id="8"/>
+      <w:r>
+        <w:rPr>
+          <w:b w:val="0"/>
+        </w:rPr>
+        <w:t xml:space="preserve"> </w:t>
+      </w:r>
+    </w:p>
+    <w:p>
+      <w:pPr>
+        <w:spacing w:after="249" w:line="269" w:lineRule="auto"/>
+        <w:ind w:left="10" w:hanging="10"/>
+        <w:jc w:val="both"/>
+      </w:pPr>
+      <w:r>
+        <w:rPr>
+          <w:sz w:val="24"/>
+        </w:rPr>
+        <w:t xml:space="preserve">Miután kitöltöttél egy értékelést, az nem jelenik meg többé a "Hiányzó értékelések" listában. </w:t>
+      </w:r>
+    </w:p>
+    <w:p>
+      <w:pPr>
+        <w:spacing w:after="502"/>
+        <w:jc w:val="center"/>
+      </w:pPr>
+      <w:r>
+        <w:rPr>
+          <w:noProof/>
+        </w:rPr>
+        <w:drawing>
+          <wp:inline distT="0" distB="0" distL="0" distR="0" wp14:anchorId="562652AD" wp14:editId="6872FACA">
+            <wp:extent cx="2341313" cy="1025719"/>
+            <wp:effectExtent l="0" t="0" r="1905" b="3175"/>
+            <wp:docPr id="7" name="Kép 7"/>
+            <wp:cNvGraphicFramePr>
+              <a:graphicFrameLocks xmlns:a="http://schemas.openxmlformats.org/drawingml/2006/main" noChangeAspect="1"/>
+            </wp:cNvGraphicFramePr>
+            <a:graphic xmlns:a="http://schemas.openxmlformats.org/drawingml/2006/main">
+              <a:graphicData uri="http://schemas.openxmlformats.org/drawingml/2006/picture">
+                <pic:pic xmlns:pic="http://schemas.openxmlformats.org/drawingml/2006/picture">
+                  <pic:nvPicPr>
+                    <pic:cNvPr id="1" name=""/>
+                    <pic:cNvPicPr/>
+                  </pic:nvPicPr>
+                  <pic:blipFill>
+                    <a:blip r:embed="rId12"/>
+                    <a:stretch>
+                      <a:fillRect/>
+                    </a:stretch>
+                  </pic:blipFill>
+                  <pic:spPr>
+                    <a:xfrm>
+                      <a:off x="0" y="0"/>
+                      <a:ext cx="2382522" cy="1043772"/>
+                    </a:xfrm>
+                    <a:prstGeom prst="rect">
+                      <a:avLst/>
+                    </a:prstGeom>
+                  </pic:spPr>
+                </pic:pic>
+              </a:graphicData>
+            </a:graphic>
+          </wp:inline>
+        </w:drawing>
+      </w:r>
+    </w:p>
+    <w:p>
+      <w:pPr>
+        <w:pStyle w:val="Cmsor1"/>
+        <w:ind w:left="-5"/>
+      </w:pPr>
+      <w:bookmarkStart w:id="9" w:name="_Toc227310915"/>
+      <w:r>
+        <w:rPr>
+          <w:rFonts w:ascii="Segoe UI Emoji" w:eastAsia="Segoe UI Emoji" w:hAnsi="Segoe UI Emoji" w:cs="Segoe UI Emoji"/>
+          <w:b w:val="0"/>
+        </w:rPr>
+        <w:t>⚙️</w:t>
+      </w:r>
+      <w:r>
+        <w:t xml:space="preserve"> </w:t>
+      </w:r>
+      <w:proofErr w:type="spellStart"/>
+      <w:r>
+        <w:t>Admin</w:t>
+      </w:r>
+      <w:proofErr w:type="spellEnd"/>
+      <w:r>
+        <w:t xml:space="preserve"> Felület</w:t>
+      </w:r>
+      <w:bookmarkEnd w:id="9"/>
+      <w:r>
+        <w:rPr>
+          <w:b w:val="0"/>
+          <w:sz w:val="32"/>
+        </w:rPr>
+        <w:t xml:space="preserve"> </w:t>
+      </w:r>
+    </w:p>
+    <w:p>
+      <w:pPr>
+        <w:spacing w:after="249" w:line="271" w:lineRule="auto"/>
+        <w:ind w:left="10" w:hanging="10"/>
+      </w:pPr>
+      <w:r>
+        <w:rPr>
+          <w:sz w:val="24"/>
+        </w:rPr>
+        <w:t xml:space="preserve">Az </w:t>
+      </w:r>
+      <w:proofErr w:type="spellStart"/>
+      <w:r>
+        <w:rPr>
+          <w:sz w:val="24"/>
+        </w:rPr>
+        <w:t>admin</w:t>
+      </w:r>
+      <w:proofErr w:type="spellEnd"/>
+      <w:r>
+        <w:rPr>
+          <w:sz w:val="24"/>
+        </w:rPr>
+        <w:t xml:space="preserve"> panel bal oldalon egy </w:t>
+      </w:r>
+      <w:r>
+        <w:rPr>
+          <w:b/>
+          <w:sz w:val="24"/>
+        </w:rPr>
+        <w:t>kék menüsávval</w:t>
+      </w:r>
+      <w:r>
+        <w:rPr>
+          <w:sz w:val="24"/>
+        </w:rPr>
+        <w:t xml:space="preserve"> rendelkezik. A menü a következő lehetőségeket tartalmazza: </w:t>
+      </w:r>
+    </w:p>
+    <w:p>
+      <w:pPr>
+        <w:pStyle w:val="Cmsor2"/>
+        <w:spacing w:after="271"/>
+        <w:ind w:left="0" w:firstLine="0"/>
+        <w:jc w:val="center"/>
+      </w:pPr>
+      <w:bookmarkStart w:id="10" w:name="_Toc227310916"/>
+      <w:r>
+        <w:rPr>
+          <w:noProof/>
+        </w:rPr>
+        <w:drawing>
+          <wp:inline distT="0" distB="0" distL="0" distR="0" wp14:anchorId="66D31F11" wp14:editId="0CD6B184">
+            <wp:extent cx="1574828" cy="1773140"/>
+            <wp:effectExtent l="0" t="0" r="6350" b="0"/>
+            <wp:docPr id="8" name="Kép 8"/>
+            <wp:cNvGraphicFramePr>
+              <a:graphicFrameLocks xmlns:a="http://schemas.openxmlformats.org/drawingml/2006/main" noChangeAspect="1"/>
+            </wp:cNvGraphicFramePr>
+            <a:graphic xmlns:a="http://schemas.openxmlformats.org/drawingml/2006/main">
+              <a:graphicData uri="http://schemas.openxmlformats.org/drawingml/2006/picture">
+                <pic:pic xmlns:pic="http://schemas.openxmlformats.org/drawingml/2006/picture">
+                  <pic:nvPicPr>
+                    <pic:cNvPr id="1" name=""/>
+                    <pic:cNvPicPr/>
+                  </pic:nvPicPr>
+                  <pic:blipFill>
+                    <a:blip r:embed="rId13"/>
+                    <a:stretch>
+                      <a:fillRect/>
+                    </a:stretch>
+                  </pic:blipFill>
+                  <pic:spPr>
+                    <a:xfrm>
+                      <a:off x="0" y="0"/>
+                      <a:ext cx="1583055" cy="1782403"/>
+                    </a:xfrm>
+                    <a:prstGeom prst="rect">
+                      <a:avLst/>
+                    </a:prstGeom>
+                  </pic:spPr>
+                </pic:pic>
+              </a:graphicData>
+            </a:graphic>
+          </wp:inline>
+        </w:drawing>
+      </w:r>
+      <w:bookmarkEnd w:id="10"/>
+    </w:p>
+    <w:p>
+      <w:pPr>
+        <w:pStyle w:val="Cmsor2"/>
+        <w:spacing w:after="271"/>
+        <w:ind w:left="0" w:firstLine="0"/>
+      </w:pPr>
+      <w:bookmarkStart w:id="11" w:name="_Toc227310917"/>
+      <w:r>
+        <w:t>1. Kérdőívek Kezelése</w:t>
+      </w:r>
+      <w:bookmarkEnd w:id="11"/>
+      <w:r>
+        <w:rPr>
+          <w:b w:val="0"/>
+        </w:rPr>
+        <w:t xml:space="preserve"> </w:t>
+      </w:r>
+    </w:p>
+    <w:p>
+      <w:pPr>
+        <w:spacing w:after="249" w:line="271" w:lineRule="auto"/>
+        <w:ind w:left="10" w:hanging="10"/>
+      </w:pPr>
+      <w:r>
+        <w:rPr>
+          <w:sz w:val="24"/>
+        </w:rPr>
+        <w:t xml:space="preserve">A kérdőív kitöltési időszakát lehet itt kontrolálni. </w:t>
+      </w:r>
+    </w:p>
+    <w:p>
+      <w:pPr>
+        <w:spacing w:after="266"/>
+        <w:ind w:left="-5" w:hanging="10"/>
+      </w:pPr>
+      <w:r>
+        <w:rPr>
+          <w:b/>
+          <w:sz w:val="24"/>
+        </w:rPr>
+        <w:t>Lehetőségek:</w:t>
+      </w:r>
+      <w:r>
+        <w:rPr>
+          <w:sz w:val="24"/>
+        </w:rPr>
+        <w:t xml:space="preserve"> </w:t>
+      </w:r>
+    </w:p>
+    <w:p>
+      <w:pPr>
+        <w:numPr>
+          <w:ilvl w:val="0"/>
+          <w:numId w:val="8"/>
+        </w:numPr>
+        <w:spacing w:after="24" w:line="271" w:lineRule="auto"/>
+        <w:ind w:hanging="360"/>
+      </w:pPr>
+      <w:r>
+        <w:rPr>
+          <w:b/>
+          <w:sz w:val="24"/>
+        </w:rPr>
+        <w:t>Kérdőív INDÍTÁSA</w:t>
+      </w:r>
+      <w:r>
+        <w:rPr>
+          <w:sz w:val="24"/>
+        </w:rPr>
+        <w:t xml:space="preserve">: Az értékelési időszak megnyitása (diákok hozzáférnek az értékeléshez) </w:t>
+      </w:r>
+    </w:p>
+    <w:p>
+      <w:pPr>
+        <w:numPr>
+          <w:ilvl w:val="0"/>
+          <w:numId w:val="8"/>
+        </w:numPr>
+        <w:spacing w:after="249" w:line="271" w:lineRule="auto"/>
+        <w:ind w:hanging="360"/>
+      </w:pPr>
+      <w:r>
+        <w:rPr>
+          <w:b/>
+          <w:sz w:val="24"/>
+        </w:rPr>
+        <w:t>Kérdőív LEZÁRÁSA</w:t>
+      </w:r>
+      <w:r>
+        <w:rPr>
+          <w:sz w:val="24"/>
+        </w:rPr>
+        <w:t xml:space="preserve">: Az értékelési időszak lezárása (diákok nem tudnak értékelni) </w:t>
+      </w:r>
+    </w:p>
+    <w:p>
+      <w:pPr>
+        <w:spacing w:after="264"/>
+        <w:ind w:left="-5" w:right="107" w:hanging="10"/>
+      </w:pPr>
+      <w:r>
+        <w:rPr>
+          <w:b/>
+          <w:sz w:val="24"/>
+        </w:rPr>
+        <w:t>Jelenlegi állapot:</w:t>
+      </w:r>
+      <w:r>
+        <w:rPr>
+          <w:sz w:val="24"/>
+        </w:rPr>
+        <w:t xml:space="preserve"> </w:t>
+      </w:r>
+    </w:p>
+    <w:p>
+      <w:pPr>
+        <w:numPr>
+          <w:ilvl w:val="0"/>
+          <w:numId w:val="8"/>
+        </w:numPr>
+        <w:spacing w:after="16" w:line="269" w:lineRule="auto"/>
+        <w:ind w:hanging="360"/>
+      </w:pPr>
+      <w:r>
+        <w:rPr>
+          <w:sz w:val="24"/>
+        </w:rPr>
+        <w:t xml:space="preserve">Zöld szöveggel: </w:t>
+      </w:r>
+      <w:r>
+        <w:rPr>
+          <w:b/>
+          <w:sz w:val="24"/>
+        </w:rPr>
+        <w:t>"NYITVA (Diákok beléphetnek)"</w:t>
+      </w:r>
+      <w:r>
+        <w:rPr>
+          <w:sz w:val="24"/>
+        </w:rPr>
+        <w:t xml:space="preserve"> - az értékelés aktív </w:t>
+      </w:r>
+    </w:p>
+    <w:p>
+      <w:pPr>
+        <w:numPr>
+          <w:ilvl w:val="0"/>
+          <w:numId w:val="8"/>
+        </w:numPr>
+        <w:spacing w:after="230" w:line="269" w:lineRule="auto"/>
+        <w:ind w:hanging="360"/>
+      </w:pPr>
+      <w:r>
+        <w:rPr>
+          <w:sz w:val="24"/>
+        </w:rPr>
+        <w:t xml:space="preserve">Piros szöveggel: </w:t>
+      </w:r>
+      <w:r>
+        <w:rPr>
+          <w:b/>
+          <w:sz w:val="24"/>
+        </w:rPr>
+        <w:t>"ZÁRVA (Bejelentkezés letiltva)"</w:t>
+      </w:r>
+      <w:r>
+        <w:rPr>
+          <w:sz w:val="24"/>
+        </w:rPr>
+        <w:t xml:space="preserve"> - az értékelés inaktív </w:t>
+      </w:r>
+    </w:p>
+    <w:p>
+      <w:pPr>
+        <w:pStyle w:val="Cmsor3"/>
+        <w:ind w:left="-5"/>
+        <w:jc w:val="center"/>
+      </w:pPr>
+      <w:bookmarkStart w:id="12" w:name="_Toc227310918"/>
+      <w:r>
+        <w:rPr>
+          <w:b w:val="0"/>
+          <w:noProof/>
+        </w:rPr>
+        <w:lastRenderedPageBreak/>
+        <w:drawing>
+          <wp:inline distT="0" distB="0" distL="0" distR="0" wp14:anchorId="657B48DF" wp14:editId="22AF8EEF">
+            <wp:extent cx="2068034" cy="1073426"/>
+            <wp:effectExtent l="0" t="0" r="8890" b="0"/>
+            <wp:docPr id="9" name="Kép 9"/>
             <wp:cNvGraphicFramePr>
               <a:graphicFrameLocks xmlns:a="http://schemas.openxmlformats.org/drawingml/2006/main" noChangeAspect="1"/>
             </wp:cNvGraphicFramePr>
@@ -628,7 +2437,7 @@
                   <pic:spPr>
                     <a:xfrm>
                       <a:off x="0" y="0"/>
-                      <a:ext cx="4424099" cy="2048850"/>
+                      <a:ext cx="2084004" cy="1081715"/>
                     </a:xfrm>
                     <a:prstGeom prst="rect">
                       <a:avLst/>
@@ -640,133 +2449,19 @@
           </wp:inline>
         </w:drawing>
       </w:r>
-    </w:p>
-    <w:p>
-      <w:pPr>
-        <w:pStyle w:val="Cmsor1"/>
-        <w:spacing w:after="225"/>
-        <w:ind w:left="-5"/>
-      </w:pPr>
-      <w:r>
-        <w:rPr>
-          <w:rFonts w:ascii="Segoe UI Emoji" w:eastAsia="Segoe UI Emoji" w:hAnsi="Segoe UI Emoji" w:cs="Segoe UI Emoji"/>
+      <w:r>
+        <w:t xml:space="preserve">     </w:t>
+      </w:r>
+      <w:r>
+        <w:rPr>
           <w:b w:val="0"/>
-        </w:rPr>
-        <w:t>👨‍🎓</w:t>
-      </w:r>
-      <w:r>
-        <w:t xml:space="preserve"> Diák Felület</w:t>
-      </w:r>
-      <w:r>
-        <w:rPr>
-          <w:b w:val="0"/>
-          <w:sz w:val="32"/>
-        </w:rPr>
-        <w:t xml:space="preserve"> </w:t>
-      </w:r>
-    </w:p>
-    <w:p>
-      <w:pPr>
-        <w:pStyle w:val="Cmsor2"/>
-        <w:ind w:left="-5"/>
-      </w:pPr>
-      <w:r>
-        <w:t>1. Hiányzó Értékelések Oldal</w:t>
-      </w:r>
-      <w:r>
-        <w:rPr>
-          <w:b w:val="0"/>
-        </w:rPr>
-        <w:t xml:space="preserve"> </w:t>
-      </w:r>
-    </w:p>
-    <w:p>
-      <w:pPr>
-        <w:spacing w:after="249" w:line="269" w:lineRule="auto"/>
-        <w:ind w:left="10" w:hanging="10"/>
-        <w:jc w:val="both"/>
-      </w:pPr>
-      <w:r>
-        <w:rPr>
-          <w:sz w:val="24"/>
-        </w:rPr>
-        <w:t xml:space="preserve">Az alkalmazás megnyitása után a diák meglátja az összes olyan tanárt, akinek még nem adott értékelést. </w:t>
-      </w:r>
-    </w:p>
-    <w:p>
-      <w:pPr>
-        <w:spacing w:after="264"/>
-        <w:ind w:left="-5" w:right="107" w:hanging="10"/>
-      </w:pPr>
-      <w:r>
-        <w:rPr>
-          <w:b/>
-          <w:sz w:val="24"/>
-        </w:rPr>
-        <w:t>Funkcionalitás:</w:t>
-      </w:r>
-      <w:r>
-        <w:rPr>
-          <w:sz w:val="24"/>
-        </w:rPr>
-        <w:t xml:space="preserve"> </w:t>
-      </w:r>
-    </w:p>
-    <w:p>
-      <w:pPr>
-        <w:numPr>
-          <w:ilvl w:val="0"/>
-          <w:numId w:val="5"/>
-        </w:numPr>
-        <w:spacing w:after="16" w:line="269" w:lineRule="auto"/>
-        <w:ind w:hanging="360"/>
-        <w:jc w:val="both"/>
-      </w:pPr>
-      <w:r>
-        <w:rPr>
-          <w:sz w:val="24"/>
-        </w:rPr>
-        <w:t xml:space="preserve">Tanárok listája látható </w:t>
-      </w:r>
-    </w:p>
-    <w:p>
-      <w:pPr>
-        <w:numPr>
-          <w:ilvl w:val="0"/>
-          <w:numId w:val="5"/>
-        </w:numPr>
-        <w:spacing w:after="231" w:line="269" w:lineRule="auto"/>
-        <w:ind w:hanging="360"/>
-        <w:jc w:val="both"/>
-      </w:pPr>
-      <w:r>
-        <w:rPr>
-          <w:sz w:val="24"/>
-        </w:rPr>
-        <w:t>A tanár kiválasztása után az értékelés gombra k</w:t>
-      </w:r>
-      <w:r>
-        <w:rPr>
-          <w:sz w:val="24"/>
-        </w:rPr>
-        <w:t>attintva az értékelési oldalra kerülsz</w:t>
-      </w:r>
-    </w:p>
-    <w:p>
-      <w:pPr>
-        <w:spacing w:after="231" w:line="269" w:lineRule="auto"/>
-        <w:ind w:left="346"/>
-        <w:jc w:val="center"/>
-      </w:pPr>
-      <w:r>
-        <w:rPr>
           <w:noProof/>
         </w:rPr>
         <w:drawing>
-          <wp:inline distT="0" distB="0" distL="0" distR="0" wp14:anchorId="087F9A11" wp14:editId="7550D79B">
-            <wp:extent cx="4341412" cy="1505505"/>
-            <wp:effectExtent l="0" t="0" r="2540" b="0"/>
-            <wp:docPr id="4" name="Kép 4"/>
+          <wp:inline distT="0" distB="0" distL="0" distR="0" wp14:anchorId="1BCCA13C" wp14:editId="780416FA">
+            <wp:extent cx="2164618" cy="1065198"/>
+            <wp:effectExtent l="0" t="0" r="7620" b="1905"/>
+            <wp:docPr id="10" name="Kép 10"/>
             <wp:cNvGraphicFramePr>
               <a:graphicFrameLocks xmlns:a="http://schemas.openxmlformats.org/drawingml/2006/main" noChangeAspect="1"/>
             </wp:cNvGraphicFramePr>
@@ -786,7 +2481,7 @@
                   <pic:spPr>
                     <a:xfrm>
                       <a:off x="0" y="0"/>
-                      <a:ext cx="4377220" cy="1517923"/>
+                      <a:ext cx="2278285" cy="1121133"/>
                     </a:xfrm>
                     <a:prstGeom prst="rect">
                       <a:avLst/>
@@ -798,15 +2493,37 @@
           </wp:inline>
         </w:drawing>
       </w:r>
+      <w:bookmarkEnd w:id="12"/>
+    </w:p>
+    <w:p>
+      <w:pPr>
+        <w:spacing w:after="328" w:line="271" w:lineRule="auto"/>
+        <w:ind w:left="10" w:hanging="10"/>
+      </w:pPr>
+      <w:r>
+        <w:rPr>
+          <w:b/>
+          <w:sz w:val="24"/>
+        </w:rPr>
+        <w:t>Megjegyzés:</w:t>
+      </w:r>
+      <w:r>
+        <w:rPr>
+          <w:sz w:val="24"/>
+        </w:rPr>
+        <w:t xml:space="preserve"> Csak az egyik gomb aktív egyszerre. Ha a kérdőív nyitva van, csak a "LEZÁRÁS" gomb kattintható. </w:t>
+      </w:r>
     </w:p>
     <w:p>
       <w:pPr>
         <w:pStyle w:val="Cmsor2"/>
         <w:ind w:left="-5"/>
       </w:pPr>
-      <w:r>
-        <w:t>2. Értékelés Kitöltése</w:t>
-      </w:r>
+      <w:bookmarkStart w:id="13" w:name="_Toc227310919"/>
+      <w:r>
+        <w:t>2. Kérdések Kezelése</w:t>
+      </w:r>
+      <w:bookmarkEnd w:id="13"/>
       <w:r>
         <w:rPr>
           <w:b w:val="0"/>
@@ -816,155 +2533,37 @@
     </w:p>
     <w:p>
       <w:pPr>
-        <w:spacing w:after="249" w:line="271" w:lineRule="auto"/>
+        <w:spacing w:after="253" w:line="269" w:lineRule="auto"/>
         <w:ind w:left="10" w:hanging="10"/>
-      </w:pPr>
-      <w:r>
-        <w:rPr>
-          <w:sz w:val="24"/>
-        </w:rPr>
-        <w:t xml:space="preserve">Az értékelési oldalon egy kérdőív található strukturált kérdésekkel. </w:t>
-      </w:r>
-    </w:p>
-    <w:p>
-      <w:pPr>
-        <w:spacing w:after="266"/>
-        <w:ind w:left="-5" w:hanging="10"/>
-      </w:pPr>
-      <w:r>
-        <w:rPr>
-          <w:b/>
-          <w:sz w:val="24"/>
-        </w:rPr>
-        <w:t>Hogyan működik:</w:t>
-      </w:r>
-      <w:r>
-        <w:rPr>
-          <w:sz w:val="24"/>
-        </w:rPr>
-        <w:t xml:space="preserve"> </w:t>
-      </w:r>
-    </w:p>
-    <w:p>
-      <w:pPr>
-        <w:numPr>
-          <w:ilvl w:val="0"/>
-          <w:numId w:val="6"/>
-        </w:numPr>
-        <w:spacing w:after="16" w:line="269" w:lineRule="auto"/>
-        <w:ind w:hanging="360"/>
         <w:jc w:val="both"/>
       </w:pPr>
       <w:r>
         <w:rPr>
           <w:sz w:val="24"/>
         </w:rPr>
-        <w:lastRenderedPageBreak/>
-        <w:t xml:space="preserve">Több kérdés található </w:t>
-      </w:r>
-    </w:p>
-    <w:p>
-      <w:pPr>
-        <w:numPr>
-          <w:ilvl w:val="0"/>
-          <w:numId w:val="6"/>
-        </w:numPr>
-        <w:spacing w:after="13" w:line="271" w:lineRule="auto"/>
-        <w:ind w:hanging="360"/>
-        <w:jc w:val="both"/>
-      </w:pPr>
-      <w:r>
-        <w:rPr>
-          <w:sz w:val="24"/>
-        </w:rPr>
-        <w:t xml:space="preserve">Minden kérdéshez 5 lehetőséges válasz van (1-5 közötti skála) </w:t>
-      </w:r>
-    </w:p>
-    <w:p>
-      <w:pPr>
-        <w:numPr>
-          <w:ilvl w:val="0"/>
-          <w:numId w:val="6"/>
-        </w:numPr>
-        <w:spacing w:after="16" w:line="269" w:lineRule="auto"/>
-        <w:ind w:hanging="360"/>
-        <w:jc w:val="both"/>
-      </w:pPr>
-      <w:r>
-        <w:rPr>
-          <w:sz w:val="24"/>
-        </w:rPr>
-        <w:t xml:space="preserve">Válassz egy választ minden kérdéshez </w:t>
-      </w:r>
-    </w:p>
-    <w:p>
-      <w:pPr>
-        <w:numPr>
-          <w:ilvl w:val="0"/>
-          <w:numId w:val="6"/>
-        </w:numPr>
-        <w:spacing w:after="16" w:line="269" w:lineRule="auto"/>
-        <w:ind w:hanging="360"/>
-        <w:jc w:val="both"/>
-      </w:pPr>
-      <w:r>
-        <w:rPr>
-          <w:sz w:val="24"/>
-        </w:rPr>
-        <w:t xml:space="preserve">Kattints a </w:t>
-      </w:r>
-      <w:r>
-        <w:rPr>
-          <w:b/>
-          <w:sz w:val="24"/>
-        </w:rPr>
-        <w:t>"Beküldés"</w:t>
-      </w:r>
-      <w:r>
-        <w:rPr>
-          <w:sz w:val="24"/>
-        </w:rPr>
-        <w:t xml:space="preserve"> gombra </w:t>
-      </w:r>
-    </w:p>
-    <w:p>
-      <w:pPr>
-        <w:numPr>
-          <w:ilvl w:val="0"/>
-          <w:numId w:val="6"/>
-        </w:numPr>
-        <w:spacing w:after="254" w:line="269" w:lineRule="auto"/>
-        <w:ind w:hanging="360"/>
-        <w:jc w:val="both"/>
-      </w:pPr>
-      <w:r>
-        <w:rPr>
-          <w:sz w:val="24"/>
-        </w:rPr>
-        <w:t xml:space="preserve">Az értékelés elmentésre kerül </w:t>
-      </w:r>
-    </w:p>
-    <w:p>
-      <w:pPr>
-        <w:spacing w:after="266"/>
-        <w:ind w:left="-5" w:hanging="10"/>
+        <w:t xml:space="preserve">Itt lehet szerkeszteni és törölni az értékelési kérdéseket. </w:t>
+      </w:r>
+    </w:p>
+    <w:p>
+      <w:pPr>
+        <w:pStyle w:val="Cmsor3"/>
+        <w:ind w:left="-5"/>
         <w:jc w:val="center"/>
         <w:rPr>
-          <w:b/>
-          <w:sz w:val="24"/>
-        </w:rPr>
-      </w:pPr>
-      <w:r>
-        <w:rPr>
-          <w:b/>
+          <w:b w:val="0"/>
+        </w:rPr>
+      </w:pPr>
+      <w:bookmarkStart w:id="14" w:name="_Toc227310920"/>
+      <w:r>
+        <w:rPr>
+          <w:b w:val="0"/>
           <w:noProof/>
-          <w:sz w:val="24"/>
         </w:rPr>
         <w:drawing>
-          <wp:inline distT="0" distB="0" distL="0" distR="0" wp14:anchorId="1C2FC554" wp14:editId="30B6E03A">
-            <wp:extent cx="4094921" cy="2208527"/>
-            <wp:effectExtent l="0" t="0" r="1270" b="1905"/>
-            <wp:docPr id="5" name="Kép 5"/>
+          <wp:inline distT="0" distB="0" distL="0" distR="0" wp14:anchorId="5EBCD827" wp14:editId="7010256A">
+            <wp:extent cx="5567043" cy="437322"/>
+            <wp:effectExtent l="0" t="0" r="0" b="1270"/>
+            <wp:docPr id="12" name="Kép 12"/>
             <wp:cNvGraphicFramePr>
               <a:graphicFrameLocks xmlns:a="http://schemas.openxmlformats.org/drawingml/2006/main" noChangeAspect="1"/>
             </wp:cNvGraphicFramePr>
@@ -984,7 +2583,7 @@
                   <pic:spPr>
                     <a:xfrm>
                       <a:off x="0" y="0"/>
-                      <a:ext cx="4127854" cy="2226289"/>
+                      <a:ext cx="5788486" cy="454718"/>
                     </a:xfrm>
                     <a:prstGeom prst="rect">
                       <a:avLst/>
@@ -996,18 +2595,20 @@
           </wp:inline>
         </w:drawing>
       </w:r>
-    </w:p>
-    <w:p>
-      <w:pPr>
-        <w:spacing w:after="266"/>
-        <w:ind w:left="-5" w:hanging="10"/>
+      <w:bookmarkEnd w:id="14"/>
+    </w:p>
+    <w:p/>
+    <w:p>
+      <w:pPr>
+        <w:spacing w:after="264"/>
+        <w:ind w:left="-5" w:right="107" w:hanging="10"/>
       </w:pPr>
       <w:r>
         <w:rPr>
           <w:b/>
           <w:sz w:val="24"/>
         </w:rPr>
-        <w:t>Válaszlehetőségek:</w:t>
+        <w:t>Új kérdés hozzáadása:</w:t>
       </w:r>
       <w:r>
         <w:rPr>
@@ -1020,149 +2621,95 @@
       <w:pPr>
         <w:numPr>
           <w:ilvl w:val="0"/>
-          <w:numId w:val="7"/>
+          <w:numId w:val="9"/>
         </w:numPr>
-        <w:spacing w:after="16" w:line="269" w:lineRule="auto"/>
-        <w:ind w:hanging="360"/>
-        <w:jc w:val="both"/>
-      </w:pPr>
-      <w:r>
-        <w:rPr>
-          <w:sz w:val="24"/>
-        </w:rPr>
-        <w:t xml:space="preserve">1 = Teljes mértékben elégtelen </w:t>
+        <w:spacing w:after="25"/>
+        <w:ind w:right="54" w:hanging="360"/>
+      </w:pPr>
+      <w:r>
+        <w:rPr>
+          <w:sz w:val="24"/>
+        </w:rPr>
+        <w:t xml:space="preserve">Írd be a </w:t>
+      </w:r>
+      <w:r>
+        <w:rPr>
+          <w:b/>
+          <w:sz w:val="24"/>
+        </w:rPr>
+        <w:t xml:space="preserve">kérdés szövegét </w:t>
       </w:r>
     </w:p>
     <w:p>
       <w:pPr>
         <w:numPr>
           <w:ilvl w:val="0"/>
-          <w:numId w:val="7"/>
+          <w:numId w:val="9"/>
         </w:numPr>
-        <w:spacing w:after="16" w:line="269" w:lineRule="auto"/>
-        <w:ind w:hanging="360"/>
-        <w:jc w:val="both"/>
-      </w:pPr>
-      <w:r>
-        <w:rPr>
-          <w:sz w:val="24"/>
-        </w:rPr>
-        <w:t xml:space="preserve">2 = Nem elég </w:t>
+        <w:spacing w:after="25"/>
+        <w:ind w:right="54" w:hanging="360"/>
+      </w:pPr>
+      <w:r>
+        <w:rPr>
+          <w:sz w:val="24"/>
+        </w:rPr>
+        <w:t xml:space="preserve">Kattints a </w:t>
+      </w:r>
+      <w:r>
+        <w:rPr>
+          <w:b/>
+          <w:sz w:val="24"/>
+        </w:rPr>
+        <w:t>"Kérdés hozzáadása"</w:t>
+      </w:r>
+      <w:r>
+        <w:rPr>
+          <w:sz w:val="24"/>
+        </w:rPr>
+        <w:t xml:space="preserve"> gombra </w:t>
       </w:r>
     </w:p>
     <w:p>
       <w:pPr>
         <w:numPr>
           <w:ilvl w:val="0"/>
-          <w:numId w:val="7"/>
+          <w:numId w:val="9"/>
         </w:numPr>
-        <w:spacing w:after="13" w:line="271" w:lineRule="auto"/>
-        <w:ind w:hanging="360"/>
-        <w:jc w:val="both"/>
-      </w:pPr>
-      <w:r>
-        <w:rPr>
-          <w:sz w:val="24"/>
-        </w:rPr>
-        <w:t xml:space="preserve">3 = Megfelelő </w:t>
-      </w:r>
-    </w:p>
-    <w:p>
-      <w:pPr>
-        <w:numPr>
-          <w:ilvl w:val="0"/>
-          <w:numId w:val="7"/>
-        </w:numPr>
-        <w:spacing w:after="16" w:line="269" w:lineRule="auto"/>
-        <w:ind w:hanging="360"/>
-        <w:jc w:val="both"/>
-      </w:pPr>
-      <w:r>
-        <w:rPr>
-          <w:sz w:val="24"/>
-        </w:rPr>
-        <w:t xml:space="preserve">4 = Jó </w:t>
-      </w:r>
-    </w:p>
-    <w:p>
-      <w:pPr>
-        <w:numPr>
-          <w:ilvl w:val="0"/>
-          <w:numId w:val="7"/>
-        </w:numPr>
-        <w:spacing w:after="228" w:line="269" w:lineRule="auto"/>
-        <w:ind w:hanging="360"/>
-        <w:jc w:val="both"/>
-      </w:pPr>
-      <w:r>
-        <w:rPr>
-          <w:sz w:val="24"/>
-        </w:rPr>
-        <w:t xml:space="preserve">5 = Kiváló </w:t>
-      </w:r>
-    </w:p>
-    <w:p>
-      <w:pPr>
-        <w:spacing w:after="329" w:line="269" w:lineRule="auto"/>
-        <w:ind w:left="10" w:hanging="10"/>
-        <w:jc w:val="both"/>
-      </w:pPr>
-      <w:r>
-        <w:rPr>
-          <w:b/>
-          <w:sz w:val="24"/>
-        </w:rPr>
-        <w:t>Megjegyzés:</w:t>
-      </w:r>
-      <w:r>
-        <w:rPr>
-          <w:sz w:val="24"/>
-        </w:rPr>
-        <w:t xml:space="preserve"> Egy tanárt csak egyszer lehet értékelni. Után az értékelés nem módosítható. </w:t>
-      </w:r>
-    </w:p>
-    <w:p>
-      <w:pPr>
-        <w:pStyle w:val="Cmsor2"/>
-        <w:ind w:left="-5"/>
-      </w:pPr>
-      <w:r>
-        <w:t>3. Értékelt Tanárok</w:t>
-      </w:r>
-      <w:r>
-        <w:rPr>
-          <w:b w:val="0"/>
-        </w:rPr>
-        <w:t xml:space="preserve"> </w:t>
-      </w:r>
-    </w:p>
-    <w:p>
-      <w:pPr>
-        <w:spacing w:after="249" w:line="269" w:lineRule="auto"/>
-        <w:ind w:left="10" w:hanging="10"/>
-        <w:jc w:val="both"/>
-      </w:pPr>
-      <w:r>
-        <w:rPr>
-          <w:sz w:val="24"/>
-        </w:rPr>
-        <w:t xml:space="preserve">Miután kitöltöttél egy értékelést, az nem jelenik meg többé a "Hiányzó értékelések" listában. </w:t>
-      </w:r>
-    </w:p>
-    <w:p>
-      <w:pPr>
-        <w:spacing w:after="502"/>
+        <w:spacing w:after="25"/>
+        <w:ind w:right="54" w:hanging="360"/>
+      </w:pPr>
+      <w:r>
+        <w:rPr>
+          <w:sz w:val="24"/>
+        </w:rPr>
+        <w:t>Az új kérdés megjelenik a lista legalján</w:t>
+      </w:r>
+    </w:p>
+    <w:p>
+      <w:pPr>
+        <w:spacing w:after="25"/>
+        <w:ind w:left="713" w:right="54"/>
+      </w:pPr>
+    </w:p>
+    <w:p>
+      <w:pPr>
+        <w:spacing w:after="25"/>
+        <w:ind w:left="713" w:right="54"/>
         <w:jc w:val="center"/>
+        <w:rPr>
+          <w:sz w:val="24"/>
+        </w:rPr>
       </w:pPr>
       <w:r>
         <w:rPr>
           <w:noProof/>
+          <w:sz w:val="24"/>
         </w:rPr>
         <w:drawing>
-          <wp:inline distT="0" distB="0" distL="0" distR="0" wp14:anchorId="562652AD" wp14:editId="6872FACA">
-            <wp:extent cx="2341313" cy="1025719"/>
-            <wp:effectExtent l="0" t="0" r="1905" b="3175"/>
-            <wp:docPr id="7" name="Kép 7"/>
+          <wp:inline distT="0" distB="0" distL="0" distR="0" wp14:anchorId="0A771E28" wp14:editId="07529964">
+            <wp:extent cx="4866199" cy="1264671"/>
+            <wp:effectExtent l="0" t="0" r="0" b="0"/>
+            <wp:docPr id="15" name="Kép 15"/>
             <wp:cNvGraphicFramePr>
               <a:graphicFrameLocks xmlns:a="http://schemas.openxmlformats.org/drawingml/2006/main" noChangeAspect="1"/>
             </wp:cNvGraphicFramePr>
@@ -1182,7 +2729,7 @@
                   <pic:spPr>
                     <a:xfrm>
                       <a:off x="0" y="0"/>
-                      <a:ext cx="2382522" cy="1043772"/>
+                      <a:ext cx="4904404" cy="1274600"/>
                     </a:xfrm>
                     <a:prstGeom prst="rect">
                       <a:avLst/>
@@ -1197,91 +2744,136 @@
     </w:p>
     <w:p>
       <w:pPr>
-        <w:pStyle w:val="Cmsor1"/>
+        <w:spacing w:after="25"/>
+        <w:ind w:left="713" w:right="54"/>
+        <w:rPr>
+          <w:sz w:val="24"/>
+        </w:rPr>
+      </w:pPr>
+    </w:p>
+    <w:p>
+      <w:pPr>
+        <w:spacing w:after="25"/>
+        <w:ind w:left="713" w:right="54"/>
+      </w:pPr>
+    </w:p>
+    <w:p>
+      <w:pPr>
+        <w:spacing w:after="264"/>
+        <w:ind w:left="-5" w:right="107" w:hanging="10"/>
+      </w:pPr>
+      <w:r>
+        <w:rPr>
+          <w:b/>
+          <w:sz w:val="24"/>
+        </w:rPr>
+        <w:t>Kérdés szerkesztése:</w:t>
+      </w:r>
+      <w:r>
+        <w:rPr>
+          <w:sz w:val="24"/>
+        </w:rPr>
+        <w:t xml:space="preserve"> </w:t>
+      </w:r>
+    </w:p>
+    <w:p>
+      <w:pPr>
+        <w:numPr>
+          <w:ilvl w:val="0"/>
+          <w:numId w:val="10"/>
+        </w:numPr>
+        <w:spacing w:after="16" w:line="269" w:lineRule="auto"/>
+        <w:ind w:hanging="360"/>
+        <w:jc w:val="both"/>
+      </w:pPr>
+      <w:r>
+        <w:rPr>
+          <w:sz w:val="24"/>
+        </w:rPr>
+        <w:t xml:space="preserve">Keresd meg a módosítani kívánt kérdést a listában </w:t>
+      </w:r>
+    </w:p>
+    <w:p>
+      <w:pPr>
+        <w:numPr>
+          <w:ilvl w:val="0"/>
+          <w:numId w:val="10"/>
+        </w:numPr>
+        <w:spacing w:after="16" w:line="269" w:lineRule="auto"/>
+        <w:ind w:hanging="360"/>
+        <w:jc w:val="both"/>
+      </w:pPr>
+      <w:r>
+        <w:rPr>
+          <w:sz w:val="24"/>
+        </w:rPr>
+        <w:t xml:space="preserve">Módosítsd a szöveget  </w:t>
+      </w:r>
+    </w:p>
+    <w:p>
+      <w:pPr>
+        <w:numPr>
+          <w:ilvl w:val="0"/>
+          <w:numId w:val="10"/>
+        </w:numPr>
+        <w:spacing w:after="16" w:line="269" w:lineRule="auto"/>
+        <w:ind w:hanging="360"/>
+        <w:jc w:val="both"/>
+      </w:pPr>
+      <w:r>
+        <w:rPr>
+          <w:sz w:val="24"/>
+        </w:rPr>
+        <w:t xml:space="preserve">Kattints a </w:t>
+      </w:r>
+      <w:r>
+        <w:rPr>
+          <w:b/>
+          <w:sz w:val="24"/>
+        </w:rPr>
+        <w:t>"Mentés"</w:t>
+      </w:r>
+      <w:r>
+        <w:rPr>
+          <w:sz w:val="24"/>
+        </w:rPr>
+        <w:t xml:space="preserve"> gombra </w:t>
+      </w:r>
+    </w:p>
+    <w:p>
+      <w:pPr>
+        <w:numPr>
+          <w:ilvl w:val="0"/>
+          <w:numId w:val="10"/>
+        </w:numPr>
+        <w:spacing w:after="254" w:line="269" w:lineRule="auto"/>
+        <w:ind w:hanging="360"/>
+        <w:jc w:val="both"/>
+      </w:pPr>
+      <w:r>
+        <w:rPr>
+          <w:sz w:val="24"/>
+        </w:rPr>
+        <w:t xml:space="preserve">A kérdés frissítésre kerül </w:t>
+      </w:r>
+    </w:p>
+    <w:p>
+      <w:pPr>
+        <w:pStyle w:val="Cmsor3"/>
         <w:ind w:left="-5"/>
-      </w:pPr>
-      <w:r>
-        <w:rPr>
-          <w:rFonts w:ascii="Segoe UI Emoji" w:eastAsia="Segoe UI Emoji" w:hAnsi="Segoe UI Emoji" w:cs="Segoe UI Emoji"/>
-          <w:b w:val="0"/>
-        </w:rPr>
-        <w:t>⚙️</w:t>
-      </w:r>
-      <w:r>
-        <w:t xml:space="preserve"> </w:t>
-      </w:r>
-      <w:proofErr w:type="spellStart"/>
-      <w:r>
-        <w:t>Admin</w:t>
-      </w:r>
-      <w:proofErr w:type="spellEnd"/>
-      <w:r>
-        <w:t xml:space="preserve"> Felület</w:t>
-      </w:r>
-      <w:r>
-        <w:rPr>
-          <w:b w:val="0"/>
-          <w:sz w:val="32"/>
-        </w:rPr>
-        <w:t xml:space="preserve"> </w:t>
-      </w:r>
-    </w:p>
-    <w:p>
-      <w:pPr>
-        <w:spacing w:after="249" w:line="271" w:lineRule="auto"/>
-        <w:ind w:left="10" w:hanging="10"/>
-      </w:pPr>
-      <w:r>
-        <w:rPr>
-          <w:sz w:val="24"/>
-        </w:rPr>
-        <w:t xml:space="preserve">Az </w:t>
-      </w:r>
-      <w:proofErr w:type="spellStart"/>
-      <w:r>
-        <w:rPr>
-          <w:sz w:val="24"/>
-        </w:rPr>
-        <w:t>admin</w:t>
-      </w:r>
-      <w:proofErr w:type="spellEnd"/>
-      <w:r>
-        <w:rPr>
-          <w:sz w:val="24"/>
-        </w:rPr>
-        <w:t xml:space="preserve"> panel bal oldalon egy </w:t>
-      </w:r>
-      <w:r>
-        <w:rPr>
-          <w:b/>
-          <w:sz w:val="24"/>
-        </w:rPr>
-        <w:t>kék menüsávval</w:t>
-      </w:r>
-      <w:r>
-        <w:rPr>
-          <w:sz w:val="24"/>
-        </w:rPr>
-        <w:t xml:space="preserve"> rendelkezik. A menü a következő lehetőségeket tartalmazza: </w:t>
-      </w:r>
-    </w:p>
-    <w:p>
-      <w:pPr>
-        <w:pStyle w:val="Cmsor2"/>
-        <w:spacing w:after="271"/>
-        <w:ind w:left="0" w:firstLine="0"/>
         <w:jc w:val="center"/>
       </w:pPr>
+      <w:bookmarkStart w:id="15" w:name="_Toc227310921"/>
       <w:r>
         <w:rPr>
           <w:noProof/>
         </w:rPr>
         <w:lastRenderedPageBreak/>
         <w:drawing>
-          <wp:inline distT="0" distB="0" distL="0" distR="0" wp14:anchorId="66D31F11" wp14:editId="0CD6B184">
-            <wp:extent cx="1574828" cy="1773140"/>
-            <wp:effectExtent l="0" t="0" r="6350" b="0"/>
-            <wp:docPr id="8" name="Kép 8"/>
+          <wp:inline distT="0" distB="0" distL="0" distR="0" wp14:anchorId="24A346EB" wp14:editId="1BAA91D3">
+            <wp:extent cx="4572000" cy="1181100"/>
+            <wp:effectExtent l="0" t="0" r="0" b="0"/>
+            <wp:docPr id="16" name="Kép 16"/>
             <wp:cNvGraphicFramePr>
               <a:graphicFrameLocks xmlns:a="http://schemas.openxmlformats.org/drawingml/2006/main" noChangeAspect="1"/>
             </wp:cNvGraphicFramePr>
@@ -1301,7 +2893,7 @@
                   <pic:spPr>
                     <a:xfrm>
                       <a:off x="0" y="0"/>
-                      <a:ext cx="1583055" cy="1782403"/>
+                      <a:ext cx="4603428" cy="1189219"/>
                     </a:xfrm>
                     <a:prstGeom prst="rect">
                       <a:avLst/>
@@ -1313,46 +2905,19 @@
           </wp:inline>
         </w:drawing>
       </w:r>
-    </w:p>
-    <w:p>
-      <w:pPr>
-        <w:pStyle w:val="Cmsor2"/>
-        <w:spacing w:after="271"/>
-        <w:ind w:left="0" w:firstLine="0"/>
-      </w:pPr>
-      <w:r>
-        <w:t>1. Kérdőívek Kezelése</w:t>
-      </w:r>
-      <w:r>
-        <w:rPr>
-          <w:b w:val="0"/>
-        </w:rPr>
-        <w:t xml:space="preserve"> </w:t>
-      </w:r>
-    </w:p>
-    <w:p>
-      <w:pPr>
-        <w:spacing w:after="249" w:line="271" w:lineRule="auto"/>
-        <w:ind w:left="10" w:hanging="10"/>
-      </w:pPr>
-      <w:r>
-        <w:rPr>
-          <w:sz w:val="24"/>
-        </w:rPr>
-        <w:t xml:space="preserve">A kérdőív kitöltési időszakát lehet itt kontrolálni. </w:t>
-      </w:r>
-    </w:p>
-    <w:p>
-      <w:pPr>
-        <w:spacing w:after="266"/>
-        <w:ind w:left="-5" w:hanging="10"/>
+      <w:bookmarkEnd w:id="15"/>
+    </w:p>
+    <w:p>
+      <w:pPr>
+        <w:spacing w:after="264"/>
+        <w:ind w:left="-5" w:right="107" w:hanging="10"/>
       </w:pPr>
       <w:r>
         <w:rPr>
           <w:b/>
           <w:sz w:val="24"/>
         </w:rPr>
-        <w:t>Lehetőségek:</w:t>
+        <w:t>Kérdés törlése:</w:t>
       </w:r>
       <w:r>
         <w:rPr>
@@ -1365,141 +2930,129 @@
       <w:pPr>
         <w:numPr>
           <w:ilvl w:val="0"/>
-          <w:numId w:val="8"/>
+          <w:numId w:val="11"/>
         </w:numPr>
-        <w:spacing w:after="24" w:line="271" w:lineRule="auto"/>
+        <w:spacing w:after="16" w:line="269" w:lineRule="auto"/>
         <w:ind w:hanging="360"/>
-      </w:pPr>
-      <w:r>
-        <w:rPr>
-          <w:b/>
-          <w:sz w:val="24"/>
-        </w:rPr>
-        <w:t>Kérdőív INDÍTÁSA</w:t>
-      </w:r>
-      <w:r>
-        <w:rPr>
-          <w:sz w:val="24"/>
-        </w:rPr>
-        <w:t xml:space="preserve">: Az értékelési időszak megnyitása (diákok hozzáférnek az értékeléshez) </w:t>
+        <w:jc w:val="both"/>
+      </w:pPr>
+      <w:r>
+        <w:rPr>
+          <w:sz w:val="24"/>
+        </w:rPr>
+        <w:t xml:space="preserve">Keresd meg a törölni kívánt kérdést </w:t>
       </w:r>
     </w:p>
     <w:p>
       <w:pPr>
         <w:numPr>
           <w:ilvl w:val="0"/>
-          <w:numId w:val="8"/>
+          <w:numId w:val="11"/>
+        </w:numPr>
+        <w:spacing w:after="16" w:line="269" w:lineRule="auto"/>
+        <w:ind w:hanging="360"/>
+        <w:jc w:val="both"/>
+      </w:pPr>
+      <w:r>
+        <w:rPr>
+          <w:sz w:val="24"/>
+        </w:rPr>
+        <w:t xml:space="preserve">Kattints a </w:t>
+      </w:r>
+      <w:r>
+        <w:rPr>
+          <w:b/>
+          <w:sz w:val="24"/>
+        </w:rPr>
+        <w:t>"Törlés"</w:t>
+      </w:r>
+      <w:r>
+        <w:rPr>
+          <w:sz w:val="24"/>
+        </w:rPr>
+        <w:t xml:space="preserve"> gombra (piros szín) </w:t>
+      </w:r>
+    </w:p>
+    <w:p>
+      <w:pPr>
+        <w:numPr>
+          <w:ilvl w:val="0"/>
+          <w:numId w:val="11"/>
+        </w:numPr>
+        <w:spacing w:after="16" w:line="269" w:lineRule="auto"/>
+        <w:ind w:hanging="360"/>
+        <w:jc w:val="both"/>
+      </w:pPr>
+      <w:r>
+        <w:rPr>
+          <w:sz w:val="24"/>
+        </w:rPr>
+        <w:t xml:space="preserve">A kérdés törlésre kerül az adatbázisból </w:t>
+      </w:r>
+    </w:p>
+    <w:p>
+      <w:pPr>
+        <w:numPr>
+          <w:ilvl w:val="0"/>
+          <w:numId w:val="11"/>
         </w:numPr>
         <w:spacing w:after="249" w:line="271" w:lineRule="auto"/>
         <w:ind w:hanging="360"/>
-      </w:pPr>
-      <w:r>
+        <w:jc w:val="both"/>
+      </w:pPr>
+      <w:r>
+        <w:rPr>
+          <w:sz w:val="24"/>
+        </w:rPr>
+        <w:t xml:space="preserve">Az összes jövőbeli értékelés nem fogja már ezt a kérdést tartalmazni </w:t>
+      </w:r>
+    </w:p>
+    <w:p>
+      <w:pPr>
+        <w:pStyle w:val="Cmsor2"/>
+        <w:ind w:left="-5"/>
+      </w:pPr>
+      <w:bookmarkStart w:id="16" w:name="_Toc227310922"/>
+      <w:r>
+        <w:t>3. Eredmények Megtekintése</w:t>
+      </w:r>
+      <w:bookmarkEnd w:id="16"/>
+      <w:r>
+        <w:rPr>
+          <w:b w:val="0"/>
+        </w:rPr>
+        <w:t xml:space="preserve"> </w:t>
+      </w:r>
+    </w:p>
+    <w:p>
+      <w:pPr>
+        <w:spacing w:after="16" w:line="475" w:lineRule="auto"/>
+        <w:ind w:left="10" w:right="742" w:hanging="10"/>
+        <w:jc w:val="both"/>
         <w:rPr>
           <w:b/>
           <w:sz w:val="24"/>
         </w:rPr>
-        <w:t>Kérdőív LEZÁRÁSA</w:t>
-      </w:r>
-      <w:r>
-        <w:rPr>
-          <w:sz w:val="24"/>
-        </w:rPr>
-        <w:t xml:space="preserve">: Az értékelési időszak lezárása (diákok nem tudnak értékelni) </w:t>
-      </w:r>
-    </w:p>
-    <w:p>
-      <w:pPr>
-        <w:spacing w:after="264"/>
-        <w:ind w:left="-5" w:right="107" w:hanging="10"/>
-      </w:pPr>
-      <w:r>
-        <w:rPr>
-          <w:b/>
-          <w:sz w:val="24"/>
-        </w:rPr>
-        <w:t>Jelenlegi állapot:</w:t>
-      </w:r>
-      <w:r>
-        <w:rPr>
-          <w:sz w:val="24"/>
-        </w:rPr>
-        <w:t xml:space="preserve"> </w:t>
-      </w:r>
-    </w:p>
-    <w:p>
-      <w:pPr>
-        <w:numPr>
-          <w:ilvl w:val="0"/>
-          <w:numId w:val="8"/>
-        </w:numPr>
-        <w:spacing w:after="16" w:line="269" w:lineRule="auto"/>
-        <w:ind w:hanging="360"/>
-      </w:pPr>
-      <w:r>
-        <w:rPr>
-          <w:sz w:val="24"/>
-        </w:rPr>
-        <w:t xml:space="preserve">Zöld szöveggel: </w:t>
-      </w:r>
-      <w:r>
-        <w:rPr>
-          <w:b/>
-          <w:sz w:val="24"/>
-        </w:rPr>
-        <w:t>"NYITVA (Diákok beléphetnek)"</w:t>
-      </w:r>
-      <w:r>
-        <w:rPr>
-          <w:sz w:val="24"/>
-        </w:rPr>
-        <w:t xml:space="preserve"> - az értékelés aktív </w:t>
-      </w:r>
-    </w:p>
-    <w:p>
-      <w:pPr>
-        <w:numPr>
-          <w:ilvl w:val="0"/>
-          <w:numId w:val="8"/>
-        </w:numPr>
-        <w:spacing w:after="230" w:line="269" w:lineRule="auto"/>
-        <w:ind w:hanging="360"/>
-      </w:pPr>
-      <w:r>
-        <w:rPr>
-          <w:sz w:val="24"/>
-        </w:rPr>
-        <w:t xml:space="preserve">Piros szöveggel: </w:t>
-      </w:r>
-      <w:r>
-        <w:rPr>
-          <w:b/>
-          <w:sz w:val="24"/>
-        </w:rPr>
-        <w:t>"ZÁRVA (Bejelentkezés letiltva)"</w:t>
-      </w:r>
-      <w:r>
-        <w:rPr>
-          <w:sz w:val="24"/>
-        </w:rPr>
-        <w:t xml:space="preserve"> - az értékelés inaktív </w:t>
-      </w:r>
-    </w:p>
-    <w:p>
-      <w:pPr>
-        <w:pStyle w:val="Cmsor3"/>
-        <w:ind w:left="-5"/>
+      </w:pPr>
+      <w:r>
+        <w:rPr>
+          <w:sz w:val="24"/>
+        </w:rPr>
+        <w:t xml:space="preserve">Az értékelési statisztikákat lehet itt megjeleníteni tanáronként. </w:t>
+      </w:r>
+    </w:p>
+    <w:p>
+      <w:pPr>
+        <w:spacing w:after="16" w:line="475" w:lineRule="auto"/>
+        <w:ind w:left="10" w:right="742" w:hanging="10"/>
         <w:jc w:val="center"/>
       </w:pPr>
       <w:r>
-        <w:rPr>
-          <w:b w:val="0"/>
-          <w:noProof/>
-        </w:rPr>
         <w:drawing>
-          <wp:inline distT="0" distB="0" distL="0" distR="0" wp14:anchorId="657B48DF" wp14:editId="22AF8EEF">
-            <wp:extent cx="2068034" cy="1073426"/>
-            <wp:effectExtent l="0" t="0" r="8890" b="0"/>
-            <wp:docPr id="9" name="Kép 9"/>
+          <wp:inline distT="0" distB="0" distL="0" distR="0" wp14:anchorId="290A087B" wp14:editId="03464C7D">
+            <wp:extent cx="5715000" cy="2401570"/>
+            <wp:effectExtent l="0" t="0" r="0" b="0"/>
+            <wp:docPr id="27" name="Kép 27"/>
             <wp:cNvGraphicFramePr>
               <a:graphicFrameLocks xmlns:a="http://schemas.openxmlformats.org/drawingml/2006/main" noChangeAspect="1"/>
             </wp:cNvGraphicFramePr>
@@ -1519,7 +3072,7 @@
                   <pic:spPr>
                     <a:xfrm>
                       <a:off x="0" y="0"/>
-                      <a:ext cx="2084004" cy="1081715"/>
+                      <a:ext cx="5715000" cy="2401570"/>
                     </a:xfrm>
                     <a:prstGeom prst="rect">
                       <a:avLst/>
@@ -1531,613 +3084,6 @@
           </wp:inline>
         </w:drawing>
       </w:r>
-      <w:r>
-        <w:t xml:space="preserve">     </w:t>
-      </w:r>
-      <w:r>
-        <w:rPr>
-          <w:b w:val="0"/>
-          <w:noProof/>
-        </w:rPr>
-        <w:drawing>
-          <wp:inline distT="0" distB="0" distL="0" distR="0" wp14:anchorId="1BCCA13C" wp14:editId="780416FA">
-            <wp:extent cx="2164618" cy="1065198"/>
-            <wp:effectExtent l="0" t="0" r="7620" b="1905"/>
-            <wp:docPr id="10" name="Kép 10"/>
-            <wp:cNvGraphicFramePr>
-              <a:graphicFrameLocks xmlns:a="http://schemas.openxmlformats.org/drawingml/2006/main" noChangeAspect="1"/>
-            </wp:cNvGraphicFramePr>
-            <a:graphic xmlns:a="http://schemas.openxmlformats.org/drawingml/2006/main">
-              <a:graphicData uri="http://schemas.openxmlformats.org/drawingml/2006/picture">
-                <pic:pic xmlns:pic="http://schemas.openxmlformats.org/drawingml/2006/picture">
-                  <pic:nvPicPr>
-                    <pic:cNvPr id="1" name=""/>
-                    <pic:cNvPicPr/>
-                  </pic:nvPicPr>
-                  <pic:blipFill>
-                    <a:blip r:embed="rId20"/>
-                    <a:stretch>
-                      <a:fillRect/>
-                    </a:stretch>
-                  </pic:blipFill>
-                  <pic:spPr>
-                    <a:xfrm>
-                      <a:off x="0" y="0"/>
-                      <a:ext cx="2278285" cy="1121133"/>
-                    </a:xfrm>
-                    <a:prstGeom prst="rect">
-                      <a:avLst/>
-                    </a:prstGeom>
-                  </pic:spPr>
-                </pic:pic>
-              </a:graphicData>
-            </a:graphic>
-          </wp:inline>
-        </w:drawing>
-      </w:r>
-    </w:p>
-    <w:p>
-      <w:pPr>
-        <w:spacing w:after="328" w:line="271" w:lineRule="auto"/>
-        <w:ind w:left="10" w:hanging="10"/>
-      </w:pPr>
-      <w:r>
-        <w:rPr>
-          <w:b/>
-          <w:sz w:val="24"/>
-        </w:rPr>
-        <w:t>Megjegyzés:</w:t>
-      </w:r>
-      <w:r>
-        <w:rPr>
-          <w:sz w:val="24"/>
-        </w:rPr>
-        <w:t xml:space="preserve"> Csak az egyik gomb aktív egyszerre. Ha a kérdőív nyitva van, csak a "LEZÁRÁS" gomb kattintható. </w:t>
-      </w:r>
-    </w:p>
-    <w:p>
-      <w:pPr>
-        <w:pStyle w:val="Cmsor2"/>
-        <w:ind w:left="-5"/>
-      </w:pPr>
-      <w:r>
-        <w:t>2. Kérdések Kezelése</w:t>
-      </w:r>
-      <w:r>
-        <w:rPr>
-          <w:b w:val="0"/>
-        </w:rPr>
-        <w:t xml:space="preserve"> </w:t>
-      </w:r>
-    </w:p>
-    <w:p>
-      <w:pPr>
-        <w:spacing w:after="253" w:line="269" w:lineRule="auto"/>
-        <w:ind w:left="10" w:hanging="10"/>
-        <w:jc w:val="both"/>
-      </w:pPr>
-      <w:r>
-        <w:rPr>
-          <w:sz w:val="24"/>
-        </w:rPr>
-        <w:t xml:space="preserve">Itt lehet szerkeszteni és törölni az értékelési kérdéseket. </w:t>
-      </w:r>
-    </w:p>
-    <w:p>
-      <w:pPr>
-        <w:pStyle w:val="Cmsor3"/>
-        <w:ind w:left="-5"/>
-        <w:jc w:val="center"/>
-        <w:rPr>
-          <w:b w:val="0"/>
-        </w:rPr>
-      </w:pPr>
-      <w:r>
-        <w:rPr>
-          <w:b w:val="0"/>
-          <w:noProof/>
-        </w:rPr>
-        <w:drawing>
-          <wp:inline distT="0" distB="0" distL="0" distR="0" wp14:anchorId="5EBCD827" wp14:editId="7010256A">
-            <wp:extent cx="5567043" cy="437322"/>
-            <wp:effectExtent l="0" t="0" r="0" b="1270"/>
-            <wp:docPr id="12" name="Kép 12"/>
-            <wp:cNvGraphicFramePr>
-              <a:graphicFrameLocks xmlns:a="http://schemas.openxmlformats.org/drawingml/2006/main" noChangeAspect="1"/>
-            </wp:cNvGraphicFramePr>
-            <a:graphic xmlns:a="http://schemas.openxmlformats.org/drawingml/2006/main">
-              <a:graphicData uri="http://schemas.openxmlformats.org/drawingml/2006/picture">
-                <pic:pic xmlns:pic="http://schemas.openxmlformats.org/drawingml/2006/picture">
-                  <pic:nvPicPr>
-                    <pic:cNvPr id="1" name=""/>
-                    <pic:cNvPicPr/>
-                  </pic:nvPicPr>
-                  <pic:blipFill>
-                    <a:blip r:embed="rId21"/>
-                    <a:stretch>
-                      <a:fillRect/>
-                    </a:stretch>
-                  </pic:blipFill>
-                  <pic:spPr>
-                    <a:xfrm>
-                      <a:off x="0" y="0"/>
-                      <a:ext cx="5788486" cy="454718"/>
-                    </a:xfrm>
-                    <a:prstGeom prst="rect">
-                      <a:avLst/>
-                    </a:prstGeom>
-                  </pic:spPr>
-                </pic:pic>
-              </a:graphicData>
-            </a:graphic>
-          </wp:inline>
-        </w:drawing>
-      </w:r>
-    </w:p>
-    <w:p/>
-    <w:p>
-      <w:pPr>
-        <w:spacing w:after="264"/>
-        <w:ind w:left="-5" w:right="107" w:hanging="10"/>
-      </w:pPr>
-      <w:r>
-        <w:rPr>
-          <w:b/>
-          <w:sz w:val="24"/>
-        </w:rPr>
-        <w:t>Új kérdés hozzáadása:</w:t>
-      </w:r>
-      <w:r>
-        <w:rPr>
-          <w:sz w:val="24"/>
-        </w:rPr>
-        <w:t xml:space="preserve"> </w:t>
-      </w:r>
-    </w:p>
-    <w:p>
-      <w:pPr>
-        <w:numPr>
-          <w:ilvl w:val="0"/>
-          <w:numId w:val="9"/>
-        </w:numPr>
-        <w:spacing w:after="25"/>
-        <w:ind w:right="54" w:hanging="360"/>
-      </w:pPr>
-      <w:r>
-        <w:rPr>
-          <w:sz w:val="24"/>
-        </w:rPr>
-        <w:lastRenderedPageBreak/>
-        <w:t xml:space="preserve">Írd be a </w:t>
-      </w:r>
-      <w:r>
-        <w:rPr>
-          <w:b/>
-          <w:sz w:val="24"/>
-        </w:rPr>
-        <w:t xml:space="preserve">kérdés szövegét </w:t>
-      </w:r>
-    </w:p>
-    <w:p>
-      <w:pPr>
-        <w:numPr>
-          <w:ilvl w:val="0"/>
-          <w:numId w:val="9"/>
-        </w:numPr>
-        <w:spacing w:after="25"/>
-        <w:ind w:right="54" w:hanging="360"/>
-      </w:pPr>
-      <w:r>
-        <w:rPr>
-          <w:sz w:val="24"/>
-        </w:rPr>
-        <w:t xml:space="preserve">Kattints a </w:t>
-      </w:r>
-      <w:r>
-        <w:rPr>
-          <w:b/>
-          <w:sz w:val="24"/>
-        </w:rPr>
-        <w:t>"Kérdés hozzáadása"</w:t>
-      </w:r>
-      <w:r>
-        <w:rPr>
-          <w:sz w:val="24"/>
-        </w:rPr>
-        <w:t xml:space="preserve"> gombra </w:t>
-      </w:r>
-    </w:p>
-    <w:p>
-      <w:pPr>
-        <w:numPr>
-          <w:ilvl w:val="0"/>
-          <w:numId w:val="9"/>
-        </w:numPr>
-        <w:spacing w:after="25"/>
-        <w:ind w:right="54" w:hanging="360"/>
-      </w:pPr>
-      <w:r>
-        <w:rPr>
-          <w:sz w:val="24"/>
-        </w:rPr>
-        <w:t>Az új kérdés megjelenik a lista legalján</w:t>
-      </w:r>
-    </w:p>
-    <w:p>
-      <w:pPr>
-        <w:spacing w:after="25"/>
-        <w:ind w:left="713" w:right="54"/>
-      </w:pPr>
-    </w:p>
-    <w:p>
-      <w:pPr>
-        <w:spacing w:after="25"/>
-        <w:ind w:left="713" w:right="54"/>
-        <w:jc w:val="center"/>
-        <w:rPr>
-          <w:sz w:val="24"/>
-        </w:rPr>
-      </w:pPr>
-      <w:r>
-        <w:rPr>
-          <w:noProof/>
-          <w:sz w:val="24"/>
-        </w:rPr>
-        <w:drawing>
-          <wp:inline distT="0" distB="0" distL="0" distR="0" wp14:anchorId="0A771E28" wp14:editId="07529964">
-            <wp:extent cx="4866199" cy="1264671"/>
-            <wp:effectExtent l="0" t="0" r="0" b="0"/>
-            <wp:docPr id="15" name="Kép 15"/>
-            <wp:cNvGraphicFramePr>
-              <a:graphicFrameLocks xmlns:a="http://schemas.openxmlformats.org/drawingml/2006/main" noChangeAspect="1"/>
-            </wp:cNvGraphicFramePr>
-            <a:graphic xmlns:a="http://schemas.openxmlformats.org/drawingml/2006/main">
-              <a:graphicData uri="http://schemas.openxmlformats.org/drawingml/2006/picture">
-                <pic:pic xmlns:pic="http://schemas.openxmlformats.org/drawingml/2006/picture">
-                  <pic:nvPicPr>
-                    <pic:cNvPr id="1" name=""/>
-                    <pic:cNvPicPr/>
-                  </pic:nvPicPr>
-                  <pic:blipFill>
-                    <a:blip r:embed="rId22"/>
-                    <a:stretch>
-                      <a:fillRect/>
-                    </a:stretch>
-                  </pic:blipFill>
-                  <pic:spPr>
-                    <a:xfrm>
-                      <a:off x="0" y="0"/>
-                      <a:ext cx="4904404" cy="1274600"/>
-                    </a:xfrm>
-                    <a:prstGeom prst="rect">
-                      <a:avLst/>
-                    </a:prstGeom>
-                  </pic:spPr>
-                </pic:pic>
-              </a:graphicData>
-            </a:graphic>
-          </wp:inline>
-        </w:drawing>
-      </w:r>
-    </w:p>
-    <w:p>
-      <w:pPr>
-        <w:spacing w:after="25"/>
-        <w:ind w:left="713" w:right="54"/>
-        <w:rPr>
-          <w:sz w:val="24"/>
-        </w:rPr>
-      </w:pPr>
-    </w:p>
-    <w:p>
-      <w:pPr>
-        <w:spacing w:after="25"/>
-        <w:ind w:left="713" w:right="54"/>
-      </w:pPr>
-    </w:p>
-    <w:p>
-      <w:pPr>
-        <w:spacing w:after="264"/>
-        <w:ind w:left="-5" w:right="107" w:hanging="10"/>
-      </w:pPr>
-      <w:r>
-        <w:rPr>
-          <w:b/>
-          <w:sz w:val="24"/>
-        </w:rPr>
-        <w:t>Kérdés szerkesztése:</w:t>
-      </w:r>
-      <w:r>
-        <w:rPr>
-          <w:sz w:val="24"/>
-        </w:rPr>
-        <w:t xml:space="preserve"> </w:t>
-      </w:r>
-    </w:p>
-    <w:p>
-      <w:pPr>
-        <w:numPr>
-          <w:ilvl w:val="0"/>
-          <w:numId w:val="10"/>
-        </w:numPr>
-        <w:spacing w:after="16" w:line="269" w:lineRule="auto"/>
-        <w:ind w:hanging="360"/>
-        <w:jc w:val="both"/>
-      </w:pPr>
-      <w:r>
-        <w:rPr>
-          <w:sz w:val="24"/>
-        </w:rPr>
-        <w:t xml:space="preserve">Keresd meg a módosítani kívánt kérdést a listában </w:t>
-      </w:r>
-    </w:p>
-    <w:p>
-      <w:pPr>
-        <w:numPr>
-          <w:ilvl w:val="0"/>
-          <w:numId w:val="10"/>
-        </w:numPr>
-        <w:spacing w:after="16" w:line="269" w:lineRule="auto"/>
-        <w:ind w:hanging="360"/>
-        <w:jc w:val="both"/>
-      </w:pPr>
-      <w:r>
-        <w:rPr>
-          <w:sz w:val="24"/>
-        </w:rPr>
-        <w:t xml:space="preserve">Módosítsd a szöveget  </w:t>
-      </w:r>
-    </w:p>
-    <w:p>
-      <w:pPr>
-        <w:numPr>
-          <w:ilvl w:val="0"/>
-          <w:numId w:val="10"/>
-        </w:numPr>
-        <w:spacing w:after="16" w:line="269" w:lineRule="auto"/>
-        <w:ind w:hanging="360"/>
-        <w:jc w:val="both"/>
-      </w:pPr>
-      <w:r>
-        <w:rPr>
-          <w:sz w:val="24"/>
-        </w:rPr>
-        <w:t xml:space="preserve">Kattints a </w:t>
-      </w:r>
-      <w:r>
-        <w:rPr>
-          <w:b/>
-          <w:sz w:val="24"/>
-        </w:rPr>
-        <w:t>"Mentés"</w:t>
-      </w:r>
-      <w:r>
-        <w:rPr>
-          <w:sz w:val="24"/>
-        </w:rPr>
-        <w:t xml:space="preserve"> gombra </w:t>
-      </w:r>
-    </w:p>
-    <w:p>
-      <w:pPr>
-        <w:numPr>
-          <w:ilvl w:val="0"/>
-          <w:numId w:val="10"/>
-        </w:numPr>
-        <w:spacing w:after="254" w:line="269" w:lineRule="auto"/>
-        <w:ind w:hanging="360"/>
-        <w:jc w:val="both"/>
-      </w:pPr>
-      <w:r>
-        <w:rPr>
-          <w:sz w:val="24"/>
-        </w:rPr>
-        <w:t xml:space="preserve">A kérdés frissítésre kerül </w:t>
-      </w:r>
-    </w:p>
-    <w:p>
-      <w:pPr>
-        <w:pStyle w:val="Cmsor3"/>
-        <w:ind w:left="-5"/>
-        <w:jc w:val="center"/>
-      </w:pPr>
-      <w:r>
-        <w:rPr>
-          <w:noProof/>
-        </w:rPr>
-        <w:drawing>
-          <wp:inline distT="0" distB="0" distL="0" distR="0" wp14:anchorId="24A346EB" wp14:editId="1BAA91D3">
-            <wp:extent cx="4572000" cy="1181100"/>
-            <wp:effectExtent l="0" t="0" r="0" b="0"/>
-            <wp:docPr id="16" name="Kép 16"/>
-            <wp:cNvGraphicFramePr>
-              <a:graphicFrameLocks xmlns:a="http://schemas.openxmlformats.org/drawingml/2006/main" noChangeAspect="1"/>
-            </wp:cNvGraphicFramePr>
-            <a:graphic xmlns:a="http://schemas.openxmlformats.org/drawingml/2006/main">
-              <a:graphicData uri="http://schemas.openxmlformats.org/drawingml/2006/picture">
-                <pic:pic xmlns:pic="http://schemas.openxmlformats.org/drawingml/2006/picture">
-                  <pic:nvPicPr>
-                    <pic:cNvPr id="1" name=""/>
-                    <pic:cNvPicPr/>
-                  </pic:nvPicPr>
-                  <pic:blipFill>
-                    <a:blip r:embed="rId23"/>
-                    <a:stretch>
-                      <a:fillRect/>
-                    </a:stretch>
-                  </pic:blipFill>
-                  <pic:spPr>
-                    <a:xfrm>
-                      <a:off x="0" y="0"/>
-                      <a:ext cx="4603428" cy="1189219"/>
-                    </a:xfrm>
-                    <a:prstGeom prst="rect">
-                      <a:avLst/>
-                    </a:prstGeom>
-                  </pic:spPr>
-                </pic:pic>
-              </a:graphicData>
-            </a:graphic>
-          </wp:inline>
-        </w:drawing>
-      </w:r>
-    </w:p>
-    <w:p>
-      <w:pPr>
-        <w:spacing w:after="264"/>
-        <w:ind w:left="-5" w:right="107" w:hanging="10"/>
-      </w:pPr>
-      <w:r>
-        <w:rPr>
-          <w:b/>
-          <w:sz w:val="24"/>
-        </w:rPr>
-        <w:t>Kérdés törlése:</w:t>
-      </w:r>
-      <w:r>
-        <w:rPr>
-          <w:sz w:val="24"/>
-        </w:rPr>
-        <w:t xml:space="preserve"> </w:t>
-      </w:r>
-    </w:p>
-    <w:p>
-      <w:pPr>
-        <w:numPr>
-          <w:ilvl w:val="0"/>
-          <w:numId w:val="11"/>
-        </w:numPr>
-        <w:spacing w:after="16" w:line="269" w:lineRule="auto"/>
-        <w:ind w:hanging="360"/>
-        <w:jc w:val="both"/>
-      </w:pPr>
-      <w:r>
-        <w:rPr>
-          <w:sz w:val="24"/>
-        </w:rPr>
-        <w:t xml:space="preserve">Keresd meg a törölni kívánt kérdést </w:t>
-      </w:r>
-    </w:p>
-    <w:p>
-      <w:pPr>
-        <w:numPr>
-          <w:ilvl w:val="0"/>
-          <w:numId w:val="11"/>
-        </w:numPr>
-        <w:spacing w:after="16" w:line="269" w:lineRule="auto"/>
-        <w:ind w:hanging="360"/>
-        <w:jc w:val="both"/>
-      </w:pPr>
-      <w:r>
-        <w:rPr>
-          <w:sz w:val="24"/>
-        </w:rPr>
-        <w:t xml:space="preserve">Kattints a </w:t>
-      </w:r>
-      <w:r>
-        <w:rPr>
-          <w:b/>
-          <w:sz w:val="24"/>
-        </w:rPr>
-        <w:t>"Törlés"</w:t>
-      </w:r>
-      <w:r>
-        <w:rPr>
-          <w:sz w:val="24"/>
-        </w:rPr>
-        <w:t xml:space="preserve"> gombra (piros szín) </w:t>
-      </w:r>
-    </w:p>
-    <w:p>
-      <w:pPr>
-        <w:numPr>
-          <w:ilvl w:val="0"/>
-          <w:numId w:val="11"/>
-        </w:numPr>
-        <w:spacing w:after="16" w:line="269" w:lineRule="auto"/>
-        <w:ind w:hanging="360"/>
-        <w:jc w:val="both"/>
-      </w:pPr>
-      <w:r>
-        <w:rPr>
-          <w:sz w:val="24"/>
-        </w:rPr>
-        <w:t xml:space="preserve">A kérdés törlésre kerül az adatbázisból </w:t>
-      </w:r>
-    </w:p>
-    <w:p>
-      <w:pPr>
-        <w:numPr>
-          <w:ilvl w:val="0"/>
-          <w:numId w:val="11"/>
-        </w:numPr>
-        <w:spacing w:after="249" w:line="271" w:lineRule="auto"/>
-        <w:ind w:hanging="360"/>
-        <w:jc w:val="both"/>
-      </w:pPr>
-      <w:r>
-        <w:rPr>
-          <w:sz w:val="24"/>
-        </w:rPr>
-        <w:t xml:space="preserve">Az összes jövőbeli értékelés nem fogja már ezt a kérdést tartalmazni </w:t>
-      </w:r>
-    </w:p>
-    <w:p>
-      <w:pPr>
-        <w:pStyle w:val="Cmsor2"/>
-        <w:ind w:left="-5"/>
-      </w:pPr>
-      <w:r>
-        <w:t>3. Eredmények Megtekintése</w:t>
-      </w:r>
-      <w:r>
-        <w:rPr>
-          <w:b w:val="0"/>
-        </w:rPr>
-        <w:t xml:space="preserve"> </w:t>
-      </w:r>
-    </w:p>
-    <w:p>
-      <w:pPr>
-        <w:spacing w:after="16" w:line="475" w:lineRule="auto"/>
-        <w:ind w:left="10" w:right="742" w:hanging="10"/>
-        <w:jc w:val="both"/>
-      </w:pPr>
-      <w:r>
-        <w:rPr>
-          <w:sz w:val="24"/>
-        </w:rPr>
-        <w:t xml:space="preserve">Az értékelési statisztikákat lehet itt megjeleníteni tanáronként. </w:t>
-      </w:r>
-      <w:r>
-        <w:rPr>
-          <w:b/>
-          <w:sz w:val="24"/>
-        </w:rPr>
-        <w:t xml:space="preserve">[KÉPERNYŐKÉP: Eredmények oldal - tanár kiválasztó </w:t>
-      </w:r>
-      <w:proofErr w:type="spellStart"/>
-      <w:r>
-        <w:rPr>
-          <w:b/>
-          <w:sz w:val="24"/>
-        </w:rPr>
-        <w:t>dropdown</w:t>
-      </w:r>
-      <w:proofErr w:type="spellEnd"/>
-      <w:r>
-        <w:rPr>
-          <w:b/>
-          <w:sz w:val="24"/>
-        </w:rPr>
-        <w:t>]</w:t>
-      </w:r>
-      <w:r>
-        <w:rPr>
-          <w:sz w:val="24"/>
-        </w:rPr>
-        <w:t xml:space="preserve"> </w:t>
-      </w:r>
     </w:p>
     <w:p>
       <w:pPr>
@@ -2270,7 +3216,6 @@
           <w:b/>
           <w:sz w:val="24"/>
         </w:rPr>
-        <w:lastRenderedPageBreak/>
         <w:t>Kérdés</w:t>
       </w:r>
       <w:r>
@@ -2333,6 +3278,10 @@
         <w:spacing w:after="0" w:line="475" w:lineRule="auto"/>
       </w:pPr>
       <w:r>
+        <w:rPr>
+          <w:noProof/>
+        </w:rPr>
+        <w:lastRenderedPageBreak/>
         <w:drawing>
           <wp:inline distT="0" distB="0" distL="0" distR="0" wp14:anchorId="75F7F375" wp14:editId="3B53540D">
             <wp:extent cx="5715000" cy="1353185"/>
@@ -2349,7 +3298,7 @@
                     <pic:cNvPicPr/>
                   </pic:nvPicPr>
                   <pic:blipFill>
-                    <a:blip r:embed="rId24"/>
+                    <a:blip r:embed="rId20"/>
                     <a:stretch>
                       <a:fillRect/>
                     </a:stretch>
@@ -2372,124 +3321,15 @@
     </w:p>
     <w:p>
       <w:pPr>
-        <w:spacing w:after="264"/>
-        <w:ind w:left="-5" w:right="107" w:hanging="10"/>
-      </w:pPr>
-      <w:r>
-        <w:rPr>
-          <w:b/>
-          <w:sz w:val="24"/>
-        </w:rPr>
-        <w:t>Értelmezés:</w:t>
-      </w:r>
-      <w:r>
-        <w:rPr>
-          <w:sz w:val="24"/>
-        </w:rPr>
-        <w:t xml:space="preserve"> </w:t>
-      </w:r>
-    </w:p>
-    <w:p>
-      <w:pPr>
-        <w:numPr>
-          <w:ilvl w:val="0"/>
-          <w:numId w:val="13"/>
-        </w:numPr>
-        <w:spacing w:after="16" w:line="269" w:lineRule="auto"/>
-        <w:ind w:hanging="360"/>
-        <w:jc w:val="both"/>
-      </w:pPr>
-      <w:r>
-        <w:rPr>
-          <w:sz w:val="24"/>
-        </w:rPr>
-        <w:t xml:space="preserve">4.5-5.0: Kiváló teljesítmény </w:t>
-      </w:r>
-    </w:p>
-    <w:p>
-      <w:pPr>
-        <w:numPr>
-          <w:ilvl w:val="0"/>
-          <w:numId w:val="13"/>
-        </w:numPr>
-        <w:spacing w:after="16" w:line="269" w:lineRule="auto"/>
-        <w:ind w:hanging="360"/>
-        <w:jc w:val="both"/>
-      </w:pPr>
-      <w:r>
-        <w:rPr>
-          <w:sz w:val="24"/>
-        </w:rPr>
-        <w:t xml:space="preserve">3.5-4.4: Jó teljesítmény </w:t>
-      </w:r>
-    </w:p>
-    <w:p>
-      <w:pPr>
-        <w:numPr>
-          <w:ilvl w:val="0"/>
-          <w:numId w:val="13"/>
-        </w:numPr>
-        <w:spacing w:after="3" w:line="271" w:lineRule="auto"/>
-        <w:ind w:hanging="360"/>
-        <w:jc w:val="both"/>
-      </w:pPr>
-      <w:r>
-        <w:rPr>
-          <w:sz w:val="24"/>
-        </w:rPr>
-        <w:t xml:space="preserve">2.5-3.4: Megfelelő teljesítmény </w:t>
-      </w:r>
-    </w:p>
-    <w:p>
-      <w:pPr>
-        <w:numPr>
-          <w:ilvl w:val="0"/>
-          <w:numId w:val="13"/>
-        </w:numPr>
-        <w:spacing w:after="2" w:line="271" w:lineRule="auto"/>
-        <w:ind w:hanging="360"/>
-        <w:jc w:val="both"/>
-      </w:pPr>
-      <w:r>
-        <w:rPr>
-          <w:sz w:val="24"/>
-        </w:rPr>
-        <w:t xml:space="preserve">1.5-2.4: Fejlesztendő terület </w:t>
-      </w:r>
-    </w:p>
-    <w:p>
-      <w:pPr>
-        <w:numPr>
-          <w:ilvl w:val="0"/>
-          <w:numId w:val="13"/>
-        </w:numPr>
-        <w:spacing w:after="16" w:line="269" w:lineRule="auto"/>
-        <w:ind w:hanging="360"/>
-        <w:jc w:val="both"/>
-      </w:pPr>
-      <w:r>
-        <w:rPr>
-          <w:sz w:val="24"/>
-        </w:rPr>
-        <w:t xml:space="preserve">1.0-1.4: Komoly fejlesztésre szorulva </w:t>
-      </w:r>
-    </w:p>
-    <w:p>
-      <w:pPr>
         <w:spacing w:after="508"/>
       </w:pPr>
-      <w:r>
-        <w:rPr>
-          <w:sz w:val="24"/>
-        </w:rPr>
-        <w:t xml:space="preserve"> </w:t>
-      </w:r>
     </w:p>
     <w:p>
       <w:pPr>
         <w:pStyle w:val="Cmsor1"/>
         <w:ind w:left="-5"/>
       </w:pPr>
+      <w:bookmarkStart w:id="17" w:name="_Toc227310923"/>
       <w:r>
         <w:rPr>
           <w:rFonts w:ascii="Segoe UI Emoji" w:eastAsia="Segoe UI Emoji" w:hAnsi="Segoe UI Emoji" w:cs="Segoe UI Emoji"/>
@@ -2500,6 +3340,7 @@
       <w:r>
         <w:t xml:space="preserve"> Kijelentkezés</w:t>
       </w:r>
+      <w:bookmarkEnd w:id="17"/>
       <w:r>
         <w:rPr>
           <w:b w:val="0"/>
@@ -2659,6 +3500,7 @@
       </w:pPr>
       <w:r>
         <w:rPr>
+          <w:noProof/>
           <w:sz w:val="24"/>
         </w:rPr>
         <w:drawing>
@@ -2677,7 +3519,7 @@
                     <pic:cNvPicPr/>
                   </pic:nvPicPr>
                   <pic:blipFill>
-                    <a:blip r:embed="rId25"/>
+                    <a:blip r:embed="rId21"/>
                     <a:stretch>
                       <a:fillRect/>
                     </a:stretch>
@@ -2700,8 +3542,223 @@
     </w:p>
     <w:p>
       <w:pPr>
+        <w:spacing w:after="266"/>
+        <w:ind w:left="-5" w:hanging="10"/>
+        <w:jc w:val="center"/>
+      </w:pPr>
+    </w:p>
+    <w:p>
+      <w:pPr>
         <w:pStyle w:val="Cmsor1"/>
         <w:ind w:left="-5"/>
+        <w:rPr>
+          <w:rFonts w:ascii="Segoe UI Emoji" w:hAnsi="Segoe UI Emoji" w:cs="Segoe UI Emoji"/>
+        </w:rPr>
+      </w:pPr>
+      <w:r>
+        <w:rPr>
+          <w:rFonts w:ascii="Segoe UI Emoji" w:hAnsi="Segoe UI Emoji" w:cs="Segoe UI Emoji"/>
+        </w:rPr>
+        <w:br w:type="page"/>
+      </w:r>
+    </w:p>
+    <w:p>
+      <w:pPr>
+        <w:pStyle w:val="Cmsor1"/>
+        <w:ind w:left="-5"/>
+        <w:rPr>
+          <w:b w:val="0"/>
+          <w:sz w:val="32"/>
+        </w:rPr>
+      </w:pPr>
+      <w:r>
+        <w:rPr>
+          <w:rFonts w:ascii="Segoe UI Emoji" w:hAnsi="Segoe UI Emoji" w:cs="Segoe UI Emoji"/>
+        </w:rPr>
+        <w:lastRenderedPageBreak/>
+        <w:t>📱</w:t>
+      </w:r>
+      <w:r>
+        <w:t>Reszponzív működés</w:t>
+      </w:r>
+      <w:r>
+        <w:rPr>
+          <w:b w:val="0"/>
+          <w:sz w:val="32"/>
+        </w:rPr>
+        <w:t xml:space="preserve"> </w:t>
+      </w:r>
+    </w:p>
+    <w:p>
+      <w:pPr>
+        <w:pStyle w:val="NormlWeb"/>
+        <w:rPr>
+          <w:rFonts w:asciiTheme="minorHAnsi" w:hAnsiTheme="minorHAnsi" w:cstheme="minorHAnsi"/>
+        </w:rPr>
+      </w:pPr>
+      <w:r>
+        <w:rPr>
+          <w:rFonts w:asciiTheme="minorHAnsi" w:hAnsiTheme="minorHAnsi" w:cstheme="minorHAnsi"/>
+        </w:rPr>
+        <w:t>A weboldal</w:t>
+      </w:r>
+      <w:r>
+        <w:rPr>
+          <w:rFonts w:asciiTheme="minorHAnsi" w:hAnsiTheme="minorHAnsi" w:cstheme="minorHAnsi"/>
+        </w:rPr>
+        <w:t xml:space="preserve"> telefonon</w:t>
+      </w:r>
+      <w:r>
+        <w:rPr>
+          <w:rFonts w:asciiTheme="minorHAnsi" w:hAnsiTheme="minorHAnsi" w:cstheme="minorHAnsi"/>
+        </w:rPr>
+        <w:t xml:space="preserve"> is átlátható és egyszerűen kezelhető.</w:t>
+      </w:r>
+    </w:p>
+    <w:p>
+      <w:pPr>
+        <w:pStyle w:val="NormlWeb"/>
+        <w:rPr>
+          <w:rFonts w:asciiTheme="minorHAnsi" w:hAnsiTheme="minorHAnsi" w:cstheme="minorHAnsi"/>
+        </w:rPr>
+      </w:pPr>
+      <w:r>
+        <w:rPr>
+          <w:rFonts w:asciiTheme="minorHAnsi" w:hAnsiTheme="minorHAnsi" w:cstheme="minorHAnsi"/>
+        </w:rPr>
+        <w:drawing>
+          <wp:anchor distT="0" distB="0" distL="114300" distR="114300" simplePos="0" relativeHeight="251658240" behindDoc="0" locked="0" layoutInCell="1" allowOverlap="1" wp14:anchorId="58E8CD43" wp14:editId="1EC11EB9">
+            <wp:simplePos x="0" y="0"/>
+            <wp:positionH relativeFrom="margin">
+              <wp:posOffset>3270278</wp:posOffset>
+            </wp:positionH>
+            <wp:positionV relativeFrom="margin">
+              <wp:posOffset>882595</wp:posOffset>
+            </wp:positionV>
+            <wp:extent cx="1887855" cy="2671445"/>
+            <wp:effectExtent l="0" t="0" r="0" b="0"/>
+            <wp:wrapSquare wrapText="bothSides"/>
+            <wp:docPr id="29" name="Kép 29"/>
+            <wp:cNvGraphicFramePr>
+              <a:graphicFrameLocks xmlns:a="http://schemas.openxmlformats.org/drawingml/2006/main" noChangeAspect="1"/>
+            </wp:cNvGraphicFramePr>
+            <a:graphic xmlns:a="http://schemas.openxmlformats.org/drawingml/2006/main">
+              <a:graphicData uri="http://schemas.openxmlformats.org/drawingml/2006/picture">
+                <pic:pic xmlns:pic="http://schemas.openxmlformats.org/drawingml/2006/picture">
+                  <pic:nvPicPr>
+                    <pic:cNvPr id="1" name=""/>
+                    <pic:cNvPicPr/>
+                  </pic:nvPicPr>
+                  <pic:blipFill>
+                    <a:blip r:embed="rId22">
+                      <a:extLst>
+                        <a:ext uri="{28A0092B-C50C-407E-A947-70E740481C1C}">
+                          <a14:useLocalDpi xmlns:a14="http://schemas.microsoft.com/office/drawing/2010/main" val="0"/>
+                        </a:ext>
+                      </a:extLst>
+                    </a:blip>
+                    <a:stretch>
+                      <a:fillRect/>
+                    </a:stretch>
+                  </pic:blipFill>
+                  <pic:spPr>
+                    <a:xfrm>
+                      <a:off x="0" y="0"/>
+                      <a:ext cx="1887855" cy="2671445"/>
+                    </a:xfrm>
+                    <a:prstGeom prst="rect">
+                      <a:avLst/>
+                    </a:prstGeom>
+                  </pic:spPr>
+                </pic:pic>
+              </a:graphicData>
+            </a:graphic>
+          </wp:anchor>
+        </w:drawing>
+      </w:r>
+      <w:r>
+        <w:rPr>
+          <w:rFonts w:asciiTheme="minorHAnsi" w:hAnsiTheme="minorHAnsi" w:cstheme="minorHAnsi"/>
+        </w:rPr>
+        <w:drawing>
+          <wp:anchor distT="0" distB="0" distL="114300" distR="114300" simplePos="0" relativeHeight="251659264" behindDoc="0" locked="0" layoutInCell="1" allowOverlap="1" wp14:anchorId="662FFC6A" wp14:editId="0D1CE1DA">
+            <wp:simplePos x="0" y="0"/>
+            <wp:positionH relativeFrom="column">
+              <wp:posOffset>746788</wp:posOffset>
+            </wp:positionH>
+            <wp:positionV relativeFrom="paragraph">
+              <wp:posOffset>193</wp:posOffset>
+            </wp:positionV>
+            <wp:extent cx="1772920" cy="2671445"/>
+            <wp:effectExtent l="0" t="0" r="0" b="0"/>
+            <wp:wrapSquare wrapText="bothSides"/>
+            <wp:docPr id="28" name="Kép 28"/>
+            <wp:cNvGraphicFramePr>
+              <a:graphicFrameLocks xmlns:a="http://schemas.openxmlformats.org/drawingml/2006/main" noChangeAspect="1"/>
+            </wp:cNvGraphicFramePr>
+            <a:graphic xmlns:a="http://schemas.openxmlformats.org/drawingml/2006/main">
+              <a:graphicData uri="http://schemas.openxmlformats.org/drawingml/2006/picture">
+                <pic:pic xmlns:pic="http://schemas.openxmlformats.org/drawingml/2006/picture">
+                  <pic:nvPicPr>
+                    <pic:cNvPr id="1" name=""/>
+                    <pic:cNvPicPr/>
+                  </pic:nvPicPr>
+                  <pic:blipFill>
+                    <a:blip r:embed="rId23">
+                      <a:extLst>
+                        <a:ext uri="{28A0092B-C50C-407E-A947-70E740481C1C}">
+                          <a14:useLocalDpi xmlns:a14="http://schemas.microsoft.com/office/drawing/2010/main" val="0"/>
+                        </a:ext>
+                      </a:extLst>
+                    </a:blip>
+                    <a:stretch>
+                      <a:fillRect/>
+                    </a:stretch>
+                  </pic:blipFill>
+                  <pic:spPr>
+                    <a:xfrm>
+                      <a:off x="0" y="0"/>
+                      <a:ext cx="1772920" cy="2671445"/>
+                    </a:xfrm>
+                    <a:prstGeom prst="rect">
+                      <a:avLst/>
+                    </a:prstGeom>
+                  </pic:spPr>
+                </pic:pic>
+              </a:graphicData>
+            </a:graphic>
+          </wp:anchor>
+        </w:drawing>
+      </w:r>
+    </w:p>
+    <w:p>
+      <w:pPr>
+        <w:spacing w:after="266"/>
+        <w:ind w:left="-5" w:hanging="10"/>
+      </w:pPr>
+    </w:p>
+    <w:p>
+      <w:pPr>
+        <w:pStyle w:val="Cmsor1"/>
+        <w:ind w:left="-5"/>
+      </w:pPr>
+      <w:bookmarkStart w:id="18" w:name="_Toc227310924"/>
+    </w:p>
+    <w:p>
+      <w:pPr>
+        <w:pStyle w:val="Cmsor1"/>
+        <w:ind w:left="-5"/>
+      </w:pPr>
+    </w:p>
+    <w:p/>
+    <w:p/>
+    <w:p/>
+    <w:p/>
+    <w:p/>
+    <w:p>
+      <w:pPr>
+        <w:pStyle w:val="Cmsor1"/>
+        <w:ind w:left="-5"/>
       </w:pPr>
       <w:r>
         <w:rPr>
@@ -2711,8 +3768,16 @@
         <w:t>✅</w:t>
       </w:r>
       <w:r>
-        <w:t xml:space="preserve"> Összefoglalás</w:t>
-      </w:r>
+        <w:rPr>
+          <w:rFonts w:ascii="Segoe UI Emoji" w:eastAsia="Segoe UI Emoji" w:hAnsi="Segoe UI Emoji" w:cs="Segoe UI Emoji"/>
+          <w:b w:val="0"/>
+        </w:rPr>
+        <w:t xml:space="preserve"> </w:t>
+      </w:r>
+      <w:r>
+        <w:t>Összefoglalás</w:t>
+      </w:r>
+      <w:bookmarkEnd w:id="18"/>
       <w:r>
         <w:rPr>
           <w:b w:val="0"/>
@@ -2760,7 +3825,6 @@
           <w:b/>
           <w:sz w:val="24"/>
         </w:rPr>
-        <w:lastRenderedPageBreak/>
         <w:t>Adminisztrátorok</w:t>
       </w:r>
       <w:r>
@@ -2819,6 +3883,8 @@
       </w:r>
     </w:p>
     <w:sectPr>
+      <w:headerReference w:type="default" r:id="rId24"/>
+      <w:footerReference w:type="default" r:id="rId25"/>
       <w:pgSz w:w="11905" w:h="16840"/>
       <w:pgMar w:top="1440" w:right="1464" w:bottom="1448" w:left="1441" w:header="708" w:footer="708" w:gutter="0"/>
       <w:cols w:space="708"/>
@@ -2827,8 +3893,115 @@
 </w:document>
 </file>
 
+<file path=word/endnotes.xml><?xml version="1.0" encoding="utf-8"?>
+<w:endnotes xmlns:wpc="http://schemas.microsoft.com/office/word/2010/wordprocessingCanvas" xmlns:cx="http://schemas.microsoft.com/office/drawing/2014/chartex" xmlns:cx1="http://schemas.microsoft.com/office/drawing/2015/9/8/chartex" xmlns:cx2="http://schemas.microsoft.com/office/drawing/2015/10/21/chartex" xmlns:cx3="http://schemas.microsoft.com/office/drawing/2016/5/9/chartex" xmlns:cx4="http://schemas.microsoft.com/office/drawing/2016/5/10/chartex" xmlns:cx5="http://schemas.microsoft.com/office/drawing/2016/5/11/chartex" xmlns:cx6="http://schemas.microsoft.com/office/drawing/2016/5/12/chartex" xmlns:cx7="http://schemas.microsoft.com/office/drawing/2016/5/13/chartex" xmlns:cx8="http://schemas.microsoft.com/office/drawing/2016/5/14/chartex" xmlns:mc="http://schemas.openxmlformats.org/markup-compatibility/2006" xmlns:aink="http://schemas.microsoft.com/office/drawing/2016/ink" xmlns:am3d="http://schemas.microsoft.com/office/drawing/2017/model3d" xmlns:o="urn:schemas-microsoft-com:office:office" xmlns:r="http://schemas.openxmlformats.org/officeDocument/2006/relationships" xmlns:m="http://schemas.openxmlformats.org/officeDocument/2006/math" xmlns:v="urn:schemas-microsoft-com:vml" xmlns:wp14="http://schemas.microsoft.com/office/word/2010/wordprocessingDrawing" xmlns:wp="http://schemas.openxmlformats.org/drawingml/2006/wordprocessingDrawing" xmlns:w10="urn:schemas-microsoft-com:office:word" xmlns:w="http://schemas.openxmlformats.org/wordprocessingml/2006/main" xmlns:w14="http://schemas.microsoft.com/office/word/2010/wordml" xmlns:w15="http://schemas.microsoft.com/office/word/2012/wordml" xmlns:w16cex="http://schemas.microsoft.com/office/word/2018/wordml/cex" xmlns:w16cid="http://schemas.microsoft.com/office/word/2016/wordml/cid" xmlns:w16="http://schemas.microsoft.com/office/word/2018/wordml" xmlns:w16sdtdh="http://schemas.microsoft.com/office/word/2020/wordml/sdtdatahash" xmlns:w16se="http://schemas.microsoft.com/office/word/2015/wordml/symex" xmlns:wpg="http://schemas.microsoft.com/office/word/2010/wordprocessingGroup" xmlns:wpi="http://schemas.microsoft.com/office/word/2010/wordprocessingInk" xmlns:wne="http://schemas.microsoft.com/office/word/2006/wordml" xmlns:wps="http://schemas.microsoft.com/office/word/2010/wordprocessingShape" mc:Ignorable="w14 w15 w16se w16cid w16 w16cex w16sdtdh wp14">
+  <w:endnote w:type="separator" w:id="-1">
+    <w:p>
+      <w:pPr>
+        <w:spacing w:after="0" w:line="240" w:lineRule="auto"/>
+      </w:pPr>
+      <w:r>
+        <w:separator/>
+      </w:r>
+    </w:p>
+  </w:endnote>
+  <w:endnote w:type="continuationSeparator" w:id="0">
+    <w:p>
+      <w:pPr>
+        <w:spacing w:after="0" w:line="240" w:lineRule="auto"/>
+      </w:pPr>
+      <w:r>
+        <w:continuationSeparator/>
+      </w:r>
+    </w:p>
+  </w:endnote>
+</w:endnotes>
+</file>
+
+<file path=word/footer1.xml><?xml version="1.0" encoding="utf-8"?>
+<w:ftr xmlns:wpc="http://schemas.microsoft.com/office/word/2010/wordprocessingCanvas" xmlns:cx="http://schemas.microsoft.com/office/drawing/2014/chartex" xmlns:cx1="http://schemas.microsoft.com/office/drawing/2015/9/8/chartex" xmlns:cx2="http://schemas.microsoft.com/office/drawing/2015/10/21/chartex" xmlns:cx3="http://schemas.microsoft.com/office/drawing/2016/5/9/chartex" xmlns:cx4="http://schemas.microsoft.com/office/drawing/2016/5/10/chartex" xmlns:cx5="http://schemas.microsoft.com/office/drawing/2016/5/11/chartex" xmlns:cx6="http://schemas.microsoft.com/office/drawing/2016/5/12/chartex" xmlns:cx7="http://schemas.microsoft.com/office/drawing/2016/5/13/chartex" xmlns:cx8="http://schemas.microsoft.com/office/drawing/2016/5/14/chartex" xmlns:mc="http://schemas.openxmlformats.org/markup-compatibility/2006" xmlns:aink="http://schemas.microsoft.com/office/drawing/2016/ink" xmlns:am3d="http://schemas.microsoft.com/office/drawing/2017/model3d" xmlns:o="urn:schemas-microsoft-com:office:office" xmlns:r="http://schemas.openxmlformats.org/officeDocument/2006/relationships" xmlns:m="http://schemas.openxmlformats.org/officeDocument/2006/math" xmlns:v="urn:schemas-microsoft-com:vml" xmlns:wp14="http://schemas.microsoft.com/office/word/2010/wordprocessingDrawing" xmlns:wp="http://schemas.openxmlformats.org/drawingml/2006/wordprocessingDrawing" xmlns:w10="urn:schemas-microsoft-com:office:word" xmlns:w="http://schemas.openxmlformats.org/wordprocessingml/2006/main" xmlns:w14="http://schemas.microsoft.com/office/word/2010/wordml" xmlns:w15="http://schemas.microsoft.com/office/word/2012/wordml" xmlns:w16cex="http://schemas.microsoft.com/office/word/2018/wordml/cex" xmlns:w16cid="http://schemas.microsoft.com/office/word/2016/wordml/cid" xmlns:w16="http://schemas.microsoft.com/office/word/2018/wordml" xmlns:w16sdtdh="http://schemas.microsoft.com/office/word/2020/wordml/sdtdatahash" xmlns:w16se="http://schemas.microsoft.com/office/word/2015/wordml/symex" xmlns:wpg="http://schemas.microsoft.com/office/word/2010/wordprocessingGroup" xmlns:wpi="http://schemas.microsoft.com/office/word/2010/wordprocessingInk" xmlns:wne="http://schemas.microsoft.com/office/word/2006/wordml" xmlns:wps="http://schemas.microsoft.com/office/word/2010/wordprocessingShape" mc:Ignorable="w14 w15 w16se w16cid w16 w16cex w16sdtdh wp14">
+  <w:sdt>
+    <w:sdtPr>
+      <w:id w:val="1551188537"/>
+      <w:docPartObj>
+        <w:docPartGallery w:val="Page Numbers (Bottom of Page)"/>
+        <w:docPartUnique/>
+      </w:docPartObj>
+    </w:sdtPr>
+    <w:sdtContent>
+      <w:p>
+        <w:pPr>
+          <w:pStyle w:val="llb"/>
+          <w:jc w:val="center"/>
+        </w:pPr>
+        <w:r>
+          <w:fldChar w:fldCharType="begin"/>
+        </w:r>
+        <w:r>
+          <w:instrText>PAGE   \* MERGEFORMAT</w:instrText>
+        </w:r>
+        <w:r>
+          <w:fldChar w:fldCharType="separate"/>
+        </w:r>
+        <w:r>
+          <w:t>2</w:t>
+        </w:r>
+        <w:r>
+          <w:fldChar w:fldCharType="end"/>
+        </w:r>
+      </w:p>
+    </w:sdtContent>
+  </w:sdt>
+  <w:p>
+    <w:pPr>
+      <w:pStyle w:val="llb"/>
+    </w:pPr>
+  </w:p>
+</w:ftr>
+</file>
+
+<file path=word/footnotes.xml><?xml version="1.0" encoding="utf-8"?>
+<w:footnotes xmlns:wpc="http://schemas.microsoft.com/office/word/2010/wordprocessingCanvas" xmlns:cx="http://schemas.microsoft.com/office/drawing/2014/chartex" xmlns:cx1="http://schemas.microsoft.com/office/drawing/2015/9/8/chartex" xmlns:cx2="http://schemas.microsoft.com/office/drawing/2015/10/21/chartex" xmlns:cx3="http://schemas.microsoft.com/office/drawing/2016/5/9/chartex" xmlns:cx4="http://schemas.microsoft.com/office/drawing/2016/5/10/chartex" xmlns:cx5="http://schemas.microsoft.com/office/drawing/2016/5/11/chartex" xmlns:cx6="http://schemas.microsoft.com/office/drawing/2016/5/12/chartex" xmlns:cx7="http://schemas.microsoft.com/office/drawing/2016/5/13/chartex" xmlns:cx8="http://schemas.microsoft.com/office/drawing/2016/5/14/chartex" xmlns:mc="http://schemas.openxmlformats.org/markup-compatibility/2006" xmlns:aink="http://schemas.microsoft.com/office/drawing/2016/ink" xmlns:am3d="http://schemas.microsoft.com/office/drawing/2017/model3d" xmlns:o="urn:schemas-microsoft-com:office:office" xmlns:r="http://schemas.openxmlformats.org/officeDocument/2006/relationships" xmlns:m="http://schemas.openxmlformats.org/officeDocument/2006/math" xmlns:v="urn:schemas-microsoft-com:vml" xmlns:wp14="http://schemas.microsoft.com/office/word/2010/wordprocessingDrawing" xmlns:wp="http://schemas.openxmlformats.org/drawingml/2006/wordprocessingDrawing" xmlns:w10="urn:schemas-microsoft-com:office:word" xmlns:w="http://schemas.openxmlformats.org/wordprocessingml/2006/main" xmlns:w14="http://schemas.microsoft.com/office/word/2010/wordml" xmlns:w15="http://schemas.microsoft.com/office/word/2012/wordml" xmlns:w16cex="http://schemas.microsoft.com/office/word/2018/wordml/cex" xmlns:w16cid="http://schemas.microsoft.com/office/word/2016/wordml/cid" xmlns:w16="http://schemas.microsoft.com/office/word/2018/wordml" xmlns:w16sdtdh="http://schemas.microsoft.com/office/word/2020/wordml/sdtdatahash" xmlns:w16se="http://schemas.microsoft.com/office/word/2015/wordml/symex" xmlns:wpg="http://schemas.microsoft.com/office/word/2010/wordprocessingGroup" xmlns:wpi="http://schemas.microsoft.com/office/word/2010/wordprocessingInk" xmlns:wne="http://schemas.microsoft.com/office/word/2006/wordml" xmlns:wps="http://schemas.microsoft.com/office/word/2010/wordprocessingShape" mc:Ignorable="w14 w15 w16se w16cid w16 w16cex w16sdtdh wp14">
+  <w:footnote w:type="separator" w:id="-1">
+    <w:p>
+      <w:pPr>
+        <w:spacing w:after="0" w:line="240" w:lineRule="auto"/>
+      </w:pPr>
+      <w:r>
+        <w:separator/>
+      </w:r>
+    </w:p>
+  </w:footnote>
+  <w:footnote w:type="continuationSeparator" w:id="0">
+    <w:p>
+      <w:pPr>
+        <w:spacing w:after="0" w:line="240" w:lineRule="auto"/>
+      </w:pPr>
+      <w:r>
+        <w:continuationSeparator/>
+      </w:r>
+    </w:p>
+  </w:footnote>
+</w:footnotes>
+</file>
+
+<file path=word/header1.xml><?xml version="1.0" encoding="utf-8"?>
+<w:hdr xmlns:wpc="http://schemas.microsoft.com/office/word/2010/wordprocessingCanvas" xmlns:cx="http://schemas.microsoft.com/office/drawing/2014/chartex" xmlns:cx1="http://schemas.microsoft.com/office/drawing/2015/9/8/chartex" xmlns:cx2="http://schemas.microsoft.com/office/drawing/2015/10/21/chartex" xmlns:cx3="http://schemas.microsoft.com/office/drawing/2016/5/9/chartex" xmlns:cx4="http://schemas.microsoft.com/office/drawing/2016/5/10/chartex" xmlns:cx5="http://schemas.microsoft.com/office/drawing/2016/5/11/chartex" xmlns:cx6="http://schemas.microsoft.com/office/drawing/2016/5/12/chartex" xmlns:cx7="http://schemas.microsoft.com/office/drawing/2016/5/13/chartex" xmlns:cx8="http://schemas.microsoft.com/office/drawing/2016/5/14/chartex" xmlns:mc="http://schemas.openxmlformats.org/markup-compatibility/2006" xmlns:aink="http://schemas.microsoft.com/office/drawing/2016/ink" xmlns:am3d="http://schemas.microsoft.com/office/drawing/2017/model3d" xmlns:o="urn:schemas-microsoft-com:office:office" xmlns:r="http://schemas.openxmlformats.org/officeDocument/2006/relationships" xmlns:m="http://schemas.openxmlformats.org/officeDocument/2006/math" xmlns:v="urn:schemas-microsoft-com:vml" xmlns:wp14="http://schemas.microsoft.com/office/word/2010/wordprocessingDrawing" xmlns:wp="http://schemas.openxmlformats.org/drawingml/2006/wordprocessingDrawing" xmlns:w10="urn:schemas-microsoft-com:office:word" xmlns:w="http://schemas.openxmlformats.org/wordprocessingml/2006/main" xmlns:w14="http://schemas.microsoft.com/office/word/2010/wordml" xmlns:w15="http://schemas.microsoft.com/office/word/2012/wordml" xmlns:w16cex="http://schemas.microsoft.com/office/word/2018/wordml/cex" xmlns:w16cid="http://schemas.microsoft.com/office/word/2016/wordml/cid" xmlns:w16="http://schemas.microsoft.com/office/word/2018/wordml" xmlns:w16sdtdh="http://schemas.microsoft.com/office/word/2020/wordml/sdtdatahash" xmlns:w16se="http://schemas.microsoft.com/office/word/2015/wordml/symex" xmlns:wpg="http://schemas.microsoft.com/office/word/2010/wordprocessingGroup" xmlns:wpi="http://schemas.microsoft.com/office/word/2010/wordprocessingInk" xmlns:wne="http://schemas.microsoft.com/office/word/2006/wordml" xmlns:wps="http://schemas.microsoft.com/office/word/2010/wordprocessingShape" mc:Ignorable="w14 w15 w16se w16cid w16 w16cex w16sdtdh wp14">
+  <w:p>
+    <w:pPr>
+      <w:pStyle w:val="lfej"/>
+    </w:pPr>
+  </w:p>
+  <w:p>
+    <w:pPr>
+      <w:pStyle w:val="lfej"/>
+    </w:pPr>
+  </w:p>
+</w:hdr>
+</file>
+
 <file path=word/numbering.xml><?xml version="1.0" encoding="utf-8"?>
-<w:numbering xmlns:wpc="http://schemas.microsoft.com/office/word/2010/wordprocessingCanvas" xmlns:cx="http://schemas.microsoft.com/office/drawing/2014/chartex" xmlns:cx1="http://schemas.microsoft.com/office/drawing/2015/9/8/chartex" xmlns:cx2="http://schemas.microsoft.com/office/drawing/2015/10/21/chartex" xmlns:cx3="http://schemas.microsoft.com/office/drawing/2016/5/9/chartex" xmlns:cx4="http://schemas.microsoft.com/office/drawing/2016/5/10/chartex" xmlns:cx5="http://schemas.microsoft.com/office/drawing/2016/5/11/chartex" xmlns:cx6="http://schemas.microsoft.com/office/drawing/2016/5/12/chartex" xmlns:cx7="http://schemas.microsoft.com/office/drawing/2016/5/13/chartex" xmlns:cx8="http://schemas.microsoft.com/office/drawing/2016/5/14/chartex" xmlns:mc="http://schemas.openxmlformats.org/markup-compatibility/2006" xmlns:aink="http://schemas.microsoft.com/office/drawing/2016/ink" xmlns:am3d="http://schemas.microsoft.com/office/drawing/2017/model3d" xmlns:o="urn:schemas-microsoft-com:office:office" xmlns:oel="http://schemas.microsoft.com/office/2019/extlst" xmlns:r="http://schemas.openxmlformats.org/officeDocument/2006/relationships" xmlns:m="http://schemas.openxmlformats.org/officeDocument/2006/math" xmlns:v="urn:schemas-microsoft-com:vml" xmlns:wp14="http://schemas.microsoft.com/office/word/2010/wordprocessingDrawing" xmlns:wp="http://schemas.openxmlformats.org/drawingml/2006/wordprocessingDrawing" xmlns:w10="urn:schemas-microsoft-com:office:word" xmlns:w="http://schemas.openxmlformats.org/wordprocessingml/2006/main" xmlns:w14="http://schemas.microsoft.com/office/word/2010/wordml" xmlns:w15="http://schemas.microsoft.com/office/word/2012/wordml" xmlns:w16cex="http://schemas.microsoft.com/office/word/2018/wordml/cex" xmlns:w16cid="http://schemas.microsoft.com/office/word/2016/wordml/cid" xmlns:w16="http://schemas.microsoft.com/office/word/2018/wordml" xmlns:w16du="http://schemas.microsoft.com/office/word/2023/wordml/word16du" xmlns:w16sdtdh="http://schemas.microsoft.com/office/word/2020/wordml/sdtdatahash" xmlns:w16sdtfl="http://schemas.microsoft.com/office/word/2024/wordml/sdtformatlock" xmlns:w16se="http://schemas.microsoft.com/office/word/2015/wordml/symex" xmlns:wpg="http://schemas.microsoft.com/office/word/2010/wordprocessingGroup" xmlns:wpi="http://schemas.microsoft.com/office/word/2010/wordprocessingInk" xmlns:wne="http://schemas.microsoft.com/office/word/2006/wordml" xmlns:wps="http://schemas.microsoft.com/office/word/2010/wordprocessingShape" mc:Ignorable="w14 w15 w16se w16cid w16 w16cex w16sdtdh w16sdtfl w16du wp14">
+<w:numbering xmlns:wpc="http://schemas.microsoft.com/office/word/2010/wordprocessingCanvas" xmlns:cx="http://schemas.microsoft.com/office/drawing/2014/chartex" xmlns:cx1="http://schemas.microsoft.com/office/drawing/2015/9/8/chartex" xmlns:cx2="http://schemas.microsoft.com/office/drawing/2015/10/21/chartex" xmlns:cx3="http://schemas.microsoft.com/office/drawing/2016/5/9/chartex" xmlns:cx4="http://schemas.microsoft.com/office/drawing/2016/5/10/chartex" xmlns:cx5="http://schemas.microsoft.com/office/drawing/2016/5/11/chartex" xmlns:cx6="http://schemas.microsoft.com/office/drawing/2016/5/12/chartex" xmlns:cx7="http://schemas.microsoft.com/office/drawing/2016/5/13/chartex" xmlns:cx8="http://schemas.microsoft.com/office/drawing/2016/5/14/chartex" xmlns:mc="http://schemas.openxmlformats.org/markup-compatibility/2006" xmlns:aink="http://schemas.microsoft.com/office/drawing/2016/ink" xmlns:am3d="http://schemas.microsoft.com/office/drawing/2017/model3d" xmlns:o="urn:schemas-microsoft-com:office:office" xmlns:r="http://schemas.openxmlformats.org/officeDocument/2006/relationships" xmlns:m="http://schemas.openxmlformats.org/officeDocument/2006/math" xmlns:v="urn:schemas-microsoft-com:vml" xmlns:wp14="http://schemas.microsoft.com/office/word/2010/wordprocessingDrawing" xmlns:wp="http://schemas.openxmlformats.org/drawingml/2006/wordprocessingDrawing" xmlns:w10="urn:schemas-microsoft-com:office:word" xmlns:w="http://schemas.openxmlformats.org/wordprocessingml/2006/main" xmlns:w14="http://schemas.microsoft.com/office/word/2010/wordml" xmlns:w15="http://schemas.microsoft.com/office/word/2012/wordml" xmlns:w16cex="http://schemas.microsoft.com/office/word/2018/wordml/cex" xmlns:w16cid="http://schemas.microsoft.com/office/word/2016/wordml/cid" xmlns:w16="http://schemas.microsoft.com/office/word/2018/wordml" xmlns:w16sdtdh="http://schemas.microsoft.com/office/word/2020/wordml/sdtdatahash" xmlns:w16se="http://schemas.microsoft.com/office/word/2015/wordml/symex" xmlns:wpg="http://schemas.microsoft.com/office/word/2010/wordprocessingGroup" xmlns:wpi="http://schemas.microsoft.com/office/word/2010/wordprocessingInk" xmlns:wne="http://schemas.microsoft.com/office/word/2006/wordml" xmlns:wps="http://schemas.microsoft.com/office/word/2010/wordprocessingShape" mc:Ignorable="w14 w15 w16se w16cid w16 w16cex w16sdtdh wp14">
   <w:abstractNum w:abstractNumId="0" w15:restartNumberingAfterBreak="0">
     <w:nsid w:val="07336A5A"/>
     <w:multiLevelType w:val="hybridMultilevel"/>
@@ -6221,59 +7394,59 @@
       </w:rPr>
     </w:lvl>
   </w:abstractNum>
-  <w:num w:numId="1" w16cid:durableId="367023817">
+  <w:num w:numId="1">
     <w:abstractNumId w:val="1"/>
   </w:num>
-  <w:num w:numId="2" w16cid:durableId="1821145558">
+  <w:num w:numId="2">
     <w:abstractNumId w:val="14"/>
   </w:num>
-  <w:num w:numId="3" w16cid:durableId="1036082674">
+  <w:num w:numId="3">
     <w:abstractNumId w:val="15"/>
   </w:num>
-  <w:num w:numId="4" w16cid:durableId="1513715785">
+  <w:num w:numId="4">
     <w:abstractNumId w:val="11"/>
   </w:num>
-  <w:num w:numId="5" w16cid:durableId="1489206915">
+  <w:num w:numId="5">
     <w:abstractNumId w:val="9"/>
   </w:num>
-  <w:num w:numId="6" w16cid:durableId="1586648157">
+  <w:num w:numId="6">
     <w:abstractNumId w:val="4"/>
   </w:num>
-  <w:num w:numId="7" w16cid:durableId="1952125367">
+  <w:num w:numId="7">
     <w:abstractNumId w:val="12"/>
   </w:num>
-  <w:num w:numId="8" w16cid:durableId="536084852">
+  <w:num w:numId="8">
     <w:abstractNumId w:val="10"/>
   </w:num>
-  <w:num w:numId="9" w16cid:durableId="1980114745">
+  <w:num w:numId="9">
     <w:abstractNumId w:val="2"/>
   </w:num>
-  <w:num w:numId="10" w16cid:durableId="1063601640">
+  <w:num w:numId="10">
     <w:abstractNumId w:val="6"/>
   </w:num>
-  <w:num w:numId="11" w16cid:durableId="1149905909">
+  <w:num w:numId="11">
     <w:abstractNumId w:val="13"/>
   </w:num>
-  <w:num w:numId="12" w16cid:durableId="1948153332">
+  <w:num w:numId="12">
     <w:abstractNumId w:val="8"/>
   </w:num>
-  <w:num w:numId="13" w16cid:durableId="1595359228">
+  <w:num w:numId="13">
     <w:abstractNumId w:val="0"/>
   </w:num>
-  <w:num w:numId="14" w16cid:durableId="585500824">
+  <w:num w:numId="14">
     <w:abstractNumId w:val="5"/>
   </w:num>
-  <w:num w:numId="15" w16cid:durableId="1173881830">
+  <w:num w:numId="15">
     <w:abstractNumId w:val="3"/>
   </w:num>
-  <w:num w:numId="16" w16cid:durableId="1829907663">
+  <w:num w:numId="16">
     <w:abstractNumId w:val="7"/>
   </w:num>
 </w:numbering>
 </file>
 
 <file path=word/styles.xml><?xml version="1.0" encoding="utf-8"?>
-<w:styles xmlns:mc="http://schemas.openxmlformats.org/markup-compatibility/2006" xmlns:r="http://schemas.openxmlformats.org/officeDocument/2006/relationships" xmlns:w="http://schemas.openxmlformats.org/wordprocessingml/2006/main" xmlns:w14="http://schemas.microsoft.com/office/word/2010/wordml" xmlns:w15="http://schemas.microsoft.com/office/word/2012/wordml" xmlns:w16cex="http://schemas.microsoft.com/office/word/2018/wordml/cex" xmlns:w16cid="http://schemas.microsoft.com/office/word/2016/wordml/cid" xmlns:w16="http://schemas.microsoft.com/office/word/2018/wordml" xmlns:w16du="http://schemas.microsoft.com/office/word/2023/wordml/word16du" xmlns:w16sdtdh="http://schemas.microsoft.com/office/word/2020/wordml/sdtdatahash" xmlns:w16sdtfl="http://schemas.microsoft.com/office/word/2024/wordml/sdtformatlock" xmlns:w16se="http://schemas.microsoft.com/office/word/2015/wordml/symex" mc:Ignorable="w14 w15 w16se w16cid w16 w16cex w16sdtdh w16sdtfl w16du">
+<w:styles xmlns:mc="http://schemas.openxmlformats.org/markup-compatibility/2006" xmlns:r="http://schemas.openxmlformats.org/officeDocument/2006/relationships" xmlns:w="http://schemas.openxmlformats.org/wordprocessingml/2006/main" xmlns:w14="http://schemas.microsoft.com/office/word/2010/wordml" xmlns:w15="http://schemas.microsoft.com/office/word/2012/wordml" xmlns:w16cex="http://schemas.microsoft.com/office/word/2018/wordml/cex" xmlns:w16cid="http://schemas.microsoft.com/office/word/2016/wordml/cid" xmlns:w16="http://schemas.microsoft.com/office/word/2018/wordml" xmlns:w16sdtdh="http://schemas.microsoft.com/office/word/2020/wordml/sdtdatahash" xmlns:w16se="http://schemas.microsoft.com/office/word/2015/wordml/symex" mc:Ignorable="w14 w15 w16se w16cid w16 w16cex w16sdtdh">
   <w:docDefaults>
     <w:rPrDefault>
       <w:rPr>
@@ -6794,6 +7967,257 @@
       <w:sz w:val="28"/>
     </w:rPr>
   </w:style>
+  <w:style w:type="character" w:styleId="Jegyzethivatkozs">
+    <w:name w:val="annotation reference"/>
+    <w:basedOn w:val="Bekezdsalapbettpusa"/>
+    <w:uiPriority w:val="99"/>
+    <w:semiHidden/>
+    <w:unhideWhenUsed/>
+    <w:rsid w:val="00DE43BA"/>
+    <w:rPr>
+      <w:sz w:val="16"/>
+      <w:szCs w:val="16"/>
+    </w:rPr>
+  </w:style>
+  <w:style w:type="paragraph" w:styleId="Jegyzetszveg">
+    <w:name w:val="annotation text"/>
+    <w:basedOn w:val="Norml"/>
+    <w:link w:val="JegyzetszvegChar"/>
+    <w:uiPriority w:val="99"/>
+    <w:semiHidden/>
+    <w:unhideWhenUsed/>
+    <w:rsid w:val="00DE43BA"/>
+    <w:pPr>
+      <w:spacing w:line="240" w:lineRule="auto"/>
+    </w:pPr>
+    <w:rPr>
+      <w:sz w:val="20"/>
+      <w:szCs w:val="20"/>
+    </w:rPr>
+  </w:style>
+  <w:style w:type="character" w:customStyle="1" w:styleId="JegyzetszvegChar">
+    <w:name w:val="Jegyzetszöveg Char"/>
+    <w:basedOn w:val="Bekezdsalapbettpusa"/>
+    <w:link w:val="Jegyzetszveg"/>
+    <w:uiPriority w:val="99"/>
+    <w:semiHidden/>
+    <w:rsid w:val="00DE43BA"/>
+    <w:rPr>
+      <w:rFonts w:ascii="Calibri" w:eastAsia="Calibri" w:hAnsi="Calibri" w:cs="Calibri"/>
+      <w:color w:val="000000"/>
+      <w:sz w:val="20"/>
+      <w:szCs w:val="20"/>
+    </w:rPr>
+  </w:style>
+  <w:style w:type="paragraph" w:styleId="Megjegyzstrgya">
+    <w:name w:val="annotation subject"/>
+    <w:basedOn w:val="Jegyzetszveg"/>
+    <w:next w:val="Jegyzetszveg"/>
+    <w:link w:val="MegjegyzstrgyaChar"/>
+    <w:uiPriority w:val="99"/>
+    <w:semiHidden/>
+    <w:unhideWhenUsed/>
+    <w:rsid w:val="00DE43BA"/>
+    <w:rPr>
+      <w:b/>
+      <w:bCs/>
+    </w:rPr>
+  </w:style>
+  <w:style w:type="character" w:customStyle="1" w:styleId="MegjegyzstrgyaChar">
+    <w:name w:val="Megjegyzés tárgya Char"/>
+    <w:basedOn w:val="JegyzetszvegChar"/>
+    <w:link w:val="Megjegyzstrgya"/>
+    <w:uiPriority w:val="99"/>
+    <w:semiHidden/>
+    <w:rsid w:val="00DE43BA"/>
+    <w:rPr>
+      <w:rFonts w:ascii="Calibri" w:eastAsia="Calibri" w:hAnsi="Calibri" w:cs="Calibri"/>
+      <w:b/>
+      <w:bCs/>
+      <w:color w:val="000000"/>
+      <w:sz w:val="20"/>
+      <w:szCs w:val="20"/>
+    </w:rPr>
+  </w:style>
+  <w:style w:type="paragraph" w:styleId="Tartalomjegyzkcmsora">
+    <w:name w:val="TOC Heading"/>
+    <w:basedOn w:val="Cmsor1"/>
+    <w:next w:val="Norml"/>
+    <w:uiPriority w:val="39"/>
+    <w:unhideWhenUsed/>
+    <w:qFormat/>
+    <w:rsid w:val="00DE43BA"/>
+    <w:pPr>
+      <w:spacing w:before="240" w:after="0"/>
+      <w:ind w:left="0" w:firstLine="0"/>
+      <w:outlineLvl w:val="9"/>
+    </w:pPr>
+    <w:rPr>
+      <w:rFonts w:asciiTheme="majorHAnsi" w:eastAsiaTheme="majorEastAsia" w:hAnsiTheme="majorHAnsi" w:cstheme="majorBidi"/>
+      <w:b w:val="0"/>
+      <w:color w:val="2F5496" w:themeColor="accent1" w:themeShade="BF"/>
+      <w:sz w:val="32"/>
+      <w:szCs w:val="32"/>
+    </w:rPr>
+  </w:style>
+  <w:style w:type="paragraph" w:styleId="TJ1">
+    <w:name w:val="toc 1"/>
+    <w:basedOn w:val="Norml"/>
+    <w:next w:val="Norml"/>
+    <w:autoRedefine/>
+    <w:uiPriority w:val="39"/>
+    <w:unhideWhenUsed/>
+    <w:rsid w:val="00DE43BA"/>
+    <w:pPr>
+      <w:spacing w:after="100"/>
+    </w:pPr>
+  </w:style>
+  <w:style w:type="paragraph" w:styleId="TJ2">
+    <w:name w:val="toc 2"/>
+    <w:basedOn w:val="Norml"/>
+    <w:next w:val="Norml"/>
+    <w:autoRedefine/>
+    <w:uiPriority w:val="39"/>
+    <w:unhideWhenUsed/>
+    <w:rsid w:val="00DE43BA"/>
+    <w:pPr>
+      <w:spacing w:after="100"/>
+      <w:ind w:left="220"/>
+    </w:pPr>
+  </w:style>
+  <w:style w:type="paragraph" w:styleId="TJ3">
+    <w:name w:val="toc 3"/>
+    <w:basedOn w:val="Norml"/>
+    <w:next w:val="Norml"/>
+    <w:autoRedefine/>
+    <w:uiPriority w:val="39"/>
+    <w:unhideWhenUsed/>
+    <w:rsid w:val="00DE43BA"/>
+    <w:pPr>
+      <w:spacing w:after="100"/>
+      <w:ind w:left="440"/>
+    </w:pPr>
+  </w:style>
+  <w:style w:type="character" w:styleId="Hiperhivatkozs">
+    <w:name w:val="Hyperlink"/>
+    <w:basedOn w:val="Bekezdsalapbettpusa"/>
+    <w:uiPriority w:val="99"/>
+    <w:unhideWhenUsed/>
+    <w:rsid w:val="00DE43BA"/>
+    <w:rPr>
+      <w:color w:val="0563C1" w:themeColor="hyperlink"/>
+      <w:u w:val="single"/>
+    </w:rPr>
+  </w:style>
+  <w:style w:type="paragraph" w:styleId="NormlWeb">
+    <w:name w:val="Normal (Web)"/>
+    <w:basedOn w:val="Norml"/>
+    <w:uiPriority w:val="99"/>
+    <w:unhideWhenUsed/>
+    <w:rsid w:val="004179BB"/>
+    <w:pPr>
+      <w:spacing w:before="100" w:beforeAutospacing="1" w:after="100" w:afterAutospacing="1" w:line="240" w:lineRule="auto"/>
+    </w:pPr>
+    <w:rPr>
+      <w:rFonts w:ascii="Times New Roman" w:eastAsia="Times New Roman" w:hAnsi="Times New Roman" w:cs="Times New Roman"/>
+      <w:color w:val="auto"/>
+      <w:sz w:val="24"/>
+      <w:szCs w:val="24"/>
+    </w:rPr>
+  </w:style>
+  <w:style w:type="paragraph" w:styleId="Lbjegyzetszveg">
+    <w:name w:val="footnote text"/>
+    <w:basedOn w:val="Norml"/>
+    <w:link w:val="LbjegyzetszvegChar"/>
+    <w:uiPriority w:val="99"/>
+    <w:semiHidden/>
+    <w:unhideWhenUsed/>
+    <w:rsid w:val="00A65B3D"/>
+    <w:pPr>
+      <w:spacing w:after="0" w:line="240" w:lineRule="auto"/>
+    </w:pPr>
+    <w:rPr>
+      <w:sz w:val="20"/>
+      <w:szCs w:val="20"/>
+    </w:rPr>
+  </w:style>
+  <w:style w:type="character" w:customStyle="1" w:styleId="LbjegyzetszvegChar">
+    <w:name w:val="Lábjegyzetszöveg Char"/>
+    <w:basedOn w:val="Bekezdsalapbettpusa"/>
+    <w:link w:val="Lbjegyzetszveg"/>
+    <w:uiPriority w:val="99"/>
+    <w:semiHidden/>
+    <w:rsid w:val="00A65B3D"/>
+    <w:rPr>
+      <w:rFonts w:ascii="Calibri" w:eastAsia="Calibri" w:hAnsi="Calibri" w:cs="Calibri"/>
+      <w:color w:val="000000"/>
+      <w:sz w:val="20"/>
+      <w:szCs w:val="20"/>
+    </w:rPr>
+  </w:style>
+  <w:style w:type="character" w:styleId="Lbjegyzet-hivatkozs">
+    <w:name w:val="footnote reference"/>
+    <w:basedOn w:val="Bekezdsalapbettpusa"/>
+    <w:uiPriority w:val="99"/>
+    <w:semiHidden/>
+    <w:unhideWhenUsed/>
+    <w:rsid w:val="00A65B3D"/>
+    <w:rPr>
+      <w:vertAlign w:val="superscript"/>
+    </w:rPr>
+  </w:style>
+  <w:style w:type="paragraph" w:styleId="lfej">
+    <w:name w:val="header"/>
+    <w:basedOn w:val="Norml"/>
+    <w:link w:val="lfejChar"/>
+    <w:uiPriority w:val="99"/>
+    <w:unhideWhenUsed/>
+    <w:rsid w:val="009B5180"/>
+    <w:pPr>
+      <w:tabs>
+        <w:tab w:val="center" w:pos="4536"/>
+        <w:tab w:val="right" w:pos="9072"/>
+      </w:tabs>
+      <w:spacing w:after="0" w:line="240" w:lineRule="auto"/>
+    </w:pPr>
+  </w:style>
+  <w:style w:type="character" w:customStyle="1" w:styleId="lfejChar">
+    <w:name w:val="Élőfej Char"/>
+    <w:basedOn w:val="Bekezdsalapbettpusa"/>
+    <w:link w:val="lfej"/>
+    <w:uiPriority w:val="99"/>
+    <w:rsid w:val="009B5180"/>
+    <w:rPr>
+      <w:rFonts w:ascii="Calibri" w:eastAsia="Calibri" w:hAnsi="Calibri" w:cs="Calibri"/>
+      <w:color w:val="000000"/>
+    </w:rPr>
+  </w:style>
+  <w:style w:type="paragraph" w:styleId="llb">
+    <w:name w:val="footer"/>
+    <w:basedOn w:val="Norml"/>
+    <w:link w:val="llbChar"/>
+    <w:uiPriority w:val="99"/>
+    <w:unhideWhenUsed/>
+    <w:rsid w:val="009B5180"/>
+    <w:pPr>
+      <w:tabs>
+        <w:tab w:val="center" w:pos="4536"/>
+        <w:tab w:val="right" w:pos="9072"/>
+      </w:tabs>
+      <w:spacing w:after="0" w:line="240" w:lineRule="auto"/>
+    </w:pPr>
+  </w:style>
+  <w:style w:type="character" w:customStyle="1" w:styleId="llbChar">
+    <w:name w:val="Élőláb Char"/>
+    <w:basedOn w:val="Bekezdsalapbettpusa"/>
+    <w:link w:val="llb"/>
+    <w:uiPriority w:val="99"/>
+    <w:rsid w:val="009B5180"/>
+    <w:rPr>
+      <w:rFonts w:ascii="Calibri" w:eastAsia="Calibri" w:hAnsi="Calibri" w:cs="Calibri"/>
+      <w:color w:val="000000"/>
+    </w:rPr>
+  </w:style>
 </w:styles>
 </file>
 
@@ -7090,4 +8514,16 @@
     </a:ext>
   </a:extLst>
 </a:theme>
+</file>
+
+<file path=customXml/item1.xml><?xml version="1.0" encoding="utf-8"?>
+<b:Sources xmlns:b="http://schemas.openxmlformats.org/officeDocument/2006/bibliography" xmlns="http://schemas.openxmlformats.org/officeDocument/2006/bibliography" SelectedStyle="\APASixthEditionOfficeOnline.xsl" StyleName="APA" Version="6"/>
+</file>
+
+<file path=customXml/itemProps1.xml><?xml version="1.0" encoding="utf-8"?>
+<ds:datastoreItem xmlns:ds="http://schemas.openxmlformats.org/officeDocument/2006/customXml" ds:itemID="{12B64BDB-91A0-4341-87E9-36D5A3310FA3}">
+  <ds:schemaRefs>
+    <ds:schemaRef ds:uri="http://schemas.openxmlformats.org/officeDocument/2006/bibliography"/>
+  </ds:schemaRefs>
+</ds:datastoreItem>
 </file>
--- a/dokumentumok/FelhasznaloiDokumentacio.docx
+++ b/dokumentumok/FelhasznaloiDokumentacio.docx
@@ -41,7 +41,7 @@
     </w:p>
     <w:sdt>
       <w:sdtPr>
-        <w:id w:val="264661035"/>
+        <w:id w:val="-524103499"/>
         <w:docPartObj>
           <w:docPartGallery w:val="Table of Contents"/>
           <w:docPartUnique/>
@@ -87,7 +87,7 @@
           <w:r>
             <w:fldChar w:fldCharType="separate"/>
           </w:r>
-          <w:hyperlink w:anchor="_Toc227310906" w:history="1">
+          <w:hyperlink w:anchor="_Toc227313228" w:history="1">
             <w:r>
               <w:rPr>
                 <w:rStyle w:val="Hiperhivatkozs"/>
@@ -101,21 +101,7 @@
                 <w:rStyle w:val="Hiperhivatkozs"/>
                 <w:noProof/>
               </w:rPr>
-              <w:t xml:space="preserve"> Beveze</w:t>
-            </w:r>
-            <w:r>
-              <w:rPr>
-                <w:rStyle w:val="Hiperhivatkozs"/>
-                <w:noProof/>
-              </w:rPr>
-              <w:t>t</w:t>
-            </w:r>
-            <w:r>
-              <w:rPr>
-                <w:rStyle w:val="Hiperhivatkozs"/>
-                <w:noProof/>
-              </w:rPr>
-              <w:t>és</w:t>
+              <w:t xml:space="preserve"> Bevezetés</w:t>
             </w:r>
             <w:r>
               <w:rPr>
@@ -136,7 +122,7 @@
                 <w:noProof/>
                 <w:webHidden/>
               </w:rPr>
-              <w:instrText xml:space="preserve"> PAGEREF _Toc227310906 \h </w:instrText>
+              <w:instrText xml:space="preserve"> PAGEREF _Toc227313228 \h </w:instrText>
             </w:r>
             <w:r>
               <w:rPr>
@@ -179,7 +165,7 @@
               <w:color w:val="auto"/>
             </w:rPr>
           </w:pPr>
-          <w:hyperlink w:anchor="_Toc227310908" w:history="1">
+          <w:hyperlink w:anchor="_Toc227313230" w:history="1">
             <w:r>
               <w:rPr>
                 <w:rStyle w:val="Hiperhivatkozs"/>
@@ -214,7 +200,7 @@
                 <w:noProof/>
                 <w:webHidden/>
               </w:rPr>
-              <w:instrText xml:space="preserve"> PAGEREF _Toc227310908 \h </w:instrText>
+              <w:instrText xml:space="preserve"> PAGEREF _Toc227313230 \h </w:instrText>
             </w:r>
             <w:r>
               <w:rPr>
@@ -257,7 +243,7 @@
               <w:color w:val="auto"/>
             </w:rPr>
           </w:pPr>
-          <w:hyperlink w:anchor="_Toc227310909" w:history="1">
+          <w:hyperlink w:anchor="_Toc227313231" w:history="1">
             <w:r>
               <w:rPr>
                 <w:rStyle w:val="Hiperhivatkozs"/>
@@ -284,7 +270,7 @@
                 <w:noProof/>
                 <w:webHidden/>
               </w:rPr>
-              <w:instrText xml:space="preserve"> PAGEREF _Toc227310909 \h </w:instrText>
+              <w:instrText xml:space="preserve"> PAGEREF _Toc227313231 \h </w:instrText>
             </w:r>
             <w:r>
               <w:rPr>
@@ -327,7 +313,7 @@
               <w:color w:val="auto"/>
             </w:rPr>
           </w:pPr>
-          <w:hyperlink w:anchor="_Toc227310910" w:history="1">
+          <w:hyperlink w:anchor="_Toc227313232" w:history="1">
             <w:r>
               <w:rPr>
                 <w:rStyle w:val="Hiperhivatkozs"/>
@@ -354,7 +340,7 @@
                 <w:noProof/>
                 <w:webHidden/>
               </w:rPr>
-              <w:instrText xml:space="preserve"> PAGEREF _Toc227310910 \h </w:instrText>
+              <w:instrText xml:space="preserve"> PAGEREF _Toc227313232 \h </w:instrText>
             </w:r>
             <w:r>
               <w:rPr>
@@ -397,7 +383,7 @@
               <w:color w:val="auto"/>
             </w:rPr>
           </w:pPr>
-          <w:hyperlink w:anchor="_Toc227310911" w:history="1">
+          <w:hyperlink w:anchor="_Toc227313233" w:history="1">
             <w:r>
               <w:rPr>
                 <w:rStyle w:val="Hiperhivatkozs"/>
@@ -432,7 +418,7 @@
                 <w:noProof/>
                 <w:webHidden/>
               </w:rPr>
-              <w:instrText xml:space="preserve"> PAGEREF _Toc227310911 \h </w:instrText>
+              <w:instrText xml:space="preserve"> PAGEREF _Toc227313233 \h </w:instrText>
             </w:r>
             <w:r>
               <w:rPr>
@@ -452,7 +438,7 @@
                 <w:noProof/>
                 <w:webHidden/>
               </w:rPr>
-              <w:t>2</w:t>
+              <w:t>3</w:t>
             </w:r>
             <w:r>
               <w:rPr>
@@ -475,7 +461,7 @@
               <w:color w:val="auto"/>
             </w:rPr>
           </w:pPr>
-          <w:hyperlink w:anchor="_Toc227310912" w:history="1">
+          <w:hyperlink w:anchor="_Toc227313234" w:history="1">
             <w:r>
               <w:rPr>
                 <w:rStyle w:val="Hiperhivatkozs"/>
@@ -502,7 +488,7 @@
                 <w:noProof/>
                 <w:webHidden/>
               </w:rPr>
-              <w:instrText xml:space="preserve"> PAGEREF _Toc227310912 \h </w:instrText>
+              <w:instrText xml:space="preserve"> PAGEREF _Toc227313234 \h </w:instrText>
             </w:r>
             <w:r>
               <w:rPr>
@@ -522,7 +508,7 @@
                 <w:noProof/>
                 <w:webHidden/>
               </w:rPr>
-              <w:t>2</w:t>
+              <w:t>3</w:t>
             </w:r>
             <w:r>
               <w:rPr>
@@ -545,7 +531,7 @@
               <w:color w:val="auto"/>
             </w:rPr>
           </w:pPr>
-          <w:hyperlink w:anchor="_Toc227310913" w:history="1">
+          <w:hyperlink w:anchor="_Toc227313235" w:history="1">
             <w:r>
               <w:rPr>
                 <w:rStyle w:val="Hiperhivatkozs"/>
@@ -572,7 +558,7 @@
                 <w:noProof/>
                 <w:webHidden/>
               </w:rPr>
-              <w:instrText xml:space="preserve"> PAGEREF _Toc227310913 \h </w:instrText>
+              <w:instrText xml:space="preserve"> PAGEREF _Toc227313235 \h </w:instrText>
             </w:r>
             <w:r>
               <w:rPr>
@@ -615,7 +601,7 @@
               <w:color w:val="auto"/>
             </w:rPr>
           </w:pPr>
-          <w:hyperlink w:anchor="_Toc227310914" w:history="1">
+          <w:hyperlink w:anchor="_Toc227313236" w:history="1">
             <w:r>
               <w:rPr>
                 <w:rStyle w:val="Hiperhivatkozs"/>
@@ -642,7 +628,7 @@
                 <w:noProof/>
                 <w:webHidden/>
               </w:rPr>
-              <w:instrText xml:space="preserve"> PAGEREF _Toc227310914 \h </w:instrText>
+              <w:instrText xml:space="preserve"> PAGEREF _Toc227313236 \h </w:instrText>
             </w:r>
             <w:r>
               <w:rPr>
@@ -662,7 +648,7 @@
                 <w:noProof/>
                 <w:webHidden/>
               </w:rPr>
-              <w:t>3</w:t>
+              <w:t>4</w:t>
             </w:r>
             <w:r>
               <w:rPr>
@@ -685,7 +671,7 @@
               <w:color w:val="auto"/>
             </w:rPr>
           </w:pPr>
-          <w:hyperlink w:anchor="_Toc227310915" w:history="1">
+          <w:hyperlink w:anchor="_Toc227313237" w:history="1">
             <w:r>
               <w:rPr>
                 <w:rStyle w:val="Hiperhivatkozs"/>
@@ -720,7 +706,7 @@
                 <w:noProof/>
                 <w:webHidden/>
               </w:rPr>
-              <w:instrText xml:space="preserve"> PAGEREF _Toc227310915 \h </w:instrText>
+              <w:instrText xml:space="preserve"> PAGEREF _Toc227313237 \h </w:instrText>
             </w:r>
             <w:r>
               <w:rPr>
@@ -763,7 +749,7 @@
               <w:color w:val="auto"/>
             </w:rPr>
           </w:pPr>
-          <w:hyperlink w:anchor="_Toc227310917" w:history="1">
+          <w:hyperlink w:anchor="_Toc227313239" w:history="1">
             <w:r>
               <w:rPr>
                 <w:rStyle w:val="Hiperhivatkozs"/>
@@ -790,7 +776,7 @@
                 <w:noProof/>
                 <w:webHidden/>
               </w:rPr>
-              <w:instrText xml:space="preserve"> PAGEREF _Toc227310917 \h </w:instrText>
+              <w:instrText xml:space="preserve"> PAGEREF _Toc227313239 \h </w:instrText>
             </w:r>
             <w:r>
               <w:rPr>
@@ -833,7 +819,7 @@
               <w:color w:val="auto"/>
             </w:rPr>
           </w:pPr>
-          <w:hyperlink w:anchor="_Toc227310919" w:history="1">
+          <w:hyperlink w:anchor="_Toc227313241" w:history="1">
             <w:r>
               <w:rPr>
                 <w:rStyle w:val="Hiperhivatkozs"/>
@@ -860,7 +846,7 @@
                 <w:noProof/>
                 <w:webHidden/>
               </w:rPr>
-              <w:instrText xml:space="preserve"> PAGEREF _Toc227310919 \h </w:instrText>
+              <w:instrText xml:space="preserve"> PAGEREF _Toc227313241 \h </w:instrText>
             </w:r>
             <w:r>
               <w:rPr>
@@ -903,7 +889,7 @@
               <w:color w:val="auto"/>
             </w:rPr>
           </w:pPr>
-          <w:hyperlink w:anchor="_Toc227310922" w:history="1">
+          <w:hyperlink w:anchor="_Toc227313244" w:history="1">
             <w:r>
               <w:rPr>
                 <w:rStyle w:val="Hiperhivatkozs"/>
@@ -930,7 +916,7 @@
                 <w:noProof/>
                 <w:webHidden/>
               </w:rPr>
-              <w:instrText xml:space="preserve"> PAGEREF _Toc227310922 \h </w:instrText>
+              <w:instrText xml:space="preserve"> PAGEREF _Toc227313244 \h </w:instrText>
             </w:r>
             <w:r>
               <w:rPr>
@@ -973,7 +959,7 @@
               <w:color w:val="auto"/>
             </w:rPr>
           </w:pPr>
-          <w:hyperlink w:anchor="_Toc227310923" w:history="1">
+          <w:hyperlink w:anchor="_Toc227313245" w:history="1">
             <w:r>
               <w:rPr>
                 <w:rStyle w:val="Hiperhivatkozs"/>
@@ -1008,7 +994,7 @@
                 <w:noProof/>
                 <w:webHidden/>
               </w:rPr>
-              <w:instrText xml:space="preserve"> PAGEREF _Toc227310923 \h </w:instrText>
+              <w:instrText xml:space="preserve"> PAGEREF _Toc227313245 \h </w:instrText>
             </w:r>
             <w:r>
               <w:rPr>
@@ -1028,7 +1014,7 @@
                 <w:noProof/>
                 <w:webHidden/>
               </w:rPr>
-              <w:t>6</w:t>
+              <w:t>7</w:t>
             </w:r>
             <w:r>
               <w:rPr>
@@ -1051,35 +1037,99 @@
               <w:color w:val="auto"/>
             </w:rPr>
           </w:pPr>
-          <w:hyperlink w:anchor="_Toc227310924" w:history="1">
+          <w:hyperlink w:anchor="_Toc227313246" w:history="1">
+            <w:r>
+              <w:rPr>
+                <w:rStyle w:val="Hiperhivatkozs"/>
+                <w:rFonts w:ascii="Segoe UI Emoji" w:hAnsi="Segoe UI Emoji" w:cs="Segoe UI Emoji"/>
+                <w:noProof/>
+              </w:rPr>
+              <w:t>📱</w:t>
+            </w:r>
+            <w:r>
+              <w:rPr>
+                <w:rStyle w:val="Hiperhivatkozs"/>
+                <w:noProof/>
+              </w:rPr>
+              <w:t>Reszponzív működés</w:t>
+            </w:r>
+            <w:r>
+              <w:rPr>
+                <w:noProof/>
+                <w:webHidden/>
+              </w:rPr>
+              <w:tab/>
+            </w:r>
+            <w:r>
+              <w:rPr>
+                <w:noProof/>
+                <w:webHidden/>
+              </w:rPr>
+              <w:fldChar w:fldCharType="begin"/>
+            </w:r>
+            <w:r>
+              <w:rPr>
+                <w:noProof/>
+                <w:webHidden/>
+              </w:rPr>
+              <w:instrText xml:space="preserve"> PAGEREF _Toc227313246 \h </w:instrText>
+            </w:r>
+            <w:r>
+              <w:rPr>
+                <w:noProof/>
+                <w:webHidden/>
+              </w:rPr>
+            </w:r>
+            <w:r>
+              <w:rPr>
+                <w:noProof/>
+                <w:webHidden/>
+              </w:rPr>
+              <w:fldChar w:fldCharType="separate"/>
+            </w:r>
+            <w:r>
+              <w:rPr>
+                <w:noProof/>
+                <w:webHidden/>
+              </w:rPr>
+              <w:t>8</w:t>
+            </w:r>
+            <w:r>
+              <w:rPr>
+                <w:noProof/>
+                <w:webHidden/>
+              </w:rPr>
+              <w:fldChar w:fldCharType="end"/>
+            </w:r>
+          </w:hyperlink>
+        </w:p>
+        <w:p>
+          <w:pPr>
+            <w:pStyle w:val="TJ1"/>
+            <w:tabs>
+              <w:tab w:val="right" w:leader="dot" w:pos="8990"/>
+            </w:tabs>
+            <w:rPr>
+              <w:rFonts w:asciiTheme="minorHAnsi" w:eastAsiaTheme="minorEastAsia" w:hAnsiTheme="minorHAnsi" w:cstheme="minorBidi"/>
+              <w:noProof/>
+              <w:color w:val="auto"/>
+            </w:rPr>
+          </w:pPr>
+          <w:hyperlink w:anchor="_Toc227313247" w:history="1">
             <w:r>
               <w:rPr>
                 <w:rStyle w:val="Hiperhivatkozs"/>
                 <w:rFonts w:ascii="Segoe UI Emoji" w:eastAsia="Segoe UI Emoji" w:hAnsi="Segoe UI Emoji" w:cs="Segoe UI Emoji"/>
                 <w:noProof/>
               </w:rPr>
-              <w:t>✅</w:t>
+              <w:t xml:space="preserve">✅ </w:t>
             </w:r>
             <w:r>
               <w:rPr>
                 <w:rStyle w:val="Hiperhivatkozs"/>
                 <w:noProof/>
               </w:rPr>
-              <w:t xml:space="preserve"> Összefo</w:t>
-            </w:r>
-            <w:r>
-              <w:rPr>
-                <w:rStyle w:val="Hiperhivatkozs"/>
-                <w:noProof/>
-              </w:rPr>
-              <w:t>g</w:t>
-            </w:r>
-            <w:r>
-              <w:rPr>
-                <w:rStyle w:val="Hiperhivatkozs"/>
-                <w:noProof/>
-              </w:rPr>
-              <w:t>lalás</w:t>
+              <w:t>Összefoglalás</w:t>
             </w:r>
             <w:r>
               <w:rPr>
@@ -1100,7 +1150,7 @@
                 <w:noProof/>
                 <w:webHidden/>
               </w:rPr>
-              <w:instrText xml:space="preserve"> PAGEREF _Toc227310924 \h </w:instrText>
+              <w:instrText xml:space="preserve"> PAGEREF _Toc227313247 \h </w:instrText>
             </w:r>
             <w:r>
               <w:rPr>
@@ -1120,7 +1170,7 @@
                 <w:noProof/>
                 <w:webHidden/>
               </w:rPr>
-              <w:t>7</w:t>
+              <w:t>8</w:t>
             </w:r>
             <w:r>
               <w:rPr>
@@ -1153,6 +1203,7 @@
         <w:ind w:left="-5"/>
       </w:pPr>
       <w:bookmarkStart w:id="0" w:name="_Toc227310906"/>
+      <w:bookmarkStart w:id="1" w:name="_Toc227313228"/>
       <w:r>
         <w:rPr>
           <w:rFonts w:ascii="Segoe UI Emoji" w:eastAsia="Segoe UI Emoji" w:hAnsi="Segoe UI Emoji" w:cs="Segoe UI Emoji"/>
@@ -1164,6 +1215,7 @@
         <w:t xml:space="preserve"> Bevezetés</w:t>
       </w:r>
       <w:bookmarkEnd w:id="0"/>
+      <w:bookmarkEnd w:id="1"/>
       <w:r>
         <w:rPr>
           <w:b w:val="0"/>
@@ -1189,11 +1241,13 @@
         <w:pStyle w:val="Cmsor2"/>
         <w:ind w:left="-5"/>
       </w:pPr>
-      <w:bookmarkStart w:id="1" w:name="_Toc227310907"/>
+      <w:bookmarkStart w:id="2" w:name="_Toc227310907"/>
+      <w:bookmarkStart w:id="3" w:name="_Toc227313229"/>
       <w:r>
         <w:t>Felhasználói Szerepkörök</w:t>
       </w:r>
-      <w:bookmarkEnd w:id="1"/>
+      <w:bookmarkEnd w:id="2"/>
+      <w:bookmarkEnd w:id="3"/>
       <w:r>
         <w:rPr>
           <w:b w:val="0"/>
@@ -1260,7 +1314,8 @@
         <w:spacing w:after="225"/>
         <w:ind w:left="-5"/>
       </w:pPr>
-      <w:bookmarkStart w:id="2" w:name="_Toc227310908"/>
+      <w:bookmarkStart w:id="4" w:name="_Toc227310908"/>
+      <w:bookmarkStart w:id="5" w:name="_Toc227313230"/>
       <w:r>
         <w:rPr>
           <w:rFonts w:ascii="Segoe UI Emoji" w:eastAsia="Segoe UI Emoji" w:hAnsi="Segoe UI Emoji" w:cs="Segoe UI Emoji"/>
@@ -1272,7 +1327,8 @@
       <w:r>
         <w:t xml:space="preserve"> Bejelentkezés</w:t>
       </w:r>
-      <w:bookmarkEnd w:id="2"/>
+      <w:bookmarkEnd w:id="4"/>
+      <w:bookmarkEnd w:id="5"/>
       <w:r>
         <w:rPr>
           <w:b w:val="0"/>
@@ -1286,11 +1342,13 @@
         <w:pStyle w:val="Cmsor2"/>
         <w:ind w:left="-5"/>
       </w:pPr>
-      <w:bookmarkStart w:id="3" w:name="_Toc227310909"/>
+      <w:bookmarkStart w:id="6" w:name="_Toc227310909"/>
+      <w:bookmarkStart w:id="7" w:name="_Toc227313231"/>
       <w:r>
         <w:t>Diák Bejelentkezés</w:t>
       </w:r>
-      <w:bookmarkEnd w:id="3"/>
+      <w:bookmarkEnd w:id="6"/>
+      <w:bookmarkEnd w:id="7"/>
       <w:r>
         <w:rPr>
           <w:b w:val="0"/>
@@ -1458,7 +1516,8 @@
         <w:pStyle w:val="Cmsor2"/>
         <w:ind w:left="-5"/>
       </w:pPr>
-      <w:bookmarkStart w:id="4" w:name="_Toc227310910"/>
+      <w:bookmarkStart w:id="8" w:name="_Toc227310910"/>
+      <w:bookmarkStart w:id="9" w:name="_Toc227313232"/>
       <w:proofErr w:type="spellStart"/>
       <w:r>
         <w:t>Admin</w:t>
@@ -1467,7 +1526,8 @@
       <w:r>
         <w:t xml:space="preserve"> Bejelentkezés</w:t>
       </w:r>
-      <w:bookmarkEnd w:id="4"/>
+      <w:bookmarkEnd w:id="8"/>
+      <w:bookmarkEnd w:id="9"/>
       <w:r>
         <w:rPr>
           <w:b w:val="0"/>
@@ -1628,7 +1688,7 @@
           <w:b w:val="0"/>
         </w:rPr>
       </w:pPr>
-      <w:bookmarkStart w:id="5" w:name="_Toc227310911"/>
+      <w:bookmarkStart w:id="10" w:name="_Toc227310911"/>
       <w:r>
         <w:rPr>
           <w:rFonts w:ascii="Segoe UI Emoji" w:eastAsia="Segoe UI Emoji" w:hAnsi="Segoe UI Emoji" w:cs="Segoe UI Emoji"/>
@@ -1643,6 +1703,7 @@
         <w:spacing w:after="225"/>
         <w:ind w:left="-5"/>
       </w:pPr>
+      <w:bookmarkStart w:id="11" w:name="_Toc227313233"/>
       <w:r>
         <w:rPr>
           <w:rFonts w:ascii="Segoe UI Emoji" w:eastAsia="Segoe UI Emoji" w:hAnsi="Segoe UI Emoji" w:cs="Segoe UI Emoji"/>
@@ -1654,7 +1715,8 @@
       <w:r>
         <w:t xml:space="preserve"> Diák Felület</w:t>
       </w:r>
-      <w:bookmarkEnd w:id="5"/>
+      <w:bookmarkEnd w:id="10"/>
+      <w:bookmarkEnd w:id="11"/>
       <w:r>
         <w:rPr>
           <w:b w:val="0"/>
@@ -1668,11 +1730,13 @@
         <w:pStyle w:val="Cmsor2"/>
         <w:ind w:left="-5"/>
       </w:pPr>
-      <w:bookmarkStart w:id="6" w:name="_Toc227310912"/>
+      <w:bookmarkStart w:id="12" w:name="_Toc227310912"/>
+      <w:bookmarkStart w:id="13" w:name="_Toc227313234"/>
       <w:r>
         <w:t>1. Hiányzó Értékelések Oldal</w:t>
       </w:r>
-      <w:bookmarkEnd w:id="6"/>
+      <w:bookmarkEnd w:id="12"/>
+      <w:bookmarkEnd w:id="13"/>
       <w:r>
         <w:rPr>
           <w:b w:val="0"/>
@@ -1804,11 +1868,13 @@
         <w:pStyle w:val="Cmsor2"/>
         <w:ind w:left="-5"/>
       </w:pPr>
-      <w:bookmarkStart w:id="7" w:name="_Toc227310913"/>
+      <w:bookmarkStart w:id="14" w:name="_Toc227310913"/>
+      <w:bookmarkStart w:id="15" w:name="_Toc227313235"/>
       <w:r>
         <w:t>2. Értékelés Kitöltése</w:t>
       </w:r>
-      <w:bookmarkEnd w:id="7"/>
+      <w:bookmarkEnd w:id="14"/>
+      <w:bookmarkEnd w:id="15"/>
       <w:r>
         <w:rPr>
           <w:b w:val="0"/>
@@ -2035,11 +2101,13 @@
         <w:pStyle w:val="Cmsor2"/>
         <w:ind w:left="-5"/>
       </w:pPr>
-      <w:bookmarkStart w:id="8" w:name="_Toc227310914"/>
+      <w:bookmarkStart w:id="16" w:name="_Toc227310914"/>
+      <w:bookmarkStart w:id="17" w:name="_Toc227313236"/>
       <w:r>
         <w:t>3. Értékelt Tanárok</w:t>
       </w:r>
-      <w:bookmarkEnd w:id="8"/>
+      <w:bookmarkEnd w:id="16"/>
+      <w:bookmarkEnd w:id="17"/>
       <w:r>
         <w:rPr>
           <w:b w:val="0"/>
@@ -2111,7 +2179,8 @@
         <w:pStyle w:val="Cmsor1"/>
         <w:ind w:left="-5"/>
       </w:pPr>
-      <w:bookmarkStart w:id="9" w:name="_Toc227310915"/>
+      <w:bookmarkStart w:id="18" w:name="_Toc227310915"/>
+      <w:bookmarkStart w:id="19" w:name="_Toc227313237"/>
       <w:r>
         <w:rPr>
           <w:rFonts w:ascii="Segoe UI Emoji" w:eastAsia="Segoe UI Emoji" w:hAnsi="Segoe UI Emoji" w:cs="Segoe UI Emoji"/>
@@ -2130,7 +2199,8 @@
       <w:r>
         <w:t xml:space="preserve"> Felület</w:t>
       </w:r>
-      <w:bookmarkEnd w:id="9"/>
+      <w:bookmarkEnd w:id="18"/>
+      <w:bookmarkEnd w:id="19"/>
       <w:r>
         <w:rPr>
           <w:b w:val="0"/>
@@ -2185,7 +2255,8 @@
         <w:ind w:left="0" w:firstLine="0"/>
         <w:jc w:val="center"/>
       </w:pPr>
-      <w:bookmarkStart w:id="10" w:name="_Toc227310916"/>
+      <w:bookmarkStart w:id="20" w:name="_Toc227310916"/>
+      <w:bookmarkStart w:id="21" w:name="_Toc227313238"/>
       <w:r>
         <w:rPr>
           <w:noProof/>
@@ -2226,7 +2297,8 @@
           </wp:inline>
         </w:drawing>
       </w:r>
-      <w:bookmarkEnd w:id="10"/>
+      <w:bookmarkEnd w:id="20"/>
+      <w:bookmarkEnd w:id="21"/>
     </w:p>
     <w:p>
       <w:pPr>
@@ -2234,11 +2306,13 @@
         <w:spacing w:after="271"/>
         <w:ind w:left="0" w:firstLine="0"/>
       </w:pPr>
-      <w:bookmarkStart w:id="11" w:name="_Toc227310917"/>
+      <w:bookmarkStart w:id="22" w:name="_Toc227310917"/>
+      <w:bookmarkStart w:id="23" w:name="_Toc227313239"/>
       <w:r>
         <w:t>1. Kérdőívek Kezelése</w:t>
       </w:r>
-      <w:bookmarkEnd w:id="11"/>
+      <w:bookmarkEnd w:id="22"/>
+      <w:bookmarkEnd w:id="23"/>
       <w:r>
         <w:rPr>
           <w:b w:val="0"/>
@@ -2406,7 +2480,8 @@
         <w:ind w:left="-5"/>
         <w:jc w:val="center"/>
       </w:pPr>
-      <w:bookmarkStart w:id="12" w:name="_Toc227310918"/>
+      <w:bookmarkStart w:id="24" w:name="_Toc227310918"/>
+      <w:bookmarkStart w:id="25" w:name="_Toc227313240"/>
       <w:r>
         <w:rPr>
           <w:b w:val="0"/>
@@ -2493,7 +2568,8 @@
           </wp:inline>
         </w:drawing>
       </w:r>
-      <w:bookmarkEnd w:id="12"/>
+      <w:bookmarkEnd w:id="24"/>
+      <w:bookmarkEnd w:id="25"/>
     </w:p>
     <w:p>
       <w:pPr>
@@ -2519,11 +2595,13 @@
         <w:pStyle w:val="Cmsor2"/>
         <w:ind w:left="-5"/>
       </w:pPr>
-      <w:bookmarkStart w:id="13" w:name="_Toc227310919"/>
+      <w:bookmarkStart w:id="26" w:name="_Toc227310919"/>
+      <w:bookmarkStart w:id="27" w:name="_Toc227313241"/>
       <w:r>
         <w:t>2. Kérdések Kezelése</w:t>
       </w:r>
-      <w:bookmarkEnd w:id="13"/>
+      <w:bookmarkEnd w:id="26"/>
+      <w:bookmarkEnd w:id="27"/>
       <w:r>
         <w:rPr>
           <w:b w:val="0"/>
@@ -2553,7 +2631,8 @@
           <w:b w:val="0"/>
         </w:rPr>
       </w:pPr>
-      <w:bookmarkStart w:id="14" w:name="_Toc227310920"/>
+      <w:bookmarkStart w:id="28" w:name="_Toc227310920"/>
+      <w:bookmarkStart w:id="29" w:name="_Toc227313242"/>
       <w:r>
         <w:rPr>
           <w:b w:val="0"/>
@@ -2595,7 +2674,8 @@
           </wp:inline>
         </w:drawing>
       </w:r>
-      <w:bookmarkEnd w:id="14"/>
+      <w:bookmarkEnd w:id="28"/>
+      <w:bookmarkEnd w:id="29"/>
     </w:p>
     <w:p/>
     <w:p>
@@ -2863,7 +2943,8 @@
         <w:ind w:left="-5"/>
         <w:jc w:val="center"/>
       </w:pPr>
-      <w:bookmarkStart w:id="15" w:name="_Toc227310921"/>
+      <w:bookmarkStart w:id="30" w:name="_Toc227310921"/>
+      <w:bookmarkStart w:id="31" w:name="_Toc227313243"/>
       <w:r>
         <w:rPr>
           <w:noProof/>
@@ -2905,7 +2986,8 @@
           </wp:inline>
         </w:drawing>
       </w:r>
-      <w:bookmarkEnd w:id="15"/>
+      <w:bookmarkEnd w:id="30"/>
+      <w:bookmarkEnd w:id="31"/>
     </w:p>
     <w:p>
       <w:pPr>
@@ -3012,11 +3094,13 @@
         <w:pStyle w:val="Cmsor2"/>
         <w:ind w:left="-5"/>
       </w:pPr>
-      <w:bookmarkStart w:id="16" w:name="_Toc227310922"/>
+      <w:bookmarkStart w:id="32" w:name="_Toc227310922"/>
+      <w:bookmarkStart w:id="33" w:name="_Toc227313244"/>
       <w:r>
         <w:t>3. Eredmények Megtekintése</w:t>
       </w:r>
-      <w:bookmarkEnd w:id="16"/>
+      <w:bookmarkEnd w:id="32"/>
+      <w:bookmarkEnd w:id="33"/>
       <w:r>
         <w:rPr>
           <w:b w:val="0"/>
@@ -3329,7 +3413,8 @@
         <w:pStyle w:val="Cmsor1"/>
         <w:ind w:left="-5"/>
       </w:pPr>
-      <w:bookmarkStart w:id="17" w:name="_Toc227310923"/>
+      <w:bookmarkStart w:id="34" w:name="_Toc227310923"/>
+      <w:bookmarkStart w:id="35" w:name="_Toc227313245"/>
       <w:r>
         <w:rPr>
           <w:rFonts w:ascii="Segoe UI Emoji" w:eastAsia="Segoe UI Emoji" w:hAnsi="Segoe UI Emoji" w:cs="Segoe UI Emoji"/>
@@ -3340,7 +3425,8 @@
       <w:r>
         <w:t xml:space="preserve"> Kijelentkezés</w:t>
       </w:r>
-      <w:bookmarkEnd w:id="17"/>
+      <w:bookmarkEnd w:id="34"/>
+      <w:bookmarkEnd w:id="35"/>
       <w:r>
         <w:rPr>
           <w:b w:val="0"/>
@@ -3571,6 +3657,7 @@
           <w:sz w:val="32"/>
         </w:rPr>
       </w:pPr>
+      <w:bookmarkStart w:id="36" w:name="_Toc227313246"/>
       <w:r>
         <w:rPr>
           <w:rFonts w:ascii="Segoe UI Emoji" w:hAnsi="Segoe UI Emoji" w:cs="Segoe UI Emoji"/>
@@ -3581,6 +3668,7 @@
       <w:r>
         <w:t>Reszponzív működés</w:t>
       </w:r>
+      <w:bookmarkEnd w:id="36"/>
       <w:r>
         <w:rPr>
           <w:b w:val="0"/>
@@ -3742,7 +3830,7 @@
         <w:pStyle w:val="Cmsor1"/>
         <w:ind w:left="-5"/>
       </w:pPr>
-      <w:bookmarkStart w:id="18" w:name="_Toc227310924"/>
+      <w:bookmarkStart w:id="37" w:name="_Toc227310924"/>
     </w:p>
     <w:p>
       <w:pPr>
@@ -3760,6 +3848,7 @@
         <w:pStyle w:val="Cmsor1"/>
         <w:ind w:left="-5"/>
       </w:pPr>
+      <w:bookmarkStart w:id="38" w:name="_Toc227313247"/>
       <w:r>
         <w:rPr>
           <w:rFonts w:ascii="Segoe UI Emoji" w:eastAsia="Segoe UI Emoji" w:hAnsi="Segoe UI Emoji" w:cs="Segoe UI Emoji"/>
@@ -3777,7 +3866,8 @@
       <w:r>
         <w:t>Összefoglalás</w:t>
       </w:r>
-      <w:bookmarkEnd w:id="18"/>
+      <w:bookmarkEnd w:id="37"/>
+      <w:bookmarkEnd w:id="38"/>
       <w:r>
         <w:rPr>
           <w:b w:val="0"/>
